--- a/chuyenDe/LS/docx/rawl6/Listening/Level2/W6.docx
+++ b/chuyenDe/LS/docx/rawl6/Listening/Level2/W6.docx
@@ -18,2509 +18,2766 @@
         <ns0:t xml:space="preserve">TÀI LIỆU CHUYÊN ĐỀ LISTENING</ns0:t>
       </ns0:r>
     </ns0:p>
-    <ns0:bookmarkStart ns0:id="14" ns0:name="section-2-question-11-20"/>
-    <ns0:p>
-      <ns0:pPr>
-        <ns0:pStyle ns0:val="Heading1"/>
-      </ns0:pPr>
-      <ns0:r>
-        <ns0:t xml:space="preserve">SECTION 2 Question 11 – 20</ns0:t>
-      </ns0:r>
-    </ns0:p>
-    <ns0:bookmarkStart ns0:id="12" ns0:name="questions-11-16"/>
-    <ns0:p>
-      <ns0:pPr>
-        <ns0:pStyle ns0:val="Heading3"/>
-      </ns0:pPr>
-      <ns0:r>
-        <ns0:t xml:space="preserve">Questions 11-16</ns0:t>
-      </ns0:r>
-    </ns0:p>
-    <ns0:p>
-      <ns0:pPr>
-        <ns0:pStyle ns0:val="CDStep"/>
-      </ns0:pPr>
-      <ns0:r>
-        <ns0:t xml:space="preserve">Choose the correct letter, </ns0:t>
-      </ns0:r>
-      <ns0:r>
-        <ns0:rPr>
-          <ns0:b/>
-          <ns0:bCs/>
-        </ns0:rPr>
-        <ns0:t xml:space="preserve">A</ns0:t>
-      </ns0:r>
-      <ns0:r>
-        <ns0:t xml:space="preserve">, </ns0:t>
-      </ns0:r>
-      <ns0:r>
-        <ns0:rPr>
-          <ns0:b/>
-          <ns0:bCs/>
-        </ns0:rPr>
-        <ns0:t xml:space="preserve">B</ns0:t>
-      </ns0:r>
-      <ns0:r>
-        <ns0:t xml:space="preserve"> or </ns0:t>
-      </ns0:r>
-      <ns0:r>
-        <ns0:rPr>
-          <ns0:b/>
-          <ns0:bCs/>
-        </ns0:rPr>
-        <ns0:t xml:space="preserve">C</ns0:t>
-      </ns0:r>
-      <ns0:r>
-        <ns0:t xml:space="preserve">.</ns0:t>
-      </ns0:r>
-    </ns0:p>
-    <ns0:p>
-      <ns0:pPr>
-        <ns0:pStyle ns0:val="CDStep"/>
-      </ns0:pPr>
-      <ns0:r>
-        <ns0:rPr>
-          <ns0:b/>
-          <ns0:bCs/>
-        </ns0:rPr>
-        <ns0:t xml:space="preserve">11</ns0:t>
-      </ns0:r>
-      <ns0:r>
-        <ns0:t xml:space="preserve">   The most famous view in this park is</ns0:t>
-      </ns0:r>
-    </ns0:p>
-    <ns0:p>
-      <ns0:pPr>
-        <ns0:pStyle ns0:val="CDStep"/>
-      </ns0:pPr>
-      <ns0:r>
-        <ns0:rPr>
-          <ns0:b/>
-          <ns0:bCs/>
-        </ns0:rPr>
-        <ns0:t xml:space="preserve">A</ns0:t>
-      </ns0:r>
-      <ns0:r>
-        <ns0:t xml:space="preserve">   the largest waterfall worldwide.</ns0:t>
-      </ns0:r>
-    </ns0:p>
-    <ns0:p>
-      <ns0:pPr>
-        <ns0:pStyle ns0:val="CDStep"/>
-      </ns0:pPr>
-      <ns0:r>
-        <ns0:rPr>
-          <ns0:b/>
-          <ns0:bCs/>
-        </ns0:rPr>
-        <ns0:t xml:space="preserve">B</ns0:t>
-      </ns0:r>
-      <ns0:r>
-        <ns0:t xml:space="preserve">   the longest river in the world.</ns0:t>
-      </ns0:r>
-    </ns0:p>
-    <ns0:p>
-      <ns0:pPr>
-        <ns0:pStyle ns0:val="CDStep"/>
-      </ns0:pPr>
-      <ns0:r>
-        <ns0:rPr>
-          <ns0:b/>
-          <ns0:bCs/>
-        </ns0:rPr>
-        <ns0:t xml:space="preserve">C</ns0:t>
-      </ns0:r>
-      <ns0:r>
-        <ns0:t xml:space="preserve">   the biggest sub-tropical rainforest in the world.</ns0:t>
-      </ns0:r>
-    </ns0:p>
-    <ns0:p>
-      <ns0:pPr>
-        <ns0:pStyle ns0:val="CDStep"/>
-      </ns0:pPr>
-      <ns0:r>
-        <ns0:rPr>
-          <ns0:b/>
-          <ns0:bCs/>
-        </ns0:rPr>
-        <ns0:t xml:space="preserve">12</ns0:t>
-      </ns0:r>
-      <ns0:r>
-        <ns0:t xml:space="preserve">   According to the tour guide, what is best to do on top of the mountain?</ns0:t>
-      </ns0:r>
-    </ns0:p>
-    <ns0:p>
-      <ns0:pPr>
-        <ns0:pStyle ns0:val="CDStep"/>
-      </ns0:pPr>
-      <ns0:r>
-        <ns0:rPr>
-          <ns0:b/>
-          <ns0:bCs/>
-        </ns0:rPr>
-        <ns0:t xml:space="preserve">A</ns0:t>
-      </ns0:r>
-      <ns0:r>
-        <ns0:t xml:space="preserve">   having a picnic</ns0:t>
-      </ns0:r>
-    </ns0:p>
-    <ns0:p>
-      <ns0:pPr>
-        <ns0:pStyle ns0:val="CDStep"/>
-      </ns0:pPr>
-      <ns0:r>
-        <ns0:rPr>
-          <ns0:b/>
-          <ns0:bCs/>
-        </ns0:rPr>
-        <ns0:t xml:space="preserve">B</ns0:t>
-      </ns0:r>
-      <ns0:r>
-        <ns0:t xml:space="preserve">   taking photos</ns0:t>
-      </ns0:r>
-    </ns0:p>
-    <ns0:p>
-      <ns0:pPr>
-        <ns0:pStyle ns0:val="CDStep"/>
-      </ns0:pPr>
-      <ns0:r>
-        <ns0:rPr>
-          <ns0:b/>
-          <ns0:bCs/>
-        </ns0:rPr>
-        <ns0:t xml:space="preserve">C</ns0:t>
-      </ns0:r>
-      <ns0:r>
-        <ns0:t xml:space="preserve">   strolling about</ns0:t>
-      </ns0:r>
-    </ns0:p>
-    <ns0:p>
-      <ns0:pPr>
-        <ns0:pStyle ns0:val="CDStep"/>
-      </ns0:pPr>
-      <ns0:r>
-        <ns0:rPr>
-          <ns0:b/>
-          <ns0:bCs/>
-        </ns0:rPr>
-        <ns0:t xml:space="preserve">13</ns0:t>
-      </ns0:r>
-      <ns0:r>
-        <ns0:t xml:space="preserve">   What did the tour guide recommend for more experienced walkers?</ns0:t>
-      </ns0:r>
-    </ns0:p>
-    <ns0:p>
-      <ns0:pPr>
-        <ns0:pStyle ns0:val="CDStep"/>
-      </ns0:pPr>
-      <ns0:r>
-        <ns0:rPr>
-          <ns0:b/>
-          <ns0:bCs/>
-        </ns0:rPr>
-        <ns0:t xml:space="preserve">A</ns0:t>
-      </ns0:r>
-      <ns0:r>
-        <ns0:t xml:space="preserve">   the mountain trail</ns0:t>
-      </ns0:r>
-    </ns0:p>
-    <ns0:p>
-      <ns0:pPr>
-        <ns0:pStyle ns0:val="CDStep"/>
-      </ns0:pPr>
-      <ns0:r>
-        <ns0:rPr>
-          <ns0:b/>
-          <ns0:bCs/>
-        </ns0:rPr>
-        <ns0:t xml:space="preserve">B</ns0:t>
-      </ns0:r>
-      <ns0:r>
-        <ns0:t xml:space="preserve">   the Bush Track</ns0:t>
-      </ns0:r>
-    </ns0:p>
-    <ns0:p>
-      <ns0:pPr>
-        <ns0:pStyle ns0:val="CDStep"/>
-      </ns0:pPr>
-      <ns0:r>
-        <ns0:rPr>
-          <ns0:b/>
-          <ns0:bCs/>
-        </ns0:rPr>
-        <ns0:t xml:space="preserve">C</ns0:t>
-      </ns0:r>
-      <ns0:r>
-        <ns0:t xml:space="preserve">   the Creek Circuit</ns0:t>
-      </ns0:r>
-    </ns0:p>
-    <ns0:p>
-      <ns0:pPr>
-        <ns0:pStyle ns0:val="CDStep"/>
-      </ns0:pPr>
-      <ns0:r>
-        <ns0:rPr>
-          <ns0:b/>
-          <ns0:bCs/>
-        </ns0:rPr>
-        <ns0:t xml:space="preserve">14</ns0:t>
-      </ns0:r>
-      <ns0:r>
-        <ns0:t xml:space="preserve">   What is mentioned about the transport in the park?</ns0:t>
-      </ns0:r>
-    </ns0:p>
-    <ns0:p>
-      <ns0:pPr>
-        <ns0:pStyle ns0:val="CDStep"/>
-      </ns0:pPr>
-      <ns0:r>
-        <ns0:rPr>
-          <ns0:b/>
-          <ns0:bCs/>
-        </ns0:rPr>
-        <ns0:t xml:space="preserve">A</ns0:t>
-      </ns0:r>
-      <ns0:r>
-        <ns0:t xml:space="preserve">   Bicycles can be hired.</ns0:t>
-      </ns0:r>
-    </ns0:p>
-    <ns0:p>
-      <ns0:pPr>
-        <ns0:pStyle ns0:val="CDStep"/>
-      </ns0:pPr>
-      <ns0:r>
-        <ns0:rPr>
-          <ns0:b/>
-          <ns0:bCs/>
-        </ns0:rPr>
-        <ns0:t xml:space="preserve">B</ns0:t>
-      </ns0:r>
-      <ns0:r>
-        <ns0:t xml:space="preserve">   Trams are available for tourists.</ns0:t>
-      </ns0:r>
-    </ns0:p>
-    <ns0:p>
-      <ns0:pPr>
-        <ns0:pStyle ns0:val="CDStep"/>
-      </ns0:pPr>
-      <ns0:r>
-        <ns0:rPr>
-          <ns0:b/>
-          <ns0:bCs/>
-        </ns0:rPr>
-        <ns0:t xml:space="preserve">C  </ns0:t>
-      </ns0:r>
-      <ns0:r>
-        <ns0:t xml:space="preserve"> It is included in the bill.</ns0:t>
-      </ns0:r>
-    </ns0:p>
-    <ns0:p>
-      <ns0:pPr>
-        <ns0:pStyle ns0:val="CDStep"/>
-      </ns0:pPr>
-      <ns0:r>
-        <ns0:rPr>
-          <ns0:b/>
-          <ns0:bCs/>
-        </ns0:rPr>
-        <ns0:t xml:space="preserve">15</ns0:t>
-      </ns0:r>
-      <ns0:r>
-        <ns0:t xml:space="preserve">   Which activity is provided for adults all year round?</ns0:t>
-      </ns0:r>
-    </ns0:p>
-    <ns0:p>
-      <ns0:pPr>
-        <ns0:pStyle ns0:val="CDStep"/>
-      </ns0:pPr>
-      <ns0:r>
-        <ns0:rPr>
-          <ns0:b/>
-          <ns0:bCs/>
-        </ns0:rPr>
-        <ns0:t xml:space="preserve">A</ns0:t>
-      </ns0:r>
-      <ns0:r>
-        <ns0:t xml:space="preserve">   abseiling</ns0:t>
-      </ns0:r>
-    </ns0:p>
-    <ns0:p>
-      <ns0:pPr>
-        <ns0:pStyle ns0:val="CDStep"/>
-      </ns0:pPr>
-      <ns0:r>
-        <ns0:rPr>
-          <ns0:b/>
-          <ns0:bCs/>
-        </ns0:rPr>
-        <ns0:t xml:space="preserve">B</ns0:t>
-      </ns0:r>
-      <ns0:r>
-        <ns0:t xml:space="preserve">   bungee jumping</ns0:t>
-      </ns0:r>
-    </ns0:p>
-    <ns0:p>
-      <ns0:pPr>
-        <ns0:pStyle ns0:val="CDStep"/>
-      </ns0:pPr>
-      <ns0:r>
-        <ns0:rPr>
-          <ns0:b/>
-          <ns0:bCs/>
-        </ns0:rPr>
-        <ns0:t xml:space="preserve">C</ns0:t>
-      </ns0:r>
-      <ns0:r>
-        <ns0:t xml:space="preserve">   paragliding</ns0:t>
-      </ns0:r>
-    </ns0:p>
-    <ns0:p>
-      <ns0:pPr>
-        <ns0:pStyle ns0:val="CDStep"/>
-      </ns0:pPr>
-      <ns0:r>
-        <ns0:rPr>
-          <ns0:b/>
-          <ns0:bCs/>
-        </ns0:rPr>
-        <ns0:t xml:space="preserve">16</ns0:t>
-      </ns0:r>
-      <ns0:r>
-        <ns0:t xml:space="preserve">   What should the visitors do before they go to the restaurant?</ns0:t>
-      </ns0:r>
-    </ns0:p>
-    <ns0:p>
-      <ns0:pPr>
-        <ns0:pStyle ns0:val="CDStep"/>
-      </ns0:pPr>
-      <ns0:r>
-        <ns0:rPr>
-          <ns0:b/>
-          <ns0:bCs/>
-        </ns0:rPr>
-        <ns0:t xml:space="preserve">A</ns0:t>
-      </ns0:r>
-      <ns0:r>
-        <ns0:t xml:space="preserve">   make bookings</ns0:t>
-      </ns0:r>
-    </ns0:p>
-    <ns0:p>
-      <ns0:pPr>
-        <ns0:pStyle ns0:val="CDStep"/>
-      </ns0:pPr>
-      <ns0:r>
-        <ns0:rPr>
-          <ns0:b/>
-          <ns0:bCs/>
-        </ns0:rPr>
-        <ns0:t xml:space="preserve">B</ns0:t>
-      </ns0:r>
-      <ns0:r>
-        <ns0:t xml:space="preserve">   inquire about availability</ns0:t>
-      </ns0:r>
-    </ns0:p>
-    <ns0:p>
-      <ns0:pPr>
-        <ns0:pStyle ns0:val="CDStep"/>
-      </ns0:pPr>
-      <ns0:r>
-        <ns0:rPr>
-          <ns0:b/>
-          <ns0:bCs/>
-        </ns0:rPr>
-        <ns0:t xml:space="preserve">C</ns0:t>
-      </ns0:r>
-      <ns0:r>
-        <ns0:t xml:space="preserve">   collect the meal ticket at the reception</ns0:t>
-      </ns0:r>
-    </ns0:p>
-    <ns0:bookmarkEnd ns0:id="12"/>
-    <ns0:bookmarkStart ns0:id="13" ns0:name="questions-17-20"/>
-    <ns0:p>
-      <ns0:pPr>
-        <ns0:pStyle ns0:val="Heading3"/>
-      </ns0:pPr>
-      <ns0:r>
-        <ns0:t xml:space="preserve">Questions 17-20</ns0:t>
-      </ns0:r>
-    </ns0:p>
-    <ns0:p>
-      <ns0:pPr>
-        <ns0:pStyle ns0:val="CDStep"/>
-      </ns0:pPr>
-      <ns0:r>
-        <ns0:t xml:space="preserve">Label the plan below.</ns0:t>
-      </ns0:r>
-    </ns0:p>
-    <ns0:p>
-      <ns0:pPr>
-        <ns0:pStyle ns0:val="CDStep"/>
-      </ns0:pPr>
-      <ns0:r>
-        <ns0:rPr>
+    <ns0:tbl>
+      <ns0:tblPr>
+        <ns0:tblStyle ns0:val="CDListeningSectionContainer"/>
+        <ns0:tblW ns0:type="auto" ns0:w="0"/>
+        <ns0:tblLook ns0:firstRow="0" ns0:lastRow="0" ns0:firstColumn="0" ns0:lastColumn="0" ns0:noHBand="0" ns0:noVBand="0" ns0:val="0000"/>
+      </ns0:tblPr>
+      <ns0:tblGrid>
+        <ns0:gridCol ns0:w="7920"/>
+      </ns0:tblGrid>
+      <ns0:tr>
+        <ns0:tc>
+          <ns0:tcPr/>
+          <ns0:p>
+            <ns0:pPr>
+              <ns0:pStyle ns0:val="Heading1"/>
+            </ns0:pPr>
+            <ns0:bookmarkStart ns0:id="12" ns0:name="section-2-question-11-20"/>
+            <ns0:r>
+              <ns0:t xml:space="preserve">SECTION 2 Question 11 – 20</ns0:t>
+            </ns0:r>
+            <ns0:bookmarkEnd ns0:id="12"/>
+          </ns0:p>
+          <ns0:p>
+            <ns0:pPr>
+              <ns0:pStyle ns0:val="Heading3"/>
+            </ns0:pPr>
+            <ns0:bookmarkStart ns0:id="13" ns0:name="questions-11-16"/>
+            <ns0:r>
+              <ns0:t xml:space="preserve">Questions 11-16</ns0:t>
+            </ns0:r>
+            <ns0:bookmarkEnd ns0:id="13"/>
+          </ns0:p>
+          <ns0:p>
+            <ns0:pPr>
+              <ns0:pStyle ns0:val="FirstParagraph"/>
+            </ns0:pPr>
+            <ns0:r>
+              <ns0:t xml:space="preserve">Choose the correct letter, </ns0:t>
+            </ns0:r>
+            <ns0:r>
+              <ns0:rPr>
+                <ns0:b/>
+                <ns0:bCs/>
+              </ns0:rPr>
+              <ns0:t xml:space="preserve">A</ns0:t>
+            </ns0:r>
+            <ns0:r>
+              <ns0:t xml:space="preserve">, </ns0:t>
+            </ns0:r>
+            <ns0:r>
+              <ns0:rPr>
+                <ns0:b/>
+                <ns0:bCs/>
+              </ns0:rPr>
+              <ns0:t xml:space="preserve">B</ns0:t>
+            </ns0:r>
+            <ns0:r>
+              <ns0:t xml:space="preserve"> or </ns0:t>
+            </ns0:r>
+            <ns0:r>
+              <ns0:rPr>
+                <ns0:b/>
+                <ns0:bCs/>
+              </ns0:rPr>
+              <ns0:t xml:space="preserve">C</ns0:t>
+            </ns0:r>
+            <ns0:r>
+              <ns0:t xml:space="preserve">.</ns0:t>
+            </ns0:r>
+          </ns0:p>
+          <ns0:p>
+            <ns0:pPr>
+              <ns0:pStyle ns0:val="BodyText"/>
+            </ns0:pPr>
+            <ns0:r>
+              <ns0:rPr>
+                <ns0:b/>
+                <ns0:bCs/>
+              </ns0:rPr>
+              <ns0:t xml:space="preserve">11</ns0:t>
+            </ns0:r>
+            <ns0:r>
+              <ns0:t xml:space="preserve">   The most famous view in this park is</ns0:t>
+            </ns0:r>
+          </ns0:p>
+          <ns0:p>
+            <ns0:pPr>
+              <ns0:pStyle ns0:val="BodyText"/>
+            </ns0:pPr>
+            <ns0:r>
+              <ns0:rPr>
+                <ns0:b/>
+                <ns0:bCs/>
+              </ns0:rPr>
+              <ns0:t xml:space="preserve">A</ns0:t>
+            </ns0:r>
+            <ns0:r>
+              <ns0:t xml:space="preserve">   the largest waterfall worldwide.</ns0:t>
+            </ns0:r>
+          </ns0:p>
+          <ns0:p>
+            <ns0:pPr>
+              <ns0:pStyle ns0:val="BodyText"/>
+            </ns0:pPr>
+            <ns0:r>
+              <ns0:rPr>
+                <ns0:b/>
+                <ns0:bCs/>
+              </ns0:rPr>
+              <ns0:t xml:space="preserve">B</ns0:t>
+            </ns0:r>
+            <ns0:r>
+              <ns0:t xml:space="preserve">   the longest river in the world.</ns0:t>
+            </ns0:r>
+          </ns0:p>
+          <ns0:p>
+            <ns0:pPr>
+              <ns0:pStyle ns0:val="BodyText"/>
+            </ns0:pPr>
+            <ns0:r>
+              <ns0:rPr>
+                <ns0:b/>
+                <ns0:bCs/>
+              </ns0:rPr>
+              <ns0:t xml:space="preserve">C</ns0:t>
+            </ns0:r>
+            <ns0:r>
+              <ns0:t xml:space="preserve">   the biggest sub-tropical rainforest in the world.</ns0:t>
+            </ns0:r>
+          </ns0:p>
+          <ns0:p>
+            <ns0:pPr>
+              <ns0:pStyle ns0:val="BodyText"/>
+            </ns0:pPr>
+            <ns0:r>
+              <ns0:rPr>
+                <ns0:b/>
+                <ns0:bCs/>
+              </ns0:rPr>
+              <ns0:t xml:space="preserve">12</ns0:t>
+            </ns0:r>
+            <ns0:r>
+              <ns0:t xml:space="preserve">   According to the tour guide, what is best to do on top of the mountain?</ns0:t>
+            </ns0:r>
+          </ns0:p>
+          <ns0:p>
+            <ns0:pPr>
+              <ns0:pStyle ns0:val="BodyText"/>
+            </ns0:pPr>
+            <ns0:r>
+              <ns0:rPr>
+                <ns0:b/>
+                <ns0:bCs/>
+              </ns0:rPr>
+              <ns0:t xml:space="preserve">A</ns0:t>
+            </ns0:r>
+            <ns0:r>
+              <ns0:t xml:space="preserve">   having a picnic</ns0:t>
+            </ns0:r>
+          </ns0:p>
+          <ns0:p>
+            <ns0:pPr>
+              <ns0:pStyle ns0:val="BodyText"/>
+            </ns0:pPr>
+            <ns0:r>
+              <ns0:rPr>
+                <ns0:b/>
+                <ns0:bCs/>
+              </ns0:rPr>
+              <ns0:t xml:space="preserve">B</ns0:t>
+            </ns0:r>
+            <ns0:r>
+              <ns0:t xml:space="preserve">   taking photos</ns0:t>
+            </ns0:r>
+          </ns0:p>
+          <ns0:p>
+            <ns0:pPr>
+              <ns0:pStyle ns0:val="BodyText"/>
+            </ns0:pPr>
+            <ns0:r>
+              <ns0:rPr>
+                <ns0:b/>
+                <ns0:bCs/>
+              </ns0:rPr>
+              <ns0:t xml:space="preserve">C</ns0:t>
+            </ns0:r>
+            <ns0:r>
+              <ns0:t xml:space="preserve">   strolling about</ns0:t>
+            </ns0:r>
+          </ns0:p>
+          <ns0:p>
+            <ns0:pPr>
+              <ns0:pStyle ns0:val="BodyText"/>
+            </ns0:pPr>
+            <ns0:r>
+              <ns0:rPr>
+                <ns0:b/>
+                <ns0:bCs/>
+              </ns0:rPr>
+              <ns0:t xml:space="preserve">13</ns0:t>
+            </ns0:r>
+            <ns0:r>
+              <ns0:t xml:space="preserve">   What did the tour guide recommend for more experienced walkers?</ns0:t>
+            </ns0:r>
+          </ns0:p>
+          <ns0:p>
+            <ns0:pPr>
+              <ns0:pStyle ns0:val="BodyText"/>
+            </ns0:pPr>
+            <ns0:r>
+              <ns0:rPr>
+                <ns0:b/>
+                <ns0:bCs/>
+              </ns0:rPr>
+              <ns0:t xml:space="preserve">A</ns0:t>
+            </ns0:r>
+            <ns0:r>
+              <ns0:t xml:space="preserve">   the mountain trail</ns0:t>
+            </ns0:r>
+          </ns0:p>
+          <ns0:p>
+            <ns0:pPr>
+              <ns0:pStyle ns0:val="BodyText"/>
+            </ns0:pPr>
+            <ns0:r>
+              <ns0:rPr>
+                <ns0:b/>
+                <ns0:bCs/>
+              </ns0:rPr>
+              <ns0:t xml:space="preserve">B</ns0:t>
+            </ns0:r>
+            <ns0:r>
+              <ns0:t xml:space="preserve">   the Bush Track</ns0:t>
+            </ns0:r>
+          </ns0:p>
+          <ns0:p>
+            <ns0:pPr>
+              <ns0:pStyle ns0:val="BodyText"/>
+            </ns0:pPr>
+            <ns0:r>
+              <ns0:rPr>
+                <ns0:b/>
+                <ns0:bCs/>
+              </ns0:rPr>
+              <ns0:t xml:space="preserve">C</ns0:t>
+            </ns0:r>
+            <ns0:r>
+              <ns0:t xml:space="preserve">   the Creek Circuit</ns0:t>
+            </ns0:r>
+          </ns0:p>
+          <ns0:p>
+            <ns0:pPr>
+              <ns0:pStyle ns0:val="BodyText"/>
+            </ns0:pPr>
+            <ns0:r>
+              <ns0:rPr>
+                <ns0:b/>
+                <ns0:bCs/>
+              </ns0:rPr>
+              <ns0:t xml:space="preserve">14</ns0:t>
+            </ns0:r>
+            <ns0:r>
+              <ns0:t xml:space="preserve">   What is mentioned about the transport in the park?</ns0:t>
+            </ns0:r>
+          </ns0:p>
+          <ns0:p>
+            <ns0:pPr>
+              <ns0:pStyle ns0:val="BodyText"/>
+            </ns0:pPr>
+            <ns0:r>
+              <ns0:rPr>
+                <ns0:b/>
+                <ns0:bCs/>
+              </ns0:rPr>
+              <ns0:t xml:space="preserve">A</ns0:t>
+            </ns0:r>
+            <ns0:r>
+              <ns0:t xml:space="preserve">   Bicycles can be hired.</ns0:t>
+            </ns0:r>
+          </ns0:p>
+          <ns0:p>
+            <ns0:pPr>
+              <ns0:pStyle ns0:val="BodyText"/>
+            </ns0:pPr>
+            <ns0:r>
+              <ns0:rPr>
+                <ns0:b/>
+                <ns0:bCs/>
+              </ns0:rPr>
+              <ns0:t xml:space="preserve">B</ns0:t>
+            </ns0:r>
+            <ns0:r>
+              <ns0:t xml:space="preserve">   Trams are available for tourists.</ns0:t>
+            </ns0:r>
+          </ns0:p>
+          <ns0:p>
+            <ns0:pPr>
+              <ns0:pStyle ns0:val="BodyText"/>
+            </ns0:pPr>
+            <ns0:r>
+              <ns0:rPr>
+                <ns0:b/>
+                <ns0:bCs/>
+              </ns0:rPr>
+              <ns0:t xml:space="preserve">C  </ns0:t>
+            </ns0:r>
+            <ns0:r>
+              <ns0:t xml:space="preserve"> It is included in the bill.</ns0:t>
+            </ns0:r>
+          </ns0:p>
+          <ns0:p>
+            <ns0:pPr>
+              <ns0:pStyle ns0:val="BodyText"/>
+            </ns0:pPr>
+            <ns0:r>
+              <ns0:rPr>
+                <ns0:b/>
+                <ns0:bCs/>
+              </ns0:rPr>
+              <ns0:t xml:space="preserve">15</ns0:t>
+            </ns0:r>
+            <ns0:r>
+              <ns0:t xml:space="preserve">   Which activity is provided for adults all year round?</ns0:t>
+            </ns0:r>
+          </ns0:p>
+          <ns0:p>
+            <ns0:pPr>
+              <ns0:pStyle ns0:val="BodyText"/>
+            </ns0:pPr>
+            <ns0:r>
+              <ns0:rPr>
+                <ns0:b/>
+                <ns0:bCs/>
+              </ns0:rPr>
+              <ns0:t xml:space="preserve">A</ns0:t>
+            </ns0:r>
+            <ns0:r>
+              <ns0:t xml:space="preserve">   abseiling</ns0:t>
+            </ns0:r>
+          </ns0:p>
+          <ns0:p>
+            <ns0:pPr>
+              <ns0:pStyle ns0:val="BodyText"/>
+            </ns0:pPr>
+            <ns0:r>
+              <ns0:rPr>
+                <ns0:b/>
+                <ns0:bCs/>
+              </ns0:rPr>
+              <ns0:t xml:space="preserve">B</ns0:t>
+            </ns0:r>
+            <ns0:r>
+              <ns0:t xml:space="preserve">   bungee jumping</ns0:t>
+            </ns0:r>
+          </ns0:p>
+          <ns0:p>
+            <ns0:pPr>
+              <ns0:pStyle ns0:val="BodyText"/>
+            </ns0:pPr>
+            <ns0:r>
+              <ns0:rPr>
+                <ns0:b/>
+                <ns0:bCs/>
+              </ns0:rPr>
+              <ns0:t xml:space="preserve">C</ns0:t>
+            </ns0:r>
+            <ns0:r>
+              <ns0:t xml:space="preserve">   paragliding</ns0:t>
+            </ns0:r>
+          </ns0:p>
+          <ns0:p>
+            <ns0:pPr>
+              <ns0:pStyle ns0:val="BodyText"/>
+            </ns0:pPr>
+            <ns0:r>
+              <ns0:rPr>
+                <ns0:b/>
+                <ns0:bCs/>
+              </ns0:rPr>
+              <ns0:t xml:space="preserve">16</ns0:t>
+            </ns0:r>
+            <ns0:r>
+              <ns0:t xml:space="preserve">   What should the visitors do before they go to the restaurant?</ns0:t>
+            </ns0:r>
+          </ns0:p>
+          <ns0:p>
+            <ns0:pPr>
+              <ns0:pStyle ns0:val="BodyText"/>
+            </ns0:pPr>
+            <ns0:r>
+              <ns0:rPr>
+                <ns0:b/>
+                <ns0:bCs/>
+              </ns0:rPr>
+              <ns0:t xml:space="preserve">A</ns0:t>
+            </ns0:r>
+            <ns0:r>
+              <ns0:t xml:space="preserve">   make bookings</ns0:t>
+            </ns0:r>
+          </ns0:p>
+          <ns0:p>
+            <ns0:pPr>
+              <ns0:pStyle ns0:val="BodyText"/>
+            </ns0:pPr>
+            <ns0:r>
+              <ns0:rPr>
+                <ns0:b/>
+                <ns0:bCs/>
+              </ns0:rPr>
+              <ns0:t xml:space="preserve">B</ns0:t>
+            </ns0:r>
+            <ns0:r>
+              <ns0:t xml:space="preserve">   inquire about availability</ns0:t>
+            </ns0:r>
+          </ns0:p>
+          <ns0:p>
+            <ns0:pPr>
+              <ns0:pStyle ns0:val="BodyText"/>
+            </ns0:pPr>
+            <ns0:r>
+              <ns0:rPr>
+                <ns0:b/>
+                <ns0:bCs/>
+              </ns0:rPr>
+              <ns0:t xml:space="preserve">C</ns0:t>
+            </ns0:r>
+            <ns0:r>
+              <ns0:t xml:space="preserve">   collect the meal ticket at the reception</ns0:t>
+            </ns0:r>
+          </ns0:p>
+          <ns0:p>
+            <ns0:pPr>
+              <ns0:pStyle ns0:val="Heading3"/>
+            </ns0:pPr>
+            <ns0:bookmarkStart ns0:id="14" ns0:name="questions-17-20"/>
+            <ns0:r>
+              <ns0:t xml:space="preserve">Questions 17-20</ns0:t>
+            </ns0:r>
+            <ns0:bookmarkEnd ns0:id="14"/>
+          </ns0:p>
+          <ns0:p>
+            <ns0:pPr>
+              <ns0:pStyle ns0:val="FirstParagraph"/>
+            </ns0:pPr>
+            <ns0:r>
+              <ns0:t xml:space="preserve">Label the plan below.</ns0:t>
+            </ns0:r>
+          </ns0:p>
+          <ns0:p>
+            <ns0:pPr>
+              <ns0:pStyle ns0:val="BodyText"/>
+            </ns0:pPr>
+            <ns0:r>
+              <ns0:rPr>
+                <ns0:i/>
+                <ns0:iCs/>
+              </ns0:rPr>
+              <ns0:t xml:space="preserve">Write the correct letter, </ns0:t>
+            </ns0:r>
+            <ns0:r>
+              <ns0:rPr>
+                <ns0:b/>
+                <ns0:bCs/>
+                <ns0:i/>
+                <ns0:iCs/>
+              </ns0:rPr>
+              <ns0:t xml:space="preserve">A-I</ns0:t>
+            </ns0:r>
+            <ns0:r>
+              <ns0:rPr>
+                <ns0:i/>
+                <ns0:iCs/>
+              </ns0:rPr>
+              <ns0:t xml:space="preserve">, next to Questions </ns0:t>
+            </ns0:r>
+            <ns0:r>
+              <ns0:rPr>
+                <ns0:b/>
+                <ns0:bCs/>
+                <ns0:i/>
+                <ns0:iCs/>
+              </ns0:rPr>
+              <ns0:t xml:space="preserve">17-20</ns0:t>
+            </ns0:r>
+            <ns0:r>
+              <ns0:rPr>
+                <ns0:i/>
+                <ns0:iCs/>
+              </ns0:rPr>
+              <ns0:t xml:space="preserve">.</ns0:t>
+            </ns0:r>
+          </ns0:p>
+          <ns0:p>
+            <ns0:pPr>
+              <ns0:pStyle ns0:val="BodyText"/>
+            </ns0:pPr>
+          </ns0:p>
+          <ns0:p>
+            <ns0:pPr>
+              <ns0:pStyle ns0:val="BodyText"/>
+            </ns0:pPr>
+            <ns0:r>
+              <ns0:rPr>
+                <ns0:b/>
+                <ns0:bCs/>
+              </ns0:rPr>
+              <ns0:t xml:space="preserve">17</ns0:t>
+            </ns0:r>
+            <ns0:r>
+              <ns0:t xml:space="preserve">   Campsite</ns0:t>
+            </ns0:r>
+          </ns0:p>
+          <ns0:p>
+            <ns0:pPr>
+              <ns0:pStyle ns0:val="BodyText"/>
+            </ns0:pPr>
+            <ns0:r>
+              <ns0:rPr>
+                <ns0:b/>
+                <ns0:bCs/>
+              </ns0:rPr>
+              <ns0:t xml:space="preserve">18</ns0:t>
+            </ns0:r>
+            <ns0:r>
+              <ns0:t xml:space="preserve">   Business Centre</ns0:t>
+            </ns0:r>
+          </ns0:p>
+          <ns0:p>
+            <ns0:pPr>
+              <ns0:pStyle ns0:val="BodyText"/>
+            </ns0:pPr>
+            <ns0:r>
+              <ns0:rPr>
+                <ns0:b/>
+                <ns0:bCs/>
+              </ns0:rPr>
+              <ns0:t xml:space="preserve">19</ns0:t>
+            </ns0:r>
+            <ns0:r>
+              <ns0:t xml:space="preserve">   Museum</ns0:t>
+            </ns0:r>
+          </ns0:p>
+          <ns0:p>
+            <ns0:pPr>
+              <ns0:pStyle ns0:val="BodyText"/>
+            </ns0:pPr>
+            <ns0:r>
+              <ns0:rPr>
+                <ns0:b/>
+                <ns0:bCs/>
+              </ns0:rPr>
+              <ns0:t xml:space="preserve">20</ns0:t>
+            </ns0:r>
+            <ns0:r>
+              <ns0:t xml:space="preserve">   Cafe</ns0:t>
+            </ns0:r>
+          </ns0:p>
+        </ns0:tc>
+      </ns0:tr>
+    </ns0:tbl>
+    <ns0:p/>
+    <ns0:tbl>
+      <ns0:tblPr>
+        <ns0:tblStyle ns0:val="CDListeningSectionContainer"/>
+        <ns0:tblW ns0:type="auto" ns0:w="0"/>
+        <ns0:tblLook ns0:firstRow="0" ns0:lastRow="0" ns0:firstColumn="0" ns0:lastColumn="0" ns0:noHBand="0" ns0:noVBand="0" ns0:val="0000"/>
+      </ns0:tblPr>
+      <ns0:tblGrid>
+        <ns0:gridCol ns0:w="7920"/>
+      </ns0:tblGrid>
+      <ns0:tr>
+        <ns0:tc>
+          <ns0:tcPr/>
+          <ns0:p>
+            <ns0:pPr>
+              <ns0:pStyle ns0:val="Heading1"/>
+            </ns0:pPr>
+            <ns0:bookmarkStart ns0:id="15" ns0:name="section-3-question-21-30"/>
+            <ns0:r>
+              <ns0:t xml:space="preserve">SECTION 3 Question 21 – 30</ns0:t>
+            </ns0:r>
+            <ns0:bookmarkEnd ns0:id="15"/>
+          </ns0:p>
+          <ns0:p>
+            <ns0:pPr>
+              <ns0:pStyle ns0:val="Heading3"/>
+            </ns0:pPr>
+            <ns0:bookmarkStart ns0:id="16" ns0:name="questions-21-24"/>
+            <ns0:r>
+              <ns0:t xml:space="preserve">Questions 21-24</ns0:t>
+            </ns0:r>
+            <ns0:bookmarkEnd ns0:id="16"/>
+          </ns0:p>
+          <ns0:p>
+            <ns0:pPr>
+              <ns0:pStyle ns0:val="FirstParagraph"/>
+            </ns0:pPr>
+            <ns0:r>
+              <ns0:t xml:space="preserve">Choose the correct letter, </ns0:t>
+            </ns0:r>
+            <ns0:r>
+              <ns0:rPr>
+                <ns0:b/>
+                <ns0:bCs/>
+              </ns0:rPr>
+              <ns0:t xml:space="preserve">A</ns0:t>
+            </ns0:r>
+            <ns0:r>
+              <ns0:t xml:space="preserve">, </ns0:t>
+            </ns0:r>
+            <ns0:r>
+              <ns0:rPr>
+                <ns0:b/>
+                <ns0:bCs/>
+              </ns0:rPr>
+              <ns0:t xml:space="preserve">B</ns0:t>
+            </ns0:r>
+            <ns0:r>
+              <ns0:t xml:space="preserve"> or </ns0:t>
+            </ns0:r>
+            <ns0:r>
+              <ns0:rPr>
+                <ns0:b/>
+                <ns0:bCs/>
+              </ns0:rPr>
+              <ns0:t xml:space="preserve">C</ns0:t>
+            </ns0:r>
+            <ns0:r>
+              <ns0:t xml:space="preserve">.</ns0:t>
+            </ns0:r>
+          </ns0:p>
+          <ns0:p>
+            <ns0:pPr>
+              <ns0:pStyle ns0:val="BodyText"/>
+            </ns0:pPr>
+            <ns0:r>
+              <ns0:rPr>
+                <ns0:b/>
+                <ns0:bCs/>
+              </ns0:rPr>
+              <ns0:t xml:space="preserve">Assignment on sleep and dreams</ns0:t>
+            </ns0:r>
+          </ns0:p>
+          <ns0:p>
+            <ns0:pPr>
+              <ns0:pStyle ns0:val="BodyText"/>
+            </ns0:pPr>
+            <ns0:r>
+              <ns0:rPr>
+                <ns0:b/>
+                <ns0:bCs/>
+              </ns0:rPr>
+              <ns0:t xml:space="preserve">21 </ns0:t>
+            </ns0:r>
+            <ns0:r>
+              <ns0:t xml:space="preserve">  Luke read that one reason why we often forget dreams is that</ns0:t>
+            </ns0:r>
+          </ns0:p>
+          <ns0:p>
+            <ns0:pPr>
+              <ns0:pStyle ns0:val="BodyText"/>
+            </ns0:pPr>
+            <ns0:r>
+              <ns0:rPr>
+                <ns0:b/>
+                <ns0:bCs/>
+              </ns0:rPr>
+              <ns0:t xml:space="preserve">A   </ns0:t>
+            </ns0:r>
+            <ns0:r>
+              <ns0:t xml:space="preserve">our memories cannot cope with too much information.</ns0:t>
+            </ns0:r>
+          </ns0:p>
+          <ns0:p>
+            <ns0:pPr>
+              <ns0:pStyle ns0:val="BodyText"/>
+            </ns0:pPr>
+            <ns0:r>
+              <ns0:rPr>
+                <ns0:b/>
+                <ns0:bCs/>
+              </ns0:rPr>
+              <ns0:t xml:space="preserve">B   </ns0:t>
+            </ns0:r>
+            <ns0:r>
+              <ns0:t xml:space="preserve">we might other wise be confused about what is real.</ns0:t>
+            </ns0:r>
+          </ns0:p>
+          <ns0:p>
+            <ns0:pPr>
+              <ns0:pStyle ns0:val="BodyText"/>
+            </ns0:pPr>
+            <ns0:r>
+              <ns0:rPr>
+                <ns0:b/>
+                <ns0:bCs/>
+              </ns0:rPr>
+              <ns0:t xml:space="preserve">C   </ns0:t>
+            </ns0:r>
+            <ns0:r>
+              <ns0:t xml:space="preserve">we do not think they are important.</ns0:t>
+            </ns0:r>
+          </ns0:p>
+          <ns0:p>
+            <ns0:pPr>
+              <ns0:pStyle ns0:val="BodyText"/>
+            </ns0:pPr>
+            <ns0:r>
+              <ns0:rPr>
+                <ns0:b/>
+                <ns0:bCs/>
+              </ns0:rPr>
+              <ns0:t xml:space="preserve">22 </ns0:t>
+            </ns0:r>
+            <ns0:r>
+              <ns0:t xml:space="preserve">  What do Luke and Susie agree about dreams predicting the future?</ns0:t>
+            </ns0:r>
+          </ns0:p>
+          <ns0:p>
+            <ns0:pPr>
+              <ns0:pStyle ns0:val="BodyText"/>
+            </ns0:pPr>
+            <ns0:r>
+              <ns0:rPr>
+                <ns0:b/>
+                <ns0:bCs/>
+              </ns0:rPr>
+              <ns0:t xml:space="preserve">A   </ns0:t>
+            </ns0:r>
+            <ns0:r>
+              <ns0:t xml:space="preserve">It may just be due to chance.</ns0:t>
+            </ns0:r>
+          </ns0:p>
+          <ns0:p>
+            <ns0:pPr>
+              <ns0:pStyle ns0:val="BodyText"/>
+            </ns0:pPr>
+            <ns0:r>
+              <ns0:rPr>
+                <ns0:b/>
+                <ns0:bCs/>
+              </ns0:rPr>
+              <ns0:t xml:space="preserve">B   </ns0:t>
+            </ns0:r>
+            <ns0:r>
+              <ns0:t xml:space="preserve">It only happens with certain types of event.</ns0:t>
+            </ns0:r>
+          </ns0:p>
+          <ns0:p>
+            <ns0:pPr>
+              <ns0:pStyle ns0:val="BodyText"/>
+            </ns0:pPr>
+            <ns0:r>
+              <ns0:rPr>
+                <ns0:b/>
+                <ns0:bCs/>
+              </ns0:rPr>
+              <ns0:t xml:space="preserve">C   </ns0:t>
+            </ns0:r>
+            <ns0:r>
+              <ns0:t xml:space="preserve">It happens more often than some people think.</ns0:t>
+            </ns0:r>
+          </ns0:p>
+          <ns0:p>
+            <ns0:pPr>
+              <ns0:pStyle ns0:val="BodyText"/>
+            </ns0:pPr>
+            <ns0:r>
+              <ns0:rPr>
+                <ns0:b/>
+                <ns0:bCs/>
+              </ns0:rPr>
+              <ns0:t xml:space="preserve">23 </ns0:t>
+            </ns0:r>
+            <ns0:r>
+              <ns0:t xml:space="preserve">  Susie says that a study on pre-school children having a short nap in the day</ns0:t>
+            </ns0:r>
+          </ns0:p>
+          <ns0:p>
+            <ns0:pPr>
+              <ns0:pStyle ns0:val="BodyText"/>
+            </ns0:pPr>
+            <ns0:r>
+              <ns0:rPr>
+                <ns0:b/>
+                <ns0:bCs/>
+              </ns0:rPr>
+              <ns0:t xml:space="preserve">A   </ns0:t>
+            </ns0:r>
+            <ns0:r>
+              <ns0:t xml:space="preserve">had controversial results.</ns0:t>
+            </ns0:r>
+          </ns0:p>
+          <ns0:p>
+            <ns0:pPr>
+              <ns0:pStyle ns0:val="BodyText"/>
+            </ns0:pPr>
+            <ns0:r>
+              <ns0:rPr>
+                <ns0:b/>
+                <ns0:bCs/>
+              </ns0:rPr>
+              <ns0:t xml:space="preserve">B   </ns0:t>
+            </ns0:r>
+            <ns0:r>
+              <ns0:t xml:space="preserve">used faulty research methodology.</ns0:t>
+            </ns0:r>
+          </ns0:p>
+          <ns0:p>
+            <ns0:pPr>
+              <ns0:pStyle ns0:val="BodyText"/>
+            </ns0:pPr>
+            <ns0:r>
+              <ns0:rPr>
+                <ns0:b/>
+                <ns0:bCs/>
+              </ns0:rPr>
+              <ns0:t xml:space="preserve">C   </ns0:t>
+            </ns0:r>
+            <ns0:r>
+              <ns0:t xml:space="preserve">failed to reach any clear conclusions.</ns0:t>
+            </ns0:r>
+          </ns0:p>
+          <ns0:p>
+            <ns0:pPr>
+              <ns0:pStyle ns0:val="BodyText"/>
+            </ns0:pPr>
+            <ns0:r>
+              <ns0:rPr>
+                <ns0:b/>
+                <ns0:bCs/>
+              </ns0:rPr>
+              <ns0:t xml:space="preserve">24 </ns0:t>
+            </ns0:r>
+            <ns0:r>
+              <ns0:t xml:space="preserve">  In their last assignment, both students had problems with</ns0:t>
+            </ns0:r>
+          </ns0:p>
+          <ns0:p>
+            <ns0:pPr>
+              <ns0:pStyle ns0:val="BodyText"/>
+            </ns0:pPr>
+            <ns0:r>
+              <ns0:rPr>
+                <ns0:b/>
+                <ns0:bCs/>
+              </ns0:rPr>
+              <ns0:t xml:space="preserve">A   </ns0:t>
+            </ns0:r>
+            <ns0:r>
+              <ns0:t xml:space="preserve">statistical analysis.</ns0:t>
+            </ns0:r>
+          </ns0:p>
+          <ns0:p>
+            <ns0:pPr>
+              <ns0:pStyle ns0:val="BodyText"/>
+            </ns0:pPr>
+            <ns0:r>
+              <ns0:rPr>
+                <ns0:b/>
+                <ns0:bCs/>
+              </ns0:rPr>
+              <ns0:t xml:space="preserve">B   </ns0:t>
+            </ns0:r>
+            <ns0:r>
+              <ns0:t xml:space="preserve">making an action plan.</ns0:t>
+            </ns0:r>
+          </ns0:p>
+          <ns0:p>
+            <ns0:pPr>
+              <ns0:pStyle ns0:val="BodyText"/>
+            </ns0:pPr>
+            <ns0:r>
+              <ns0:rPr>
+                <ns0:b/>
+                <ns0:bCs/>
+              </ns0:rPr>
+              <ns0:t xml:space="preserve">C   </ns0:t>
+            </ns0:r>
+            <ns0:r>
+              <ns0:t xml:space="preserve">self-assessment</ns0:t>
+            </ns0:r>
+          </ns0:p>
+          <ns0:p>
+            <ns0:pPr>
+              <ns0:pStyle ns0:val="Heading3"/>
+            </ns0:pPr>
+            <ns0:bookmarkStart ns0:id="17" ns0:name="questions-25-30"/>
+            <ns0:r>
+              <ns0:t xml:space="preserve">Questions 25-30</ns0:t>
+            </ns0:r>
+            <ns0:bookmarkEnd ns0:id="17"/>
+          </ns0:p>
+          <ns0:p>
+            <ns0:pPr>
+              <ns0:pStyle ns0:val="FirstParagraph"/>
+            </ns0:pPr>
+            <ns0:r>
+              <ns0:t xml:space="preserve">Complete the flow chart below.</ns0:t>
+            </ns0:r>
+          </ns0:p>
+          <ns0:p>
+            <ns0:pPr>
+              <ns0:pStyle ns0:val="BodyText"/>
+            </ns0:pPr>
+            <ns0:r>
+              <ns0:t xml:space="preserve">Write </ns0:t>
+            </ns0:r>
+            <ns0:r>
+              <ns0:rPr>
+                <ns0:b/>
+                <ns0:bCs/>
+              </ns0:rPr>
+              <ns0:t xml:space="preserve">ONE WORD ONLY</ns0:t>
+            </ns0:r>
+            <ns0:r>
+              <ns0:t xml:space="preserve"> for each answer.</ns0:t>
+            </ns0:r>
+          </ns0:p>
+          <ns0:p>
+            <ns0:pPr>
+              <ns0:pStyle ns0:val="BodyText"/>
+            </ns0:pPr>
+            <ns0:r>
+              <ns0:rPr>
+                <ns0:b/>
+                <ns0:bCs/>
+              </ns0:rPr>
+              <ns0:t xml:space="preserve">Assignment plan</ns0:t>
+            </ns0:r>
+          </ns0:p>
+          <ns0:tbl>
+            <ns0:tblPr>
+              <ns0:tblStyle ns0:val="Table"/>
+              <ns0:tblW ns0:type="pct" ns0:w="4931"/>
+              <ns0:tblLayout ns0:type="fixed"/>
+              <ns0:tblLook ns0:firstRow="1" ns0:lastRow="0" ns0:firstColumn="0" ns0:lastColumn="0" ns0:noHBand="0" ns0:noVBand="0" ns0:val="0020"/>
+            </ns0:tblPr>
+            <ns0:tblGrid>
+              <ns0:gridCol ns0:w="7810"/>
+            </ns0:tblGrid>
+            <ns0:tr>
+              <ns0:trPr>
+                <ns0:tblHeader ns0:val="on"/>
+              </ns0:trPr>
+              <ns0:tc>
+                <ns0:tcPr/>
+                <ns0:p>
+                  <ns0:pPr>
+                    <ns0:pStyle ns0:val="Compact"/>
+                  </ns0:pPr>
+                  <ns0:r>
+                    <ns0:t xml:space="preserve">Decide on research question:</ns0:t>
+                  </ns0:r>
+                  <ns0:r>
+                    <ns0:t xml:space="preserve"> </ns0:t>
+                  </ns0:r>
+                  <ns0:r>
+                    <ns0:t xml:space="preserve">Is there a relationship between hours of sleep and number of dreams?</ns0:t>
+                  </ns0:r>
+                </ns0:p>
+              </ns0:tc>
+            </ns0:tr>
+          </ns0:tbl>
+          <ns0:p>
+            <ns0:pPr>
+              <ns0:pStyle ns0:val="BodyText"/>
+            </ns0:pPr>
+            <ns0:r>
+              <ns0:t xml:space="preserve">↓</ns0:t>
+            </ns0:r>
+          </ns0:p>
+          <ns0:tbl>
+            <ns0:tblPr>
+              <ns0:tblStyle ns0:val="Table"/>
+              <ns0:tblW ns0:type="pct" ns0:w="4931"/>
+              <ns0:tblLayout ns0:type="fixed"/>
+              <ns0:tblLook ns0:firstRow="1" ns0:lastRow="0" ns0:firstColumn="0" ns0:lastColumn="0" ns0:noHBand="0" ns0:noVBand="0" ns0:val="0020"/>
+            </ns0:tblPr>
+            <ns0:tblGrid>
+              <ns0:gridCol ns0:w="7810"/>
+            </ns0:tblGrid>
+            <ns0:tr>
+              <ns0:trPr>
+                <ns0:tblHeader ns0:val="on"/>
+              </ns0:trPr>
+              <ns0:tc>
+                <ns0:tcPr/>
+                <ns0:p>
+                  <ns0:pPr>
+                    <ns0:pStyle ns0:val="Compact"/>
+                  </ns0:pPr>
+                  <ns0:r>
+                    <ns0:t xml:space="preserve">Decide on sample:</ns0:t>
+                  </ns0:r>
+                  <ns0:r>
+                    <ns0:t xml:space="preserve"> </ns0:t>
+                  </ns0:r>
+                  <ns0:r>
+                    <ns0:t xml:space="preserve">Twelve students from the </ns0:t>
+                  </ns0:r>
+                  <ns0:r>
+                    <ns0:rPr>
+                      <ns0:b/>
+                      <ns0:bCs/>
+                    </ns0:rPr>
+                    <ns0:t xml:space="preserve">25</ns0:t>
+                  </ns0:r>
+                  <ns0:r>
+                    <ns0:t xml:space="preserve"> ……………… department</ns0:t>
+                  </ns0:r>
+                </ns0:p>
+              </ns0:tc>
+            </ns0:tr>
+          </ns0:tbl>
+          <ns0:p>
+            <ns0:pPr>
+              <ns0:pStyle ns0:val="BodyText"/>
+            </ns0:pPr>
+            <ns0:r>
+              <ns0:t xml:space="preserve">↓</ns0:t>
+            </ns0:r>
+          </ns0:p>
+          <ns0:tbl>
+            <ns0:tblPr>
+              <ns0:tblStyle ns0:val="Table"/>
+              <ns0:tblW ns0:type="pct" ns0:w="4931"/>
+              <ns0:tblLayout ns0:type="fixed"/>
+              <ns0:tblLook ns0:firstRow="1" ns0:lastRow="0" ns0:firstColumn="0" ns0:lastColumn="0" ns0:noHBand="0" ns0:noVBand="0" ns0:val="0020"/>
+            </ns0:tblPr>
+            <ns0:tblGrid>
+              <ns0:gridCol ns0:w="7810"/>
+            </ns0:tblGrid>
+            <ns0:tr>
+              <ns0:trPr>
+                <ns0:tblHeader ns0:val="on"/>
+              </ns0:trPr>
+              <ns0:tc>
+                <ns0:tcPr/>
+                <ns0:p>
+                  <ns0:pPr>
+                    <ns0:pStyle ns0:val="Compact"/>
+                  </ns0:pPr>
+                  <ns0:r>
+                    <ns0:t xml:space="preserve">Decide on methodology:</ns0:t>
+                  </ns0:r>
+                  <ns0:r>
+                    <ns0:t xml:space="preserve"> </ns0:t>
+                  </ns0:r>
+                  <ns0:r>
+                    <ns0:t xml:space="preserve">Self-reporting</ns0:t>
+                  </ns0:r>
+                </ns0:p>
+              </ns0:tc>
+            </ns0:tr>
+          </ns0:tbl>
+          <ns0:p>
+            <ns0:pPr>
+              <ns0:pStyle ns0:val="BodyText"/>
+            </ns0:pPr>
+            <ns0:r>
+              <ns0:t xml:space="preserve">↓</ns0:t>
+            </ns0:r>
+          </ns0:p>
+          <ns0:tbl>
+            <ns0:tblPr>
+              <ns0:tblStyle ns0:val="Table"/>
+              <ns0:tblW ns0:type="pct" ns0:w="4931"/>
+              <ns0:tblLayout ns0:type="fixed"/>
+              <ns0:tblLook ns0:firstRow="1" ns0:lastRow="0" ns0:firstColumn="0" ns0:lastColumn="0" ns0:noHBand="0" ns0:noVBand="0" ns0:val="0020"/>
+            </ns0:tblPr>
+            <ns0:tblGrid>
+              <ns0:gridCol ns0:w="7810"/>
+            </ns0:tblGrid>
+            <ns0:tr>
+              <ns0:trPr>
+                <ns0:tblHeader ns0:val="on"/>
+              </ns0:trPr>
+              <ns0:tc>
+                <ns0:tcPr/>
+                <ns0:p>
+                  <ns0:pPr>
+                    <ns0:pStyle ns0:val="Compact"/>
+                  </ns0:pPr>
+                  <ns0:r>
+                    <ns0:t xml:space="preserve">Decide on procedure:</ns0:t>
+                  </ns0:r>
+                  <ns0:r>
+                    <ns0:t xml:space="preserve"> </ns0:t>
+                  </ns0:r>
+                  <ns0:r>
+                    <ns0:t xml:space="preserve">Answers on </ns0:t>
+                  </ns0:r>
+                  <ns0:r>
+                    <ns0:rPr>
+                      <ns0:b/>
+                      <ns0:bCs/>
+                    </ns0:rPr>
+                    <ns0:t xml:space="preserve">26</ns0:t>
+                  </ns0:r>
+                  <ns0:r>
+                    <ns0:t xml:space="preserve"> ………………</ns0:t>
+                  </ns0:r>
+                </ns0:p>
+              </ns0:tc>
+            </ns0:tr>
+          </ns0:tbl>
+          <ns0:p>
+            <ns0:pPr>
+              <ns0:pStyle ns0:val="BodyText"/>
+            </ns0:pPr>
+            <ns0:r>
+              <ns0:t xml:space="preserve">↓</ns0:t>
+            </ns0:r>
+          </ns0:p>
+          <ns0:tbl>
+            <ns0:tblPr>
+              <ns0:tblStyle ns0:val="Table"/>
+              <ns0:tblW ns0:type="pct" ns0:w="5062"/>
+              <ns0:tblLayout ns0:type="fixed"/>
+              <ns0:tblLook ns0:firstRow="1" ns0:lastRow="0" ns0:firstColumn="0" ns0:lastColumn="0" ns0:noHBand="0" ns0:noVBand="0" ns0:val="0020"/>
+            </ns0:tblPr>
+            <ns0:tblGrid>
+              <ns0:gridCol ns0:w="8017"/>
+            </ns0:tblGrid>
+            <ns0:tr>
+              <ns0:trPr>
+                <ns0:tblHeader ns0:val="on"/>
+              </ns0:trPr>
+              <ns0:tc>
+                <ns0:tcPr/>
+                <ns0:p>
+                  <ns0:pPr>
+                    <ns0:pStyle ns0:val="Compact"/>
+                  </ns0:pPr>
+                  <ns0:r>
+                    <ns0:t xml:space="preserve">Check ethical guidelines for working with </ns0:t>
+                  </ns0:r>
+                  <ns0:r>
+                    <ns0:rPr>
+                      <ns0:b/>
+                      <ns0:bCs/>
+                    </ns0:rPr>
+                    <ns0:t xml:space="preserve">27</ns0:t>
+                  </ns0:r>
+                  <ns0:r>
+                    <ns0:t xml:space="preserve"> ………………</ns0:t>
+                  </ns0:r>
+                  <ns0:r>
+                    <ns0:t xml:space="preserve"> </ns0:t>
+                  </ns0:r>
+                  <ns0:r>
+                    <ns0:t xml:space="preserve">Ensure that risk is assessed and </ns0:t>
+                  </ns0:r>
+                  <ns0:r>
+                    <ns0:rPr>
+                      <ns0:b/>
+                      <ns0:bCs/>
+                    </ns0:rPr>
+                    <ns0:t xml:space="preserve">28</ns0:t>
+                  </ns0:r>
+                  <ns0:r>
+                    <ns0:t xml:space="preserve"> ……………… is kept to a minimum</ns0:t>
+                  </ns0:r>
+                </ns0:p>
+              </ns0:tc>
+            </ns0:tr>
+          </ns0:tbl>
+          <ns0:p>
+            <ns0:pPr>
+              <ns0:pStyle ns0:val="BodyText"/>
+            </ns0:pPr>
+            <ns0:r>
+              <ns0:t xml:space="preserve">↓</ns0:t>
+            </ns0:r>
+          </ns0:p>
+          <ns0:tbl>
+            <ns0:tblPr>
+              <ns0:tblStyle ns0:val="Table"/>
+              <ns0:tblW ns0:type="pct" ns0:w="4931"/>
+              <ns0:tblLayout ns0:type="fixed"/>
+              <ns0:tblLook ns0:firstRow="1" ns0:lastRow="0" ns0:firstColumn="0" ns0:lastColumn="0" ns0:noHBand="0" ns0:noVBand="0" ns0:val="0020"/>
+            </ns0:tblPr>
+            <ns0:tblGrid>
+              <ns0:gridCol ns0:w="7810"/>
+            </ns0:tblGrid>
+            <ns0:tr>
+              <ns0:trPr>
+                <ns0:tblHeader ns0:val="on"/>
+              </ns0:trPr>
+              <ns0:tc>
+                <ns0:tcPr/>
+                <ns0:p>
+                  <ns0:pPr>
+                    <ns0:pStyle ns0:val="Compact"/>
+                  </ns0:pPr>
+                  <ns0:r>
+                    <ns0:t xml:space="preserve">Analyse the results</ns0:t>
+                  </ns0:r>
+                  <ns0:r>
+                    <ns0:t xml:space="preserve"> </ns0:t>
+                  </ns0:r>
+                  <ns0:r>
+                    <ns0:t xml:space="preserve">Calculate the correlation and make a </ns0:t>
+                  </ns0:r>
+                  <ns0:r>
+                    <ns0:rPr>
+                      <ns0:b/>
+                      <ns0:bCs/>
+                    </ns0:rPr>
+                    <ns0:t xml:space="preserve">29</ns0:t>
+                  </ns0:r>
+                  <ns0:r>
+                    <ns0:t xml:space="preserve"> ………………</ns0:t>
+                  </ns0:r>
+                </ns0:p>
+              </ns0:tc>
+            </ns0:tr>
+          </ns0:tbl>
+          <ns0:p>
+            <ns0:pPr>
+              <ns0:pStyle ns0:val="BodyText"/>
+            </ns0:pPr>
+            <ns0:r>
+              <ns0:t xml:space="preserve">↓</ns0:t>
+            </ns0:r>
+          </ns0:p>
+          <ns0:p>
+            <ns0:pPr>
+              <ns0:pStyle ns0:val="BodyText"/>
+            </ns0:pPr>
+            <ns0:r>
+              <ns0:rPr>
+                <ns0:b/>
+                <ns0:bCs/>
+              </ns0:rPr>
+              <ns0:t xml:space="preserve">30</ns0:t>
+            </ns0:r>
+            <ns0:r>
+              <ns0:t xml:space="preserve"> ……………… the research</ns0:t>
+            </ns0:r>
+          </ns0:p>
+        </ns0:tc>
+      </ns0:tr>
+    </ns0:tbl>
+    <ns0:bookmarkStart ns0:id="29" ns0:name="phần-1-section-2"/>
+    <ns0:p>
+      <ns0:pPr>
+        <ns0:pStyle ns0:val="Heading2"/>
+      </ns0:pPr>
+      <ns0:r>
+        <ns0:t xml:space="preserve">Phần 1: Section 2</ns0:t>
+      </ns0:r>
+    </ns0:p>
+    <ns0:p>
+      <ns0:pPr>
+        <ns0:pStyle ns0:val="CDSection"/>
+      </ns0:pPr>
+      <ns0:r>
+        <ns0:rPr>
+          <ns0:b/>
+          <ns0:bCs/>
           <ns0:i/>
           <ns0:iCs/>
         </ns0:rPr>
-        <ns0:t xml:space="preserve">Write the correct letter, </ns0:t>
-      </ns0:r>
-      <ns0:r>
-        <ns0:rPr>
-          <ns0:b/>
-          <ns0:bCs/>
+        <ns0:t xml:space="preserve">1. Hướng dẫn cách làm bài:</ns0:t>
+      </ns0:r>
+      <ns0:r>
+        <ns0:t xml:space="preserve"> </ns0:t>
+      </ns0:r>
+      <ns0:r>
+        <ns0:t xml:space="preserve">Section 2 là một bài độc thoại (monologue) về một chủ đề phổ thông, thường là một bài giới thiệu, hướng dẫn về một địa điểm hoặc một dịch vụ. Dạng bài trong đề này là multiple choice và map labelling.</ns0:t>
+      </ns0:r>
+    </ns0:p>
+    <ns0:p>
+      <ns0:pPr>
+        <ns0:pStyle ns0:val="CDSection"/>
+      </ns0:pPr>
+      <ns0:r>
+        <ns0:rPr>
+          <ns0:b/>
+          <ns0:bCs/>
+        </ns0:rPr>
+        <ns0:t xml:space="preserve">Đối với Multiple Choice (Câu 11-16): Dạng chọn A, B or C</ns0:t>
+      </ns0:r>
+    </ns0:p>
+    <ns0:p>
+      <ns0:pPr>
+        <ns0:pStyle ns0:val="Compact"/>
+        <ns0:numPr>
+          <ns0:ilvl ns0:val="0"/>
+          <ns0:numId ns0:val="1001"/>
+        </ns0:numPr>
+      </ns0:pPr>
+      <ns0:r>
+        <ns0:rPr>
+          <ns0:b/>
+          <ns0:bCs/>
+        </ns0:rPr>
+        <ns0:t xml:space="preserve">Đọc kỹ câu hỏi và các lựa chọn:</ns0:t>
+      </ns0:r>
+      <ns0:r>
+        <ns0:t xml:space="preserve"> </ns0:t>
+      </ns0:r>
+      <ns0:r>
+        <ns0:t xml:space="preserve">Gạch chân từ khóa để xác định trọng tâm câu hỏi. Hãy cẩn thận, cả ba lựa chọn đều có thể được nhắc đến trong bài nghe nhưng chỉ có một đáp án trả lời đúng câu hỏi.</ns0:t>
+      </ns0:r>
+    </ns0:p>
+    <ns0:p>
+      <ns0:pPr>
+        <ns0:pStyle ns0:val="Compact"/>
+        <ns0:numPr>
+          <ns0:ilvl ns0:val="0"/>
+          <ns0:numId ns0:val="1001"/>
+        </ns0:numPr>
+      </ns0:pPr>
+      <ns0:r>
+        <ns0:rPr>
+          <ns0:b/>
+          <ns0:bCs/>
+        </ns0:rPr>
+        <ns0:t xml:space="preserve">Lắng nghe phần diễn đạt lại:</ns0:t>
+      </ns0:r>
+      <ns0:r>
+        <ns0:t xml:space="preserve"> </ns0:t>
+      </ns0:r>
+      <ns0:r>
+        <ns0:t xml:space="preserve">Người nói sẽ dùng từ đồng nghĩa và các cấu trúc khác để diễn đạt ý trong các lựa chọn.</ns0:t>
+      </ns0:r>
+    </ns0:p>
+    <ns0:p>
+      <ns0:pPr>
+        <ns0:pStyle ns0:val="Compact"/>
+        <ns0:numPr>
+          <ns0:ilvl ns0:val="0"/>
+          <ns0:numId ns0:val="1001"/>
+        </ns0:numPr>
+      </ns0:pPr>
+      <ns0:r>
+        <ns0:rPr>
+          <ns0:b/>
+          <ns0:bCs/>
+        </ns0:rPr>
+        <ns0:t xml:space="preserve">Xác định người nói:</ns0:t>
+      </ns0:r>
+      <ns0:r>
+        <ns0:t xml:space="preserve"> </ns0:t>
+      </ns0:r>
+      <ns0:r>
+        <ns0:t xml:space="preserve">Chú ý xem ai là người đưa ra quan điểm hoặc thông tin trả lời cho câu hỏi.</ns0:t>
+      </ns0:r>
+    </ns0:p>
+    <ns0:p>
+      <ns0:pPr>
+        <ns0:pStyle ns0:val="CDSection"/>
+      </ns0:pPr>
+      <ns0:r>
+        <ns0:rPr>
+          <ns0:b/>
+          <ns0:bCs/>
+        </ns0:rPr>
+        <ns0:t xml:space="preserve">Đối với Map labelling (Câu 17 – 20): Quan sát nhanh bản đồ</ns0:t>
+      </ns0:r>
+    </ns0:p>
+    <ns0:p>
+      <ns0:pPr>
+        <ns0:pStyle ns0:val="Compact"/>
+        <ns0:numPr>
+          <ns0:ilvl ns0:val="0"/>
+          <ns0:numId ns0:val="1002"/>
+        </ns0:numPr>
+      </ns0:pPr>
+      <ns0:r>
+        <ns0:t xml:space="preserve">Xác định điểm bắt đầu (Starting Point): Thông thường, người nói sẽ bắt đầu từ cổng vào hoặc một địa điểm lớn như Guesthouse. Hãy đặt bút sẵn ở khu vực này.</ns0:t>
+      </ns0:r>
+    </ns0:p>
+    <ns0:p>
+      <ns0:pPr>
+        <ns0:pStyle ns0:val="Compact"/>
+        <ns0:numPr>
+          <ns0:ilvl ns0:val="0"/>
+          <ns0:numId ns0:val="1002"/>
+        </ns0:numPr>
+      </ns0:pPr>
+      <ns0:r>
+        <ns0:t xml:space="preserve">Xác định phương hướng:</ns0:t>
+      </ns0:r>
+    </ns0:p>
+    <ns0:p>
+      <ns0:pPr>
+        <ns0:pStyle ns0:val="CDSection"/>
+      </ns0:pPr>
+      <ns0:r>
+        <ns0:t xml:space="preserve">Trục dọc: Top (phía trên), Bottom (phía dưới).</ns0:t>
+      </ns0:r>
+    </ns0:p>
+    <ns0:p>
+      <ns0:pPr>
+        <ns0:pStyle ns0:val="CDNote"/>
+      </ns0:pPr>
+      <ns0:r>
+        <ns0:t xml:space="preserve">Trục ngang: Left (bên trái), Right (bên phải).</ns0:t>
+      </ns0:r>
+    </ns0:p>
+    <ns0:p>
+      <ns0:pPr>
+        <ns0:pStyle ns0:val="CDNote"/>
+      </ns0:pPr>
+      <ns0:r>
+        <ns0:t xml:space="preserve">Các góc: Top-left (góc trên bên trái), Top-right (góc trên bên phải - chỗ có rừng cây).</ns0:t>
+      </ns0:r>
+    </ns0:p>
+    <ns0:p>
+      <ns0:pPr>
+        <ns0:pStyle ns0:val="Compact"/>
+        <ns0:numPr>
+          <ns0:ilvl ns0:val="0"/>
+          <ns0:numId ns0:val="1003"/>
+        </ns0:numPr>
+      </ns0:pPr>
+      <ns0:r>
+        <ns0:t xml:space="preserve">Xác định các "mốc" cố định (Landmarks): Đây là những từ bạn chắc chắn sẽ nghe thấy để định vị. Trong hình này là:</ns0:t>
+      </ns0:r>
+    </ns0:p>
+    <ns0:p>
+      <ns0:pPr>
+        <ns0:pStyle ns0:val="CDNote"/>
+      </ns0:pPr>
+      <ns0:r>
+        <ns0:t xml:space="preserve">Tennis Court: Nằm ở trung tâm.</ns0:t>
+      </ns0:r>
+    </ns0:p>
+    <ns0:p>
+      <ns0:pPr>
+        <ns0:pStyle ns0:val="CDNote"/>
+      </ns0:pPr>
+      <ns0:r>
+        <ns0:t xml:space="preserve">Teahouse: Nằm trên con đường ngang phía dưới Tennis Court.</ns0:t>
+      </ns0:r>
+    </ns0:p>
+    <ns0:p>
+      <ns0:pPr>
+        <ns0:pStyle ns0:val="CDNote"/>
+      </ns0:pPr>
+      <ns0:r>
+        <ns0:t xml:space="preserve">Guesthouse: Nằm ở góc dưới cùng bên phải.</ns0:t>
+      </ns0:r>
+    </ns0:p>
+    <ns0:p>
+      <ns0:pPr>
+        <ns0:pStyle ns0:val="CDNote"/>
+      </ns0:pPr>
+      <ns0:r>
+        <ns0:t xml:space="preserve">Biểu tượng cây (Trees): Phía trên cùng bên phải.</ns0:t>
+      </ns0:r>
+    </ns0:p>
+    <ns0:p>
+      <ns0:pPr>
+        <ns0:pStyle ns0:val="CDNote"/>
+      </ns0:pPr>
+      <ns0:r>
+        <ns0:t xml:space="preserve">Biểu tượng bàn ghế: Phía trên cùng bên trái.</ns0:t>
+      </ns0:r>
+    </ns0:p>
+    <ns0:p>
+      <ns0:pPr>
+        <ns0:pStyle ns0:val="Compact"/>
+        <ns0:numPr>
+          <ns0:ilvl ns0:val="0"/>
+          <ns0:numId ns0:val="1004"/>
+        </ns0:numPr>
+      </ns0:pPr>
+      <ns0:r>
+        <ns0:t xml:space="preserve">Xác định nhanh các điểm từ A - I nằm ở gần mốc cố định nào hoặc gắn với trục đường nào, bên trái hay phải, phía trên hay dưới.</ns0:t>
+      </ns0:r>
+    </ns0:p>
+    <ns0:bookmarkStart ns0:id="18" ns0:name="phân-tích-chi-tiết-từng-câu-hỏi"/>
+    <ns0:p>
+      <ns0:pPr>
+        <ns0:pStyle ns0:val="Heading3"/>
+      </ns0:pPr>
+      <ns0:r>
+        <ns0:t xml:space="preserve">2. Phân tích chi tiết từng câu hỏi:</ns0:t>
+      </ns0:r>
+    </ns0:p>
+    <ns0:bookmarkEnd ns0:id="18"/>
+    <ns0:bookmarkStart ns0:id="19" ns0:name="question-11"/>
+    <ns0:p>
+      <ns0:pPr>
+        <ns0:pStyle ns0:val="Heading3"/>
+      </ns0:pPr>
+      <ns0:r>
+        <ns0:t xml:space="preserve">Question 11</ns0:t>
+      </ns0:r>
+    </ns0:p>
+    <ns0:p>
+      <ns0:pPr>
+        <ns0:pStyle ns0:val="CDStep"/>
+      </ns0:pPr>
+      <ns0:r>
+        <ns0:rPr>
+          <ns0:b/>
+          <ns0:bCs/>
+        </ns0:rPr>
+        <ns0:t xml:space="preserve">Phân tích:</ns0:t>
+      </ns0:r>
+    </ns0:p>
+    <ns0:p>
+      <ns0:pPr>
+        <ns0:pStyle ns0:val="Compact"/>
+        <ns0:numPr>
+          <ns0:ilvl ns0:val="0"/>
+          <ns0:numId ns0:val="1005"/>
+        </ns0:numPr>
+      </ns0:pPr>
+      <ns0:r>
+        <ns0:t xml:space="preserve">Người hướng dẫn giới thiệu về các đặc điểm của công viên: "The park has a breathtaking waterfall connecting the longest river in the country, but it is</ns0:t>
+      </ns0:r>
+      <ns0:r>
+        <ns0:t xml:space="preserve"> </ns0:t>
+      </ns0:r>
+      <ns0:r>
+        <ns0:rPr>
+          <ns0:b/>
+          <ns0:bCs/>
+        </ns0:rPr>
+        <ns0:t xml:space="preserve">most renowned</ns0:t>
+      </ns0:r>
+      <ns0:r>
+        <ns0:t xml:space="preserve"> </ns0:t>
+      </ns0:r>
+      <ns0:r>
+        <ns0:t xml:space="preserve">for having the</ns0:t>
+      </ns0:r>
+      <ns0:r>
+        <ns0:t xml:space="preserve"> </ns0:t>
+      </ns0:r>
+      <ns0:r>
+        <ns0:rPr>
+          <ns0:b/>
+          <ns0:bCs/>
+        </ns0:rPr>
+        <ns0:t xml:space="preserve">largest sub-tropical rainforest worldwide</ns0:t>
+      </ns0:r>
+      <ns0:r>
+        <ns0:t xml:space="preserve">."</ns0:t>
+      </ns0:r>
+    </ns0:p>
+    <ns0:p>
+      <ns0:pPr>
+        <ns0:pStyle ns0:val="Compact"/>
+        <ns0:numPr>
+          <ns0:ilvl ns0:val="0"/>
+          <ns0:numId ns0:val="1005"/>
+        </ns0:numPr>
+      </ns0:pPr>
+      <ns0:r>
+        <ns0:t xml:space="preserve">Từ "renowned" đồng nghĩa với "famous" trong câu hỏi. Mặc dù có nhắc đến thác nước và sông dài nhất, nhưng đặc điểm nổi tiếng nhất (most famous) là rừng mưa cận nhiệt đới lớn nhất thế giới.</ns0:t>
+      </ns0:r>
+    </ns0:p>
+    <ns0:p>
+      <ns0:pPr>
+        <ns0:pStyle ns0:val="Compact"/>
+        <ns0:numPr>
+          <ns0:ilvl ns0:val="0"/>
+          <ns0:numId ns0:val="1005"/>
+        </ns0:numPr>
+      </ns0:pPr>
+      <ns0:r>
+        <ns0:rPr>
+          <ns0:b/>
+          <ns0:bCs/>
+        </ns0:rPr>
+        <ns0:t xml:space="preserve">Đáp án: C</ns0:t>
+      </ns0:r>
+    </ns0:p>
+    <ns0:bookmarkEnd ns0:id="19"/>
+    <ns0:bookmarkStart ns0:id="20" ns0:name="question-12"/>
+    <ns0:p>
+      <ns0:pPr>
+        <ns0:pStyle ns0:val="Heading3"/>
+      </ns0:pPr>
+      <ns0:r>
+        <ns0:t xml:space="preserve">Question 12</ns0:t>
+      </ns0:r>
+    </ns0:p>
+    <ns0:p>
+      <ns0:pPr>
+        <ns0:pStyle ns0:val="CDStep"/>
+      </ns0:pPr>
+      <ns0:r>
+        <ns0:rPr>
+          <ns0:b/>
+          <ns0:bCs/>
+        </ns0:rPr>
+        <ns0:t xml:space="preserve">Phân tích:</ns0:t>
+      </ns0:r>
+    </ns0:p>
+    <ns0:p>
+      <ns0:pPr>
+        <ns0:pStyle ns0:val="Compact"/>
+        <ns0:numPr>
+          <ns0:ilvl ns0:val="0"/>
+          <ns0:numId ns0:val="1006"/>
+        </ns0:numPr>
+      </ns0:pPr>
+      <ns0:r>
+        <ns0:t xml:space="preserve">Về hoạt động trên đỉnh núi, Jim Carson nói: "When you reach the top of the mountain, there is</ns0:t>
+      </ns0:r>
+      <ns0:r>
+        <ns0:t xml:space="preserve"> </ns0:t>
+      </ns0:r>
+      <ns0:r>
+        <ns0:rPr>
+          <ns0:b/>
+          <ns0:bCs/>
+        </ns0:rPr>
+        <ns0:t xml:space="preserve">nothing better than having a picnic</ns0:t>
+      </ns0:r>
+      <ns0:r>
+        <ns0:t xml:space="preserve"> </ns0:t>
+      </ns0:r>
+      <ns0:r>
+        <ns0:t xml:space="preserve">under the trees with your family."</ns0:t>
+      </ns0:r>
+    </ns0:p>
+    <ns0:p>
+      <ns0:pPr>
+        <ns0:pStyle ns0:val="Compact"/>
+        <ns0:numPr>
+          <ns0:ilvl ns0:val="0"/>
+          <ns0:numId ns0:val="1006"/>
+        </ns0:numPr>
+      </ns0:pPr>
+      <ns0:r>
+        <ns0:t xml:space="preserve">Lưu ý: Việc chụp ảnh (taking photos) không được khuyến khích vì đường đi nguy hiểm gây xao nhãng.</ns0:t>
+      </ns0:r>
+    </ns0:p>
+    <ns0:p>
+      <ns0:pPr>
+        <ns0:pStyle ns0:val="Compact"/>
+        <ns0:numPr>
+          <ns0:ilvl ns0:val="0"/>
+          <ns0:numId ns0:val="1006"/>
+        </ns0:numPr>
+      </ns0:pPr>
+      <ns0:r>
+        <ns0:rPr>
+          <ns0:b/>
+          <ns0:bCs/>
+        </ns0:rPr>
+        <ns0:t xml:space="preserve">Đáp án: A</ns0:t>
+      </ns0:r>
+    </ns0:p>
+    <ns0:bookmarkEnd ns0:id="20"/>
+    <ns0:bookmarkStart ns0:id="21" ns0:name="question-13"/>
+    <ns0:p>
+      <ns0:pPr>
+        <ns0:pStyle ns0:val="Heading3"/>
+      </ns0:pPr>
+      <ns0:r>
+        <ns0:t xml:space="preserve">Question 13</ns0:t>
+      </ns0:r>
+    </ns0:p>
+    <ns0:p>
+      <ns0:pPr>
+        <ns0:pStyle ns0:val="CDStep"/>
+      </ns0:pPr>
+      <ns0:r>
+        <ns0:rPr>
+          <ns0:b/>
+          <ns0:bCs/>
+        </ns0:rPr>
+        <ns0:t xml:space="preserve">Phân tích:</ns0:t>
+      </ns0:r>
+    </ns0:p>
+    <ns0:p>
+      <ns0:pPr>
+        <ns0:pStyle ns0:val="Compact"/>
+        <ns0:numPr>
+          <ns0:ilvl ns0:val="0"/>
+          <ns0:numId ns0:val="1007"/>
+        </ns0:numPr>
+      </ns0:pPr>
+      <ns0:r>
+        <ns0:t xml:space="preserve">Người hướng dẫn đưa ra lời khuyên cụ thể cho đối tượng có kinh nghiệm: "As your tour guide, I suggest that</ns0:t>
+      </ns0:r>
+      <ns0:r>
+        <ns0:t xml:space="preserve"> </ns0:t>
+      </ns0:r>
+      <ns0:r>
+        <ns0:rPr>
+          <ns0:b/>
+          <ns0:bCs/>
+        </ns0:rPr>
+        <ns0:t xml:space="preserve">only expert hikers take the Creek Circuit</ns0:t>
+      </ns0:r>
+      <ns0:r>
+        <ns0:t xml:space="preserve">."</ns0:t>
+      </ns0:r>
+    </ns0:p>
+    <ns0:p>
+      <ns0:pPr>
+        <ns0:pStyle ns0:val="Compact"/>
+        <ns0:numPr>
+          <ns0:ilvl ns0:val="0"/>
+          <ns0:numId ns0:val="1007"/>
+        </ns0:numPr>
+      </ns0:pPr>
+      <ns0:r>
+        <ns0:t xml:space="preserve">Từ "expert" đồng nghĩa với "more experienced" trong câu hỏi.</ns0:t>
+      </ns0:r>
+    </ns0:p>
+    <ns0:p>
+      <ns0:pPr>
+        <ns0:pStyle ns0:val="Compact"/>
+        <ns0:numPr>
+          <ns0:ilvl ns0:val="0"/>
+          <ns0:numId ns0:val="1007"/>
+        </ns0:numPr>
+      </ns0:pPr>
+      <ns0:r>
+        <ns0:rPr>
+          <ns0:b/>
+          <ns0:bCs/>
+        </ns0:rPr>
+        <ns0:t xml:space="preserve">Đáp án: C</ns0:t>
+      </ns0:r>
+    </ns0:p>
+    <ns0:bookmarkEnd ns0:id="21"/>
+    <ns0:bookmarkStart ns0:id="22" ns0:name="question-14"/>
+    <ns0:p>
+      <ns0:pPr>
+        <ns0:pStyle ns0:val="Heading3"/>
+      </ns0:pPr>
+      <ns0:r>
+        <ns0:t xml:space="preserve">Question 14</ns0:t>
+      </ns0:r>
+    </ns0:p>
+    <ns0:p>
+      <ns0:pPr>
+        <ns0:pStyle ns0:val="CDStep"/>
+      </ns0:pPr>
+      <ns0:r>
+        <ns0:rPr>
+          <ns0:b/>
+          <ns0:bCs/>
+        </ns0:rPr>
+        <ns0:t xml:space="preserve">Phân tích:</ns0:t>
+      </ns0:r>
+    </ns0:p>
+    <ns0:p>
+      <ns0:pPr>
+        <ns0:pStyle ns0:val="Compact"/>
+        <ns0:numPr>
+          <ns0:ilvl ns0:val="0"/>
+          <ns0:numId ns0:val="1008"/>
+        </ns0:numPr>
+      </ns0:pPr>
+      <ns0:r>
+        <ns0:t xml:space="preserve">Khi đề cập đến chi phí đi lại trong công viên, Jim khẳng định: "Rest assured that</ns0:t>
+      </ns0:r>
+      <ns0:r>
+        <ns0:t xml:space="preserve"> </ns0:t>
+      </ns0:r>
+      <ns0:r>
+        <ns0:rPr>
+          <ns0:b/>
+          <ns0:bCs/>
+        </ns0:rPr>
+        <ns0:t xml:space="preserve">transport within the park is covered in the bill</ns0:t>
+      </ns0:r>
+      <ns0:r>
+        <ns0:t xml:space="preserve">."</ns0:t>
+      </ns0:r>
+    </ns0:p>
+    <ns0:p>
+      <ns0:pPr>
+        <ns0:pStyle ns0:val="Compact"/>
+        <ns0:numPr>
+          <ns0:ilvl ns0:val="0"/>
+          <ns0:numId ns0:val="1008"/>
+        </ns0:numPr>
+      </ns0:pPr>
+      <ns0:r>
+        <ns0:t xml:space="preserve">Cụm "covered in the bill" tương ứng với "included in the bill" ở đáp án C.</ns0:t>
+      </ns0:r>
+    </ns0:p>
+    <ns0:p>
+      <ns0:pPr>
+        <ns0:pStyle ns0:val="Compact"/>
+        <ns0:numPr>
+          <ns0:ilvl ns0:val="0"/>
+          <ns0:numId ns0:val="1008"/>
+        </ns0:numPr>
+      </ns0:pPr>
+      <ns0:r>
+        <ns0:rPr>
+          <ns0:b/>
+          <ns0:bCs/>
+        </ns0:rPr>
+        <ns0:t xml:space="preserve">Đáp án: C</ns0:t>
+      </ns0:r>
+    </ns0:p>
+    <ns0:bookmarkEnd ns0:id="22"/>
+    <ns0:bookmarkStart ns0:id="23" ns0:name="question-15"/>
+    <ns0:p>
+      <ns0:pPr>
+        <ns0:pStyle ns0:val="Heading3"/>
+      </ns0:pPr>
+      <ns0:r>
+        <ns0:t xml:space="preserve">Question 15</ns0:t>
+      </ns0:r>
+    </ns0:p>
+    <ns0:p>
+      <ns0:pPr>
+        <ns0:pStyle ns0:val="CDStep"/>
+      </ns0:pPr>
+      <ns0:r>
+        <ns0:rPr>
+          <ns0:b/>
+          <ns0:bCs/>
+        </ns0:rPr>
+        <ns0:t xml:space="preserve">Phân tích:</ns0:t>
+      </ns0:r>
+    </ns0:p>
+    <ns0:p>
+      <ns0:pPr>
+        <ns0:pStyle ns0:val="Compact"/>
+        <ns0:numPr>
+          <ns0:ilvl ns0:val="0"/>
+          <ns0:numId ns0:val="1009"/>
+        </ns0:numPr>
+      </ns0:pPr>
+      <ns0:r>
+        <ns0:t xml:space="preserve">Về các môn thể thao mạo hiểm cho người lớn: "</ns0:t>
+      </ns0:r>
+      <ns0:r>
+        <ns0:rPr>
+          <ns0:b/>
+          <ns0:bCs/>
+        </ns0:rPr>
+        <ns0:t xml:space="preserve">Abseiling is available regardless of the weather</ns0:t>
+      </ns0:r>
+      <ns0:r>
+        <ns0:t xml:space="preserve">."</ns0:t>
+      </ns0:r>
+    </ns0:p>
+    <ns0:p>
+      <ns0:pPr>
+        <ns0:pStyle ns0:val="Compact"/>
+        <ns0:numPr>
+          <ns0:ilvl ns0:val="0"/>
+          <ns0:numId ns0:val="1009"/>
+        </ns0:numPr>
+      </ns0:pPr>
+      <ns0:r>
+        <ns0:t xml:space="preserve">Cụm "regardless of the weather" (bất kể thời tiết) đồng nghĩa với "all year round" (quanh năm). Các môn khác như Bungee jumping hay Paragliding bị hạn chế vào mùa hè.</ns0:t>
+      </ns0:r>
+    </ns0:p>
+    <ns0:p>
+      <ns0:pPr>
+        <ns0:pStyle ns0:val="Compact"/>
+        <ns0:numPr>
+          <ns0:ilvl ns0:val="0"/>
+          <ns0:numId ns0:val="1009"/>
+        </ns0:numPr>
+      </ns0:pPr>
+      <ns0:r>
+        <ns0:rPr>
+          <ns0:b/>
+          <ns0:bCs/>
+        </ns0:rPr>
+        <ns0:t xml:space="preserve">Đáp án: A</ns0:t>
+      </ns0:r>
+    </ns0:p>
+    <ns0:bookmarkEnd ns0:id="23"/>
+    <ns0:bookmarkStart ns0:id="24" ns0:name="question-16"/>
+    <ns0:p>
+      <ns0:pPr>
+        <ns0:pStyle ns0:val="Heading3"/>
+      </ns0:pPr>
+      <ns0:r>
+        <ns0:t xml:space="preserve">Question 16</ns0:t>
+      </ns0:r>
+    </ns0:p>
+    <ns0:p>
+      <ns0:pPr>
+        <ns0:pStyle ns0:val="CDStep"/>
+      </ns0:pPr>
+      <ns0:r>
+        <ns0:rPr>
+          <ns0:b/>
+          <ns0:bCs/>
+        </ns0:rPr>
+        <ns0:t xml:space="preserve">Phân tích:</ns0:t>
+      </ns0:r>
+    </ns0:p>
+    <ns0:p>
+      <ns0:pPr>
+        <ns0:pStyle ns0:val="Compact"/>
+        <ns0:numPr>
+          <ns0:ilvl ns0:val="0"/>
+          <ns0:numId ns0:val="1010"/>
+        </ns0:numPr>
+      </ns0:pPr>
+      <ns0:r>
+        <ns0:t xml:space="preserve">Hướng dẫn về việc ăn uống: "</ns0:t>
+      </ns0:r>
+      <ns0:r>
+        <ns0:rPr>
+          <ns0:b/>
+          <ns0:bCs/>
+        </ns0:rPr>
+        <ns0:t xml:space="preserve">Just get your meal ticket at the reception before dining</ns0:t>
+      </ns0:r>
+      <ns0:r>
+        <ns0:t xml:space="preserve">."</ns0:t>
+      </ns0:r>
+    </ns0:p>
+    <ns0:p>
+      <ns0:pPr>
+        <ns0:pStyle ns0:val="Compact"/>
+        <ns0:numPr>
+          <ns0:ilvl ns0:val="0"/>
+          <ns0:numId ns0:val="1010"/>
+        </ns0:numPr>
+      </ns0:pPr>
+      <ns0:r>
+        <ns0:t xml:space="preserve">Jim cũng nói thêm không cần đặt chỗ (no need to make reservations) nên đáp án A và B bị loại.</ns0:t>
+      </ns0:r>
+    </ns0:p>
+    <ns0:p>
+      <ns0:pPr>
+        <ns0:pStyle ns0:val="Compact"/>
+        <ns0:numPr>
+          <ns0:ilvl ns0:val="0"/>
+          <ns0:numId ns0:val="1010"/>
+        </ns0:numPr>
+      </ns0:pPr>
+      <ns0:r>
+        <ns0:rPr>
+          <ns0:b/>
+          <ns0:bCs/>
+        </ns0:rPr>
+        <ns0:t xml:space="preserve">Đáp án: C</ns0:t>
+      </ns0:r>
+    </ns0:p>
+    <ns0:bookmarkEnd ns0:id="24"/>
+    <ns0:bookmarkStart ns0:id="25" ns0:name="question-17-campsite"/>
+    <ns0:p>
+      <ns0:pPr>
+        <ns0:pStyle ns0:val="Heading3"/>
+      </ns0:pPr>
+      <ns0:r>
+        <ns0:t xml:space="preserve">Question 17 (Campsite)</ns0:t>
+      </ns0:r>
+    </ns0:p>
+    <ns0:p>
+      <ns0:pPr>
+        <ns0:pStyle ns0:val="CDStep"/>
+      </ns0:pPr>
+      <ns0:r>
+        <ns0:rPr>
+          <ns0:b/>
+          <ns0:bCs/>
+        </ns0:rPr>
+        <ns0:t xml:space="preserve">Phân tích:</ns0:t>
+      </ns0:r>
+    </ns0:p>
+    <ns0:p>
+      <ns0:pPr>
+        <ns0:pStyle ns0:val="Compact"/>
+        <ns0:numPr>
+          <ns0:ilvl ns0:val="0"/>
+          <ns0:numId ns0:val="1011"/>
+        </ns0:numPr>
+      </ns0:pPr>
+      <ns0:r>
+        <ns0:t xml:space="preserve">Lộ trình bắt đầu từ Guesthouse: "When you get out of the guesthouse,</ns0:t>
+      </ns0:r>
+      <ns0:r>
+        <ns0:t xml:space="preserve"> </ns0:t>
+      </ns0:r>
+      <ns0:r>
+        <ns0:rPr>
+          <ns0:b/>
+          <ns0:bCs/>
+        </ns0:rPr>
+        <ns0:t xml:space="preserve">go straight ahead, turn right at the end of the road</ns0:t>
+      </ns0:r>
+      <ns0:r>
+        <ns0:t xml:space="preserve">. To your</ns0:t>
+      </ns0:r>
+      <ns0:r>
+        <ns0:t xml:space="preserve"> </ns0:t>
+      </ns0:r>
+      <ns0:r>
+        <ns0:rPr>
+          <ns0:b/>
+          <ns0:bCs/>
+        </ns0:rPr>
+        <ns0:t xml:space="preserve">left</ns0:t>
+      </ns0:r>
+      <ns0:r>
+        <ns0:t xml:space="preserve">, there is a campsite amongst the</ns0:t>
+      </ns0:r>
+      <ns0:r>
+        <ns0:t xml:space="preserve"> </ns0:t>
+      </ns0:r>
+      <ns0:r>
+        <ns0:rPr>
+          <ns0:b/>
+          <ns0:bCs/>
+        </ns0:rPr>
+        <ns0:t xml:space="preserve">trees</ns0:t>
+      </ns0:r>
+      <ns0:r>
+        <ns0:t xml:space="preserve">."</ns0:t>
+      </ns0:r>
+    </ns0:p>
+    <ns0:p>
+      <ns0:pPr>
+        <ns0:pStyle ns0:val="Compact"/>
+        <ns0:numPr>
+          <ns0:ilvl ns0:val="0"/>
+          <ns0:numId ns0:val="1011"/>
+        </ns0:numPr>
+      </ns0:pPr>
+      <ns0:r>
+        <ns0:t xml:space="preserve">Trên bản đồ, từ Guesthouse đi thẳng lên kịch đường, rẽ phải, nhìn sang trái thấy khu vực có cây xanh là vị trí của chữ E.</ns0:t>
+      </ns0:r>
+    </ns0:p>
+    <ns0:p>
+      <ns0:pPr>
+        <ns0:pStyle ns0:val="Compact"/>
+        <ns0:numPr>
+          <ns0:ilvl ns0:val="0"/>
+          <ns0:numId ns0:val="1011"/>
+        </ns0:numPr>
+      </ns0:pPr>
+      <ns0:r>
+        <ns0:rPr>
+          <ns0:b/>
+          <ns0:bCs/>
+        </ns0:rPr>
+        <ns0:t xml:space="preserve">Đáp án: E</ns0:t>
+      </ns0:r>
+    </ns0:p>
+    <ns0:bookmarkEnd ns0:id="25"/>
+    <ns0:bookmarkStart ns0:id="26" ns0:name="question-18-business-centre"/>
+    <ns0:p>
+      <ns0:pPr>
+        <ns0:pStyle ns0:val="Heading3"/>
+      </ns0:pPr>
+      <ns0:r>
+        <ns0:t xml:space="preserve">Question 18 (Business Centre)</ns0:t>
+      </ns0:r>
+    </ns0:p>
+    <ns0:p>
+      <ns0:pPr>
+        <ns0:pStyle ns0:val="CDStep"/>
+      </ns0:pPr>
+      <ns0:r>
+        <ns0:rPr>
+          <ns0:b/>
+          <ns0:bCs/>
+        </ns0:rPr>
+        <ns0:t xml:space="preserve">Phân tích:</ns0:t>
+      </ns0:r>
+    </ns0:p>
+    <ns0:p>
+      <ns0:pPr>
+        <ns0:pStyle ns0:val="Compact"/>
+        <ns0:numPr>
+          <ns0:ilvl ns0:val="0"/>
+          <ns0:numId ns0:val="1012"/>
+        </ns0:numPr>
+      </ns0:pPr>
+      <ns0:r>
+        <ns0:t xml:space="preserve">Đầu tiên xác định khu vực dã ngoại (Picnic area) ở "top left" (góc trên bên trái, nơi có biểu tượng bàn ghế).</ns0:t>
+      </ns0:r>
+    </ns0:p>
+    <ns0:p>
+      <ns0:pPr>
+        <ns0:pStyle ns0:val="Compact"/>
+        <ns0:numPr>
+          <ns0:ilvl ns0:val="0"/>
+          <ns0:numId ns0:val="1012"/>
+        </ns0:numPr>
+      </ns0:pPr>
+      <ns0:r>
+        <ns0:t xml:space="preserve">Vị trí của trung tâm: "The</ns0:t>
+      </ns0:r>
+      <ns0:r>
+        <ns0:t xml:space="preserve"> </ns0:t>
+      </ns0:r>
+      <ns0:r>
+        <ns0:rPr>
+          <ns0:b/>
+          <ns0:bCs/>
+        </ns0:rPr>
+        <ns0:t xml:space="preserve">Business Centre is situated directly opposite the picnic area</ns0:t>
+      </ns0:r>
+      <ns0:r>
+        <ns0:t xml:space="preserve">."</ns0:t>
+      </ns0:r>
+    </ns0:p>
+    <ns0:p>
+      <ns0:pPr>
+        <ns0:pStyle ns0:val="Compact"/>
+        <ns0:numPr>
+          <ns0:ilvl ns0:val="0"/>
+          <ns0:numId ns0:val="1012"/>
+        </ns0:numPr>
+      </ns0:pPr>
+      <ns0:r>
+        <ns0:t xml:space="preserve">Đối diện với khu bàn ghế qua con đường chéo chính là vị trí A.</ns0:t>
+      </ns0:r>
+    </ns0:p>
+    <ns0:p>
+      <ns0:pPr>
+        <ns0:pStyle ns0:val="Compact"/>
+        <ns0:numPr>
+          <ns0:ilvl ns0:val="0"/>
+          <ns0:numId ns0:val="1012"/>
+        </ns0:numPr>
+      </ns0:pPr>
+      <ns0:r>
+        <ns0:rPr>
+          <ns0:b/>
+          <ns0:bCs/>
+        </ns0:rPr>
+        <ns0:t xml:space="preserve">Đáp án: A</ns0:t>
+      </ns0:r>
+    </ns0:p>
+    <ns0:bookmarkEnd ns0:id="26"/>
+    <ns0:bookmarkStart ns0:id="27" ns0:name="question-19-museum"/>
+    <ns0:p>
+      <ns0:pPr>
+        <ns0:pStyle ns0:val="Heading3"/>
+      </ns0:pPr>
+      <ns0:r>
+        <ns0:t xml:space="preserve">Question 19 (Museum)</ns0:t>
+      </ns0:r>
+    </ns0:p>
+    <ns0:p>
+      <ns0:pPr>
+        <ns0:pStyle ns0:val="CDStep"/>
+      </ns0:pPr>
+      <ns0:r>
+        <ns0:rPr>
+          <ns0:b/>
+          <ns0:bCs/>
+        </ns0:rPr>
+        <ns0:t xml:space="preserve">Phân tích:</ns0:t>
+      </ns0:r>
+    </ns0:p>
+    <ns0:p>
+      <ns0:pPr>
+        <ns0:pStyle ns0:val="Compact"/>
+        <ns0:numPr>
+          <ns0:ilvl ns0:val="0"/>
+          <ns0:numId ns0:val="1013"/>
+        </ns0:numPr>
+      </ns0:pPr>
+      <ns0:r>
+        <ns0:t xml:space="preserve">Lộ trình từ Guesthouse: "...</ns0:t>
+      </ns0:r>
+      <ns0:r>
+        <ns0:rPr>
+          <ns0:b/>
+          <ns0:bCs/>
+        </ns0:rPr>
+        <ns0:t xml:space="preserve">turn left at the first conjunction</ns0:t>
+      </ns0:r>
+      <ns0:r>
+        <ns0:t xml:space="preserve">, then walk</ns0:t>
+      </ns0:r>
+      <ns0:r>
+        <ns0:t xml:space="preserve"> </ns0:t>
+      </ns0:r>
+      <ns0:r>
+        <ns0:rPr>
+          <ns0:b/>
+          <ns0:bCs/>
+        </ns0:rPr>
+        <ns0:t xml:space="preserve">past the teahouse</ns0:t>
+      </ns0:r>
+      <ns0:r>
+        <ns0:t xml:space="preserve">,</ns0:t>
+      </ns0:r>
+      <ns0:r>
+        <ns0:t xml:space="preserve"> </ns0:t>
+      </ns0:r>
+      <ns0:r>
+        <ns0:rPr>
+          <ns0:b/>
+          <ns0:bCs/>
+        </ns0:rPr>
+        <ns0:t xml:space="preserve">turn right</ns0:t>
+      </ns0:r>
+      <ns0:r>
+        <ns0:t xml:space="preserve">. You’ll see the museum after making the</ns0:t>
+      </ns0:r>
+      <ns0:r>
+        <ns0:t xml:space="preserve"> </ns0:t>
+      </ns0:r>
+      <ns0:r>
+        <ns0:rPr>
+          <ns0:b/>
+          <ns0:bCs/>
+        </ns0:rPr>
+        <ns0:t xml:space="preserve">3rd right</ns0:t>
+      </ns0:r>
+      <ns0:r>
+        <ns0:t xml:space="preserve">."</ns0:t>
+      </ns0:r>
+    </ns0:p>
+    <ns0:p>
+      <ns0:pPr>
+        <ns0:pStyle ns0:val="Compact"/>
+        <ns0:numPr>
+          <ns0:ilvl ns0:val="0"/>
+          <ns0:numId ns0:val="1013"/>
+        </ns0:numPr>
+      </ns0:pPr>
+      <ns0:r>
+        <ns0:t xml:space="preserve">Đi từ Guesthouse, rẽ trái ở ngã rẽ đầu tiên, đi qua Teahouse, rẽ phải vào con đường chính giữa, sau đó rẽ phải lần nữa vào dãy nhà bên trái Tennis Court. Vị trí sau 3 lần rẽ phải là G.</ns0:t>
+      </ns0:r>
+    </ns0:p>
+    <ns0:p>
+      <ns0:pPr>
+        <ns0:pStyle ns0:val="Compact"/>
+        <ns0:numPr>
+          <ns0:ilvl ns0:val="0"/>
+          <ns0:numId ns0:val="1013"/>
+        </ns0:numPr>
+      </ns0:pPr>
+      <ns0:r>
+        <ns0:rPr>
+          <ns0:b/>
+          <ns0:bCs/>
+        </ns0:rPr>
+        <ns0:t xml:space="preserve">Đáp án: G</ns0:t>
+      </ns0:r>
+    </ns0:p>
+    <ns0:bookmarkEnd ns0:id="27"/>
+    <ns0:bookmarkStart ns0:id="28" ns0:name="question-20-cafe"/>
+    <ns0:p>
+      <ns0:pPr>
+        <ns0:pStyle ns0:val="Heading3"/>
+      </ns0:pPr>
+      <ns0:r>
+        <ns0:t xml:space="preserve">Question 20 (Cafe)</ns0:t>
+      </ns0:r>
+    </ns0:p>
+    <ns0:p>
+      <ns0:pPr>
+        <ns0:pStyle ns0:val="CDStep"/>
+      </ns0:pPr>
+      <ns0:r>
+        <ns0:rPr>
+          <ns0:b/>
+          <ns0:bCs/>
+        </ns0:rPr>
+        <ns0:t xml:space="preserve">Phân tích:</ns0:t>
+      </ns0:r>
+    </ns0:p>
+    <ns0:p>
+      <ns0:pPr>
+        <ns0:pStyle ns0:val="Compact"/>
+        <ns0:numPr>
+          <ns0:ilvl ns0:val="0"/>
+          <ns0:numId ns0:val="1014"/>
+        </ns0:numPr>
+      </ns0:pPr>
+      <ns0:r>
+        <ns0:t xml:space="preserve">Lộ trình: "From the guesthouse you</ns0:t>
+      </ns0:r>
+      <ns0:r>
+        <ns0:t xml:space="preserve"> </ns0:t>
+      </ns0:r>
+      <ns0:r>
+        <ns0:rPr>
+          <ns0:b/>
+          <ns0:bCs/>
+        </ns0:rPr>
+        <ns0:t xml:space="preserve">go straight</ns0:t>
+      </ns0:r>
+      <ns0:r>
+        <ns0:t xml:space="preserve">, then take the</ns0:t>
+      </ns0:r>
+      <ns0:r>
+        <ns0:t xml:space="preserve"> </ns0:t>
+      </ns0:r>
+      <ns0:r>
+        <ns0:rPr>
+          <ns0:b/>
+          <ns0:bCs/>
+        </ns0:rPr>
+        <ns0:t xml:space="preserve">2nd right</ns0:t>
+      </ns0:r>
+      <ns0:r>
+        <ns0:t xml:space="preserve"> </ns0:t>
+      </ns0:r>
+      <ns0:r>
+        <ns0:t xml:space="preserve">and you’ll see the cafe</ns0:t>
+      </ns0:r>
+      <ns0:r>
+        <ns0:t xml:space="preserve"> </ns0:t>
+      </ns0:r>
+      <ns0:r>
+        <ns0:rPr>
+          <ns0:b/>
+          <ns0:bCs/>
+        </ns0:rPr>
+        <ns0:t xml:space="preserve">right in front of you</ns0:t>
+      </ns0:r>
+      <ns0:r>
+        <ns0:t xml:space="preserve">."</ns0:t>
+      </ns0:r>
+    </ns0:p>
+    <ns0:p>
+      <ns0:pPr>
+        <ns0:pStyle ns0:val="Compact"/>
+        <ns0:numPr>
+          <ns0:ilvl ns0:val="0"/>
+          <ns0:numId ns0:val="1014"/>
+        </ns0:numPr>
+      </ns0:pPr>
+      <ns0:r>
+        <ns0:t xml:space="preserve">Jim còn cung cấp thêm một mốc định vị: "It is located</ns0:t>
+      </ns0:r>
+      <ns0:r>
+        <ns0:t xml:space="preserve"> </ns0:t>
+      </ns0:r>
+      <ns0:r>
+        <ns0:rPr>
+          <ns0:b/>
+          <ns0:bCs/>
+        </ns0:rPr>
+        <ns0:t xml:space="preserve">right opposite the tennis court</ns0:t>
+      </ns0:r>
+      <ns0:r>
+        <ns0:t xml:space="preserve">."</ns0:t>
+      </ns0:r>
+    </ns0:p>
+    <ns0:p>
+      <ns0:pPr>
+        <ns0:pStyle ns0:val="Compact"/>
+        <ns0:numPr>
+          <ns0:ilvl ns0:val="0"/>
+          <ns0:numId ns0:val="1014"/>
+        </ns0:numPr>
+      </ns0:pPr>
+      <ns0:r>
+        <ns0:t xml:space="preserve">Từ Guesthouse đi thẳng lên, bỏ qua ngã rẽ thứ nhất (chỗ Teahouse), rẽ phải ở ngã rẽ thứ hai. Tòa nhà nằm ngay phía trước mặt, đối diện Tennis Court là D.</ns0:t>
+      </ns0:r>
+    </ns0:p>
+    <ns0:p>
+      <ns0:pPr>
+        <ns0:pStyle ns0:val="Compact"/>
+        <ns0:numPr>
+          <ns0:ilvl ns0:val="0"/>
+          <ns0:numId ns0:val="1014"/>
+        </ns0:numPr>
+      </ns0:pPr>
+      <ns0:r>
+        <ns0:rPr>
+          <ns0:b/>
+          <ns0:bCs/>
+        </ns0:rPr>
+        <ns0:t xml:space="preserve">Đáp án: D</ns0:t>
+      </ns0:r>
+    </ns0:p>
+    <ns0:bookmarkEnd ns0:id="28"/>
+    <ns0:bookmarkEnd ns0:id="29"/>
+    <ns0:bookmarkStart ns0:id="32" ns0:name="phần-2-section-3"/>
+    <ns0:p>
+      <ns0:pPr>
+        <ns0:pStyle ns0:val="Heading2"/>
+      </ns0:pPr>
+      <ns0:r>
+        <ns0:t xml:space="preserve">Phần 2: Section 3</ns0:t>
+      </ns0:r>
+    </ns0:p>
+    <ns0:p>
+      <ns0:pPr>
+        <ns0:pStyle ns0:val="CDNote"/>
+      </ns0:pPr>
+      <ns0:r>
+        <ns0:t xml:space="preserve">Section 3 là một cuộc thảo luận học thuật giữa 2 – 4 người. Dạng bài ở đây là Multiple choice và flow chart, đòi hỏi khả năng nghe hiểu sâu và theo dõi quan điểm của từng người.</ns0:t>
+      </ns0:r>
+    </ns0:p>
+    <ns0:bookmarkStart ns0:id="30" ns0:name="hướng-dẫn-chiến-lược-làm-bài"/>
+    <ns0:p>
+      <ns0:pPr>
+        <ns0:pStyle ns0:val="Heading3"/>
+      </ns0:pPr>
+      <ns0:r>
+        <ns0:t xml:space="preserve">1. Hướng dẫn chiến lược làm bài</ns0:t>
+      </ns0:r>
+    </ns0:p>
+    <ns0:p>
+      <ns0:pPr>
+        <ns0:pStyle ns0:val="CDStep"/>
+      </ns0:pPr>
+      <ns0:r>
+        <ns0:rPr>
+          <ns0:b/>
+          <ns0:bCs/>
+        </ns0:rPr>
+        <ns0:t xml:space="preserve">Đối với Multiple Choice (Câu 21-24): Dạng chọn A, B or C</ns0:t>
+      </ns0:r>
+    </ns0:p>
+    <ns0:p>
+      <ns0:pPr>
+        <ns0:pStyle ns0:val="Compact"/>
+        <ns0:numPr>
+          <ns0:ilvl ns0:val="0"/>
+          <ns0:numId ns0:val="1015"/>
+        </ns0:numPr>
+      </ns0:pPr>
+      <ns0:r>
+        <ns0:rPr>
+          <ns0:b/>
+          <ns0:bCs/>
+        </ns0:rPr>
+        <ns0:t xml:space="preserve">Đọc kỹ câu hỏi và các lựa chọn:</ns0:t>
+      </ns0:r>
+      <ns0:r>
+        <ns0:t xml:space="preserve"> </ns0:t>
+      </ns0:r>
+      <ns0:r>
+        <ns0:t xml:space="preserve">Gạch chân từ khóa để xác định trọng tâm câu hỏi. Hãy cẩn thận, cả ba lựa chọn đều có thể được nhắc đến trong bài nghe nhưng chỉ có một đáp án trả lời đúng câu hỏi.</ns0:t>
+      </ns0:r>
+    </ns0:p>
+    <ns0:p>
+      <ns0:pPr>
+        <ns0:pStyle ns0:val="Compact"/>
+        <ns0:numPr>
+          <ns0:ilvl ns0:val="0"/>
+          <ns0:numId ns0:val="1015"/>
+        </ns0:numPr>
+      </ns0:pPr>
+      <ns0:r>
+        <ns0:rPr>
+          <ns0:b/>
+          <ns0:bCs/>
+        </ns0:rPr>
+        <ns0:t xml:space="preserve">Lắng nghe phần diễn đạt lại:</ns0:t>
+      </ns0:r>
+      <ns0:r>
+        <ns0:t xml:space="preserve"> </ns0:t>
+      </ns0:r>
+      <ns0:r>
+        <ns0:t xml:space="preserve">Người nói sẽ dùng từ đồng nghĩa và các cấu trúc khác để diễn đạt ý trong các lựa chọn.</ns0:t>
+      </ns0:r>
+    </ns0:p>
+    <ns0:p>
+      <ns0:pPr>
+        <ns0:pStyle ns0:val="Compact"/>
+        <ns0:numPr>
+          <ns0:ilvl ns0:val="0"/>
+          <ns0:numId ns0:val="1015"/>
+        </ns0:numPr>
+      </ns0:pPr>
+      <ns0:r>
+        <ns0:rPr>
+          <ns0:b/>
+          <ns0:bCs/>
+        </ns0:rPr>
+        <ns0:t xml:space="preserve">Xác định người nói:</ns0:t>
+      </ns0:r>
+      <ns0:r>
+        <ns0:t xml:space="preserve"> </ns0:t>
+      </ns0:r>
+      <ns0:r>
+        <ns0:t xml:space="preserve">Chú ý xem ai là người đưa ra quan điểm hoặc thông tin trả lời cho câu hỏi.</ns0:t>
+      </ns0:r>
+    </ns0:p>
+    <ns0:p>
+      <ns0:pPr>
+        <ns0:pStyle ns0:val="CDStep"/>
+      </ns0:pPr>
+      <ns0:r>
+        <ns0:rPr>
+          <ns0:b/>
+          <ns0:bCs/>
+        </ns0:rPr>
+        <ns0:t xml:space="preserve">Đối với Flow chart (câu 25 – 30)</ns0:t>
+      </ns0:r>
+    </ns0:p>
+    <ns0:p>
+      <ns0:pPr>
+        <ns0:pStyle ns0:val="CDStep"/>
+      </ns0:pPr>
+      <ns0:r>
+        <ns0:t xml:space="preserve">Bài sẽ được nói theo thứ tự mũi tên từ trên xuống dưới, yêu cầu theo sát thứ tự các bước thực hiện nghiên cứu.</ns0:t>
+      </ns0:r>
+    </ns0:p>
+    <ns0:p>
+      <ns0:pPr>
+        <ns0:pStyle ns0:val="Compact"/>
+        <ns0:numPr>
+          <ns0:ilvl ns0:val="0"/>
+          <ns0:numId ns0:val="1016"/>
+        </ns0:numPr>
+      </ns0:pPr>
+      <ns0:r>
+        <ns0:rPr>
+          <ns0:b/>
+          <ns0:bCs/>
+        </ns0:rPr>
+        <ns0:t xml:space="preserve">Xác định loại từ cần điền:</ns0:t>
+      </ns0:r>
+      <ns0:r>
+        <ns0:t xml:space="preserve"> </ns0:t>
+      </ns0:r>
+      <ns0:r>
+        <ns0:t xml:space="preserve">Với yêu cầu</ns0:t>
+      </ns0:r>
+      <ns0:r>
+        <ns0:t xml:space="preserve"> </ns0:t>
+      </ns0:r>
+      <ns0:r>
+        <ns0:rPr>
+          <ns0:b/>
+          <ns0:bCs/>
+        </ns0:rPr>
+        <ns0:t xml:space="preserve">ONE WORD ONLY</ns0:t>
+      </ns0:r>
+      <ns0:r>
+        <ns0:t xml:space="preserve">, hãy dự đoán loại từ:</ns0:t>
+      </ns0:r>
+    </ns0:p>
+    <ns0:p>
+      <ns0:pPr>
+        <ns0:pStyle ns0:val="Compact"/>
+        <ns0:numPr>
+          <ns0:ilvl ns0:val="1"/>
+          <ns0:numId ns0:val="1017"/>
+        </ns0:numPr>
+      </ns0:pPr>
+      <ns0:r>
+        <ns0:rPr>
+          <ns0:b/>
+          <ns0:bCs/>
+        </ns0:rPr>
+        <ns0:t xml:space="preserve">25:</ns0:t>
+      </ns0:r>
+      <ns0:r>
+        <ns0:t xml:space="preserve"> </ns0:t>
+      </ns0:r>
+      <ns0:r>
+        <ns0:rPr>
           <ns0:i/>
           <ns0:iCs/>
         </ns0:rPr>
-        <ns0:t xml:space="preserve">A-I</ns0:t>
+        <ns0:t xml:space="preserve">...department</ns0:t>
+      </ns0:r>
+      <ns0:r>
+        <ns0:t xml:space="preserve">. Cần một</ns0:t>
+      </ns0:r>
+      <ns0:r>
+        <ns0:t xml:space="preserve"> </ns0:t>
+      </ns0:r>
+      <ns0:r>
+        <ns0:rPr>
+          <ns0:b/>
+          <ns0:bCs/>
+        </ns0:rPr>
+        <ns0:t xml:space="preserve">Danh từ</ns0:t>
+      </ns0:r>
+      <ns0:r>
+        <ns0:t xml:space="preserve"> </ns0:t>
+      </ns0:r>
+      <ns0:r>
+        <ns0:t xml:space="preserve">chỉ tên khoa/ngành học (ví dụ: Psychology, History...).</ns0:t>
+      </ns0:r>
+    </ns0:p>
+    <ns0:p>
+      <ns0:pPr>
+        <ns0:pStyle ns0:val="Compact"/>
+        <ns0:numPr>
+          <ns0:ilvl ns0:val="1"/>
+          <ns0:numId ns0:val="1017"/>
+        </ns0:numPr>
+      </ns0:pPr>
+      <ns0:r>
+        <ns0:rPr>
+          <ns0:b/>
+          <ns0:bCs/>
+        </ns0:rPr>
+        <ns0:t xml:space="preserve">26:</ns0:t>
+      </ns0:r>
+      <ns0:r>
+        <ns0:t xml:space="preserve"> </ns0:t>
       </ns0:r>
       <ns0:r>
         <ns0:rPr>
           <ns0:i/>
           <ns0:iCs/>
         </ns0:rPr>
-        <ns0:t xml:space="preserve">, next to Questions </ns0:t>
-      </ns0:r>
-      <ns0:r>
-        <ns0:rPr>
-          <ns0:b/>
-          <ns0:bCs/>
+        <ns0:t xml:space="preserve">Answers on...</ns0:t>
+      </ns0:r>
+      <ns0:r>
+        <ns0:t xml:space="preserve">. Cần một</ns0:t>
+      </ns0:r>
+      <ns0:r>
+        <ns0:t xml:space="preserve"> </ns0:t>
+      </ns0:r>
+      <ns0:r>
+        <ns0:rPr>
+          <ns0:b/>
+          <ns0:bCs/>
+        </ns0:rPr>
+        <ns0:t xml:space="preserve">Danh từ</ns0:t>
+      </ns0:r>
+      <ns0:r>
+        <ns0:t xml:space="preserve"> </ns0:t>
+      </ns0:r>
+      <ns0:r>
+        <ns0:t xml:space="preserve">chỉ vật chứa câu trả lời (ví dụ: paper, app, screen...).</ns0:t>
+      </ns0:r>
+    </ns0:p>
+    <ns0:p>
+      <ns0:pPr>
+        <ns0:pStyle ns0:val="Compact"/>
+        <ns0:numPr>
+          <ns0:ilvl ns0:val="1"/>
+          <ns0:numId ns0:val="1017"/>
+        </ns0:numPr>
+      </ns0:pPr>
+      <ns0:r>
+        <ns0:rPr>
+          <ns0:b/>
+          <ns0:bCs/>
+        </ns0:rPr>
+        <ns0:t xml:space="preserve">27:</ns0:t>
+      </ns0:r>
+      <ns0:r>
+        <ns0:t xml:space="preserve"> </ns0:t>
+      </ns0:r>
+      <ns0:r>
+        <ns0:rPr>
           <ns0:i/>
           <ns0:iCs/>
         </ns0:rPr>
-        <ns0:t xml:space="preserve">17-20</ns0:t>
+        <ns0:t xml:space="preserve">Working with...</ns0:t>
+      </ns0:r>
+      <ns0:r>
+        <ns0:t xml:space="preserve">. Cần một</ns0:t>
+      </ns0:r>
+      <ns0:r>
+        <ns0:t xml:space="preserve"> </ns0:t>
+      </ns0:r>
+      <ns0:r>
+        <ns0:rPr>
+          <ns0:b/>
+          <ns0:bCs/>
+        </ns0:rPr>
+        <ns0:t xml:space="preserve">Danh từ</ns0:t>
+      </ns0:r>
+      <ns0:r>
+        <ns0:t xml:space="preserve"> </ns0:t>
+      </ns0:r>
+      <ns0:r>
+        <ns0:t xml:space="preserve">(thường là người hoặc nhóm đối tượng nhạy cảm).</ns0:t>
+      </ns0:r>
+    </ns0:p>
+    <ns0:p>
+      <ns0:pPr>
+        <ns0:pStyle ns0:val="Compact"/>
+        <ns0:numPr>
+          <ns0:ilvl ns0:val="1"/>
+          <ns0:numId ns0:val="1017"/>
+        </ns0:numPr>
+      </ns0:pPr>
+      <ns0:r>
+        <ns0:rPr>
+          <ns0:b/>
+          <ns0:bCs/>
+        </ns0:rPr>
+        <ns0:t xml:space="preserve">28:</ns0:t>
+      </ns0:r>
+      <ns0:r>
+        <ns0:t xml:space="preserve"> </ns0:t>
       </ns0:r>
       <ns0:r>
         <ns0:rPr>
           <ns0:i/>
           <ns0:iCs/>
         </ns0:rPr>
-        <ns0:t xml:space="preserve">.</ns0:t>
-      </ns0:r>
-    </ns0:p>
-    <ns0:p>
-      <ns0:pPr>
-        <ns0:pStyle ns0:val="CDStep"/>
-      </ns0:pPr>
-    </ns0:p>
-    <ns0:p>
-      <ns0:pPr>
-        <ns0:pStyle ns0:val="CDStep"/>
-      </ns0:pPr>
-      <ns0:r>
-        <ns0:rPr>
-          <ns0:b/>
-          <ns0:bCs/>
-        </ns0:rPr>
-        <ns0:t xml:space="preserve">17</ns0:t>
-      </ns0:r>
-      <ns0:r>
-        <ns0:t xml:space="preserve">   Campsite</ns0:t>
-      </ns0:r>
-    </ns0:p>
-    <ns0:p>
-      <ns0:pPr>
-        <ns0:pStyle ns0:val="CDStep"/>
-      </ns0:pPr>
-      <ns0:r>
-        <ns0:rPr>
-          <ns0:b/>
-          <ns0:bCs/>
-        </ns0:rPr>
-        <ns0:t xml:space="preserve">18</ns0:t>
-      </ns0:r>
-      <ns0:r>
-        <ns0:t xml:space="preserve">   Business Centre</ns0:t>
-      </ns0:r>
-    </ns0:p>
-    <ns0:p>
-      <ns0:pPr>
-        <ns0:pStyle ns0:val="CDStep"/>
-      </ns0:pPr>
-      <ns0:r>
-        <ns0:rPr>
-          <ns0:b/>
-          <ns0:bCs/>
-        </ns0:rPr>
-        <ns0:t xml:space="preserve">19</ns0:t>
-      </ns0:r>
-      <ns0:r>
-        <ns0:t xml:space="preserve">   Museum</ns0:t>
-      </ns0:r>
-    </ns0:p>
-    <ns0:p>
-      <ns0:pPr>
-        <ns0:pStyle ns0:val="CDStep"/>
-      </ns0:pPr>
-      <ns0:r>
-        <ns0:rPr>
-          <ns0:b/>
-          <ns0:bCs/>
-        </ns0:rPr>
-        <ns0:t xml:space="preserve">20</ns0:t>
-      </ns0:r>
-      <ns0:r>
-        <ns0:t xml:space="preserve">   Cafe</ns0:t>
-      </ns0:r>
-    </ns0:p>
-    <ns0:bookmarkEnd ns0:id="13"/>
-    <ns0:bookmarkEnd ns0:id="14"/>
-    <ns0:bookmarkStart ns0:id="37" ns0:name="section-3-question-21-30"/>
-    <ns0:p>
-      <ns0:pPr>
-        <ns0:pStyle ns0:val="Heading1"/>
-      </ns0:pPr>
-      <ns0:r>
-        <ns0:t xml:space="preserve">SECTION 3 Question 21 – 30</ns0:t>
-      </ns0:r>
-    </ns0:p>
-    <ns0:bookmarkStart ns0:id="15" ns0:name="questions-21-24"/>
-    <ns0:p>
-      <ns0:pPr>
-        <ns0:pStyle ns0:val="Heading3"/>
-      </ns0:pPr>
-      <ns0:r>
-        <ns0:t xml:space="preserve">Questions 21-24</ns0:t>
-      </ns0:r>
-    </ns0:p>
-    <ns0:p>
-      <ns0:pPr>
-        <ns0:pStyle ns0:val="CDStep"/>
-      </ns0:pPr>
-      <ns0:r>
-        <ns0:t xml:space="preserve">Choose the correct letter, </ns0:t>
-      </ns0:r>
-      <ns0:r>
-        <ns0:rPr>
-          <ns0:b/>
-          <ns0:bCs/>
-        </ns0:rPr>
-        <ns0:t xml:space="preserve">A</ns0:t>
-      </ns0:r>
-      <ns0:r>
-        <ns0:t xml:space="preserve">, </ns0:t>
-      </ns0:r>
-      <ns0:r>
-        <ns0:rPr>
-          <ns0:b/>
-          <ns0:bCs/>
-        </ns0:rPr>
-        <ns0:t xml:space="preserve">B</ns0:t>
-      </ns0:r>
-      <ns0:r>
-        <ns0:t xml:space="preserve"> or </ns0:t>
-      </ns0:r>
-      <ns0:r>
-        <ns0:rPr>
-          <ns0:b/>
-          <ns0:bCs/>
-        </ns0:rPr>
-        <ns0:t xml:space="preserve">C</ns0:t>
-      </ns0:r>
-      <ns0:r>
-        <ns0:t xml:space="preserve">.</ns0:t>
-      </ns0:r>
-    </ns0:p>
-    <ns0:p>
-      <ns0:pPr>
-        <ns0:pStyle ns0:val="CDStep"/>
-      </ns0:pPr>
-      <ns0:r>
-        <ns0:rPr>
-          <ns0:b/>
-          <ns0:bCs/>
-        </ns0:rPr>
-        <ns0:t xml:space="preserve">Assignment on sleep and dreams</ns0:t>
-      </ns0:r>
-    </ns0:p>
-    <ns0:p>
-      <ns0:pPr>
-        <ns0:pStyle ns0:val="CDStep"/>
-      </ns0:pPr>
-      <ns0:r>
-        <ns0:rPr>
-          <ns0:b/>
-          <ns0:bCs/>
-        </ns0:rPr>
-        <ns0:t xml:space="preserve">21 </ns0:t>
-      </ns0:r>
-      <ns0:r>
-        <ns0:t xml:space="preserve">  Luke read that one reason why we often forget dreams is that</ns0:t>
-      </ns0:r>
-    </ns0:p>
-    <ns0:p>
-      <ns0:pPr>
-        <ns0:pStyle ns0:val="CDStep"/>
-      </ns0:pPr>
-      <ns0:r>
-        <ns0:rPr>
-          <ns0:b/>
-          <ns0:bCs/>
-        </ns0:rPr>
-        <ns0:t xml:space="preserve">A   </ns0:t>
-      </ns0:r>
-      <ns0:r>
-        <ns0:t xml:space="preserve">our memories cannot cope with too much information.</ns0:t>
-      </ns0:r>
-    </ns0:p>
-    <ns0:p>
-      <ns0:pPr>
-        <ns0:pStyle ns0:val="CDStep"/>
-      </ns0:pPr>
-      <ns0:r>
-        <ns0:rPr>
-          <ns0:b/>
-          <ns0:bCs/>
-        </ns0:rPr>
-        <ns0:t xml:space="preserve">B   </ns0:t>
-      </ns0:r>
-      <ns0:r>
-        <ns0:t xml:space="preserve">we might other wise be confused about what is real.</ns0:t>
-      </ns0:r>
-    </ns0:p>
-    <ns0:p>
-      <ns0:pPr>
-        <ns0:pStyle ns0:val="CDStep"/>
-      </ns0:pPr>
-      <ns0:r>
-        <ns0:rPr>
-          <ns0:b/>
-          <ns0:bCs/>
-        </ns0:rPr>
-        <ns0:t xml:space="preserve">C   </ns0:t>
-      </ns0:r>
-      <ns0:r>
-        <ns0:t xml:space="preserve">we do not think they are important.</ns0:t>
-      </ns0:r>
-    </ns0:p>
-    <ns0:p>
-      <ns0:pPr>
-        <ns0:pStyle ns0:val="CDStep"/>
-      </ns0:pPr>
-      <ns0:r>
-        <ns0:rPr>
-          <ns0:b/>
-          <ns0:bCs/>
-        </ns0:rPr>
-        <ns0:t xml:space="preserve">22 </ns0:t>
-      </ns0:r>
-      <ns0:r>
-        <ns0:t xml:space="preserve">  What do Luke and Susie agree about dreams predicting the future?</ns0:t>
-      </ns0:r>
-    </ns0:p>
-    <ns0:p>
-      <ns0:pPr>
-        <ns0:pStyle ns0:val="CDStep"/>
-      </ns0:pPr>
-      <ns0:r>
-        <ns0:rPr>
-          <ns0:b/>
-          <ns0:bCs/>
-        </ns0:rPr>
-        <ns0:t xml:space="preserve">A   </ns0:t>
-      </ns0:r>
-      <ns0:r>
-        <ns0:t xml:space="preserve">It may just be due to chance.</ns0:t>
-      </ns0:r>
-    </ns0:p>
-    <ns0:p>
-      <ns0:pPr>
-        <ns0:pStyle ns0:val="CDStep"/>
-      </ns0:pPr>
-      <ns0:r>
-        <ns0:rPr>
-          <ns0:b/>
-          <ns0:bCs/>
-        </ns0:rPr>
-        <ns0:t xml:space="preserve">B   </ns0:t>
-      </ns0:r>
-      <ns0:r>
-        <ns0:t xml:space="preserve">It only happens with certain types of event.</ns0:t>
-      </ns0:r>
-    </ns0:p>
-    <ns0:p>
-      <ns0:pPr>
-        <ns0:pStyle ns0:val="CDStep"/>
-      </ns0:pPr>
-      <ns0:r>
-        <ns0:rPr>
-          <ns0:b/>
-          <ns0:bCs/>
-        </ns0:rPr>
-        <ns0:t xml:space="preserve">C   </ns0:t>
-      </ns0:r>
-      <ns0:r>
-        <ns0:t xml:space="preserve">It happens more often than some people think.</ns0:t>
-      </ns0:r>
-    </ns0:p>
-    <ns0:p>
-      <ns0:pPr>
-        <ns0:pStyle ns0:val="CDStep"/>
-      </ns0:pPr>
-      <ns0:r>
-        <ns0:rPr>
-          <ns0:b/>
-          <ns0:bCs/>
-        </ns0:rPr>
-        <ns0:t xml:space="preserve">23 </ns0:t>
-      </ns0:r>
-      <ns0:r>
-        <ns0:t xml:space="preserve">  Susie says that a study on pre-school children having a short nap in the day</ns0:t>
-      </ns0:r>
-    </ns0:p>
-    <ns0:p>
-      <ns0:pPr>
-        <ns0:pStyle ns0:val="CDStep"/>
-      </ns0:pPr>
-      <ns0:r>
-        <ns0:rPr>
-          <ns0:b/>
-          <ns0:bCs/>
-        </ns0:rPr>
-        <ns0:t xml:space="preserve">A   </ns0:t>
-      </ns0:r>
-      <ns0:r>
-        <ns0:t xml:space="preserve">had controversial results.</ns0:t>
-      </ns0:r>
-    </ns0:p>
-    <ns0:p>
-      <ns0:pPr>
-        <ns0:pStyle ns0:val="CDStep"/>
-      </ns0:pPr>
-      <ns0:r>
-        <ns0:rPr>
-          <ns0:b/>
-          <ns0:bCs/>
-        </ns0:rPr>
-        <ns0:t xml:space="preserve">B   </ns0:t>
-      </ns0:r>
-      <ns0:r>
-        <ns0:t xml:space="preserve">used faulty research methodology.</ns0:t>
-      </ns0:r>
-    </ns0:p>
-    <ns0:p>
-      <ns0:pPr>
-        <ns0:pStyle ns0:val="CDStep"/>
-      </ns0:pPr>
-      <ns0:r>
-        <ns0:rPr>
-          <ns0:b/>
-          <ns0:bCs/>
-        </ns0:rPr>
-        <ns0:t xml:space="preserve">C   </ns0:t>
-      </ns0:r>
-      <ns0:r>
-        <ns0:t xml:space="preserve">failed to reach any clear conclusions.</ns0:t>
-      </ns0:r>
-    </ns0:p>
-    <ns0:p>
-      <ns0:pPr>
-        <ns0:pStyle ns0:val="CDStep"/>
-      </ns0:pPr>
-      <ns0:r>
-        <ns0:rPr>
-          <ns0:b/>
-          <ns0:bCs/>
-        </ns0:rPr>
-        <ns0:t xml:space="preserve">24 </ns0:t>
-      </ns0:r>
-      <ns0:r>
-        <ns0:t xml:space="preserve">  In their last assignment, both students had problems with</ns0:t>
-      </ns0:r>
-    </ns0:p>
-    <ns0:p>
-      <ns0:pPr>
-        <ns0:pStyle ns0:val="CDStep"/>
-      </ns0:pPr>
-      <ns0:r>
-        <ns0:rPr>
-          <ns0:b/>
-          <ns0:bCs/>
-        </ns0:rPr>
-        <ns0:t xml:space="preserve">A   </ns0:t>
-      </ns0:r>
-      <ns0:r>
-        <ns0:t xml:space="preserve">statistical analysis.</ns0:t>
-      </ns0:r>
-    </ns0:p>
-    <ns0:p>
-      <ns0:pPr>
-        <ns0:pStyle ns0:val="CDStep"/>
-      </ns0:pPr>
-      <ns0:r>
-        <ns0:rPr>
-          <ns0:b/>
-          <ns0:bCs/>
-        </ns0:rPr>
-        <ns0:t xml:space="preserve">B   </ns0:t>
-      </ns0:r>
-      <ns0:r>
-        <ns0:t xml:space="preserve">making an action plan.</ns0:t>
-      </ns0:r>
-    </ns0:p>
-    <ns0:p>
-      <ns0:pPr>
-        <ns0:pStyle ns0:val="CDStep"/>
-      </ns0:pPr>
-      <ns0:r>
-        <ns0:rPr>
-          <ns0:b/>
-          <ns0:bCs/>
-        </ns0:rPr>
-        <ns0:t xml:space="preserve">C   </ns0:t>
-      </ns0:r>
-      <ns0:r>
-        <ns0:t xml:space="preserve">self-assessment</ns0:t>
-      </ns0:r>
-    </ns0:p>
-    <ns0:bookmarkEnd ns0:id="15"/>
-    <ns0:bookmarkStart ns0:id="16" ns0:name="questions-25-30"/>
-    <ns0:p>
-      <ns0:pPr>
-        <ns0:pStyle ns0:val="Heading3"/>
-      </ns0:pPr>
-      <ns0:r>
-        <ns0:t xml:space="preserve">Questions 25-30</ns0:t>
-      </ns0:r>
-    </ns0:p>
-    <ns0:p>
-      <ns0:pPr>
-        <ns0:pStyle ns0:val="CDStep"/>
-      </ns0:pPr>
-      <ns0:r>
-        <ns0:t xml:space="preserve">Complete the flow chart below.</ns0:t>
-      </ns0:r>
-    </ns0:p>
-    <ns0:p>
-      <ns0:pPr>
-        <ns0:pStyle ns0:val="CDStep"/>
-      </ns0:pPr>
-      <ns0:r>
-        <ns0:t xml:space="preserve">Write </ns0:t>
-      </ns0:r>
-      <ns0:r>
-        <ns0:rPr>
-          <ns0:b/>
-          <ns0:bCs/>
-        </ns0:rPr>
-        <ns0:t xml:space="preserve">ONE WORD ONLY</ns0:t>
-      </ns0:r>
-      <ns0:r>
-        <ns0:t xml:space="preserve"> for each answer.</ns0:t>
-      </ns0:r>
-    </ns0:p>
-    <ns0:p>
-      <ns0:pPr>
-        <ns0:pStyle ns0:val="CDStep"/>
-      </ns0:pPr>
-      <ns0:r>
-        <ns0:rPr>
-          <ns0:b/>
-          <ns0:bCs/>
-        </ns0:rPr>
-        <ns0:t xml:space="preserve">Assignment plan</ns0:t>
-      </ns0:r>
-    </ns0:p>
-    <ns0:tbl>
-      <ns0:tblPr>
-        <ns0:tblStyle ns0:val="Table"/>
-        <ns0:tblW ns0:type="pct" ns0:w="4931"/>
-        <ns0:tblLayout ns0:type="fixed"/>
-        <ns0:tblLook ns0:firstRow="1" ns0:lastRow="0" ns0:firstColumn="0" ns0:lastColumn="0" ns0:noHBand="0" ns0:noVBand="0" ns0:val="0020"/>
-      </ns0:tblPr>
-      <ns0:tblGrid>
-        <ns0:gridCol ns0:w="7810"/>
-      </ns0:tblGrid>
-      <ns0:tr>
-        <ns0:trPr>
-          <ns0:tblHeader ns0:val="on"/>
-        </ns0:trPr>
-        <ns0:tc>
-          <ns0:tcPr/>
-          <ns0:p>
-            <ns0:pPr>
-              <ns0:pStyle ns0:val="Compact"/>
-            </ns0:pPr>
-            <ns0:r>
-              <ns0:t xml:space="preserve">Decide on research question:</ns0:t>
-            </ns0:r>
-            <ns0:r>
-              <ns0:t xml:space="preserve"> </ns0:t>
-            </ns0:r>
-            <ns0:r>
-              <ns0:t xml:space="preserve">Is there a relationship between hours of sleep and number of dreams?</ns0:t>
-            </ns0:r>
-          </ns0:p>
-        </ns0:tc>
-      </ns0:tr>
-    </ns0:tbl>
-    <ns0:p>
-      <ns0:pPr>
-        <ns0:pStyle ns0:val="CDStep"/>
-      </ns0:pPr>
-      <ns0:r>
-        <ns0:t xml:space="preserve">↓</ns0:t>
-      </ns0:r>
-    </ns0:p>
-    <ns0:tbl>
-      <ns0:tblPr>
-        <ns0:tblStyle ns0:val="Table"/>
-        <ns0:tblW ns0:type="pct" ns0:w="4931"/>
-        <ns0:tblLayout ns0:type="fixed"/>
-        <ns0:tblLook ns0:firstRow="1" ns0:lastRow="0" ns0:firstColumn="0" ns0:lastColumn="0" ns0:noHBand="0" ns0:noVBand="0" ns0:val="0020"/>
-      </ns0:tblPr>
-      <ns0:tblGrid>
-        <ns0:gridCol ns0:w="7810"/>
-      </ns0:tblGrid>
-      <ns0:tr>
-        <ns0:trPr>
-          <ns0:tblHeader ns0:val="on"/>
-        </ns0:trPr>
-        <ns0:tc>
-          <ns0:tcPr/>
-          <ns0:p>
-            <ns0:pPr>
-              <ns0:pStyle ns0:val="Compact"/>
-            </ns0:pPr>
-            <ns0:r>
-              <ns0:t xml:space="preserve">Decide on sample:</ns0:t>
-            </ns0:r>
-            <ns0:r>
-              <ns0:t xml:space="preserve"> </ns0:t>
-            </ns0:r>
-            <ns0:r>
-              <ns0:t xml:space="preserve">Twelve students from the </ns0:t>
-            </ns0:r>
-            <ns0:r>
-              <ns0:rPr>
-                <ns0:b/>
-                <ns0:bCs/>
-              </ns0:rPr>
-              <ns0:t xml:space="preserve">25</ns0:t>
-            </ns0:r>
-            <ns0:r>
-              <ns0:t xml:space="preserve"> ……………… department</ns0:t>
-            </ns0:r>
-          </ns0:p>
-        </ns0:tc>
-      </ns0:tr>
-    </ns0:tbl>
-    <ns0:p>
-      <ns0:pPr>
-        <ns0:pStyle ns0:val="CDStep"/>
-      </ns0:pPr>
-      <ns0:r>
-        <ns0:t xml:space="preserve">↓</ns0:t>
-      </ns0:r>
-    </ns0:p>
-    <ns0:tbl>
-      <ns0:tblPr>
-        <ns0:tblStyle ns0:val="Table"/>
-        <ns0:tblW ns0:type="pct" ns0:w="4931"/>
-        <ns0:tblLayout ns0:type="fixed"/>
-        <ns0:tblLook ns0:firstRow="1" ns0:lastRow="0" ns0:firstColumn="0" ns0:lastColumn="0" ns0:noHBand="0" ns0:noVBand="0" ns0:val="0020"/>
-      </ns0:tblPr>
-      <ns0:tblGrid>
-        <ns0:gridCol ns0:w="7810"/>
-      </ns0:tblGrid>
-      <ns0:tr>
-        <ns0:trPr>
-          <ns0:tblHeader ns0:val="on"/>
-        </ns0:trPr>
-        <ns0:tc>
-          <ns0:tcPr/>
-          <ns0:p>
-            <ns0:pPr>
-              <ns0:pStyle ns0:val="Compact"/>
-            </ns0:pPr>
-            <ns0:r>
-              <ns0:t xml:space="preserve">Decide on methodology:</ns0:t>
-            </ns0:r>
-            <ns0:r>
-              <ns0:t xml:space="preserve"> </ns0:t>
-            </ns0:r>
-            <ns0:r>
-              <ns0:t xml:space="preserve">Self-reporting</ns0:t>
-            </ns0:r>
-          </ns0:p>
-        </ns0:tc>
-      </ns0:tr>
-    </ns0:tbl>
-    <ns0:p>
-      <ns0:pPr>
-        <ns0:pStyle ns0:val="CDStep"/>
-      </ns0:pPr>
-      <ns0:r>
-        <ns0:t xml:space="preserve">↓</ns0:t>
-      </ns0:r>
-    </ns0:p>
-    <ns0:tbl>
-      <ns0:tblPr>
-        <ns0:tblStyle ns0:val="Table"/>
-        <ns0:tblW ns0:type="pct" ns0:w="4931"/>
-        <ns0:tblLayout ns0:type="fixed"/>
-        <ns0:tblLook ns0:firstRow="1" ns0:lastRow="0" ns0:firstColumn="0" ns0:lastColumn="0" ns0:noHBand="0" ns0:noVBand="0" ns0:val="0020"/>
-      </ns0:tblPr>
-      <ns0:tblGrid>
-        <ns0:gridCol ns0:w="7810"/>
-      </ns0:tblGrid>
-      <ns0:tr>
-        <ns0:trPr>
-          <ns0:tblHeader ns0:val="on"/>
-        </ns0:trPr>
-        <ns0:tc>
-          <ns0:tcPr/>
-          <ns0:p>
-            <ns0:pPr>
-              <ns0:pStyle ns0:val="Compact"/>
-            </ns0:pPr>
-            <ns0:r>
-              <ns0:t xml:space="preserve">Decide on procedure:</ns0:t>
-            </ns0:r>
-            <ns0:r>
-              <ns0:t xml:space="preserve"> </ns0:t>
-            </ns0:r>
-            <ns0:r>
-              <ns0:t xml:space="preserve">Answers on </ns0:t>
-            </ns0:r>
-            <ns0:r>
-              <ns0:rPr>
-                <ns0:b/>
-                <ns0:bCs/>
-              </ns0:rPr>
-              <ns0:t xml:space="preserve">26</ns0:t>
-            </ns0:r>
-            <ns0:r>
-              <ns0:t xml:space="preserve"> ………………</ns0:t>
-            </ns0:r>
-          </ns0:p>
-        </ns0:tc>
-      </ns0:tr>
-    </ns0:tbl>
-    <ns0:p>
-      <ns0:pPr>
-        <ns0:pStyle ns0:val="CDStep"/>
-      </ns0:pPr>
-      <ns0:r>
-        <ns0:t xml:space="preserve">↓</ns0:t>
-      </ns0:r>
-    </ns0:p>
-    <ns0:tbl>
-      <ns0:tblPr>
-        <ns0:tblStyle ns0:val="Table"/>
-        <ns0:tblW ns0:type="pct" ns0:w="5062"/>
-        <ns0:tblLayout ns0:type="fixed"/>
-        <ns0:tblLook ns0:firstRow="1" ns0:lastRow="0" ns0:firstColumn="0" ns0:lastColumn="0" ns0:noHBand="0" ns0:noVBand="0" ns0:val="0020"/>
-      </ns0:tblPr>
-      <ns0:tblGrid>
-        <ns0:gridCol ns0:w="8017"/>
-      </ns0:tblGrid>
-      <ns0:tr>
-        <ns0:trPr>
-          <ns0:tblHeader ns0:val="on"/>
-        </ns0:trPr>
-        <ns0:tc>
-          <ns0:tcPr/>
-          <ns0:p>
-            <ns0:pPr>
-              <ns0:pStyle ns0:val="Compact"/>
-            </ns0:pPr>
-            <ns0:r>
-              <ns0:t xml:space="preserve">Check ethical guidelines for working with </ns0:t>
-            </ns0:r>
-            <ns0:r>
-              <ns0:rPr>
-                <ns0:b/>
-                <ns0:bCs/>
-              </ns0:rPr>
-              <ns0:t xml:space="preserve">27</ns0:t>
-            </ns0:r>
-            <ns0:r>
-              <ns0:t xml:space="preserve"> ………………</ns0:t>
-            </ns0:r>
-            <ns0:r>
-              <ns0:t xml:space="preserve"> </ns0:t>
-            </ns0:r>
-            <ns0:r>
-              <ns0:t xml:space="preserve">Ensure that risk is assessed and </ns0:t>
-            </ns0:r>
-            <ns0:r>
-              <ns0:rPr>
-                <ns0:b/>
-                <ns0:bCs/>
-              </ns0:rPr>
-              <ns0:t xml:space="preserve">28</ns0:t>
-            </ns0:r>
-            <ns0:r>
-              <ns0:t xml:space="preserve"> ……………… is kept to a minimum</ns0:t>
-            </ns0:r>
-          </ns0:p>
-        </ns0:tc>
-      </ns0:tr>
-    </ns0:tbl>
-    <ns0:p>
-      <ns0:pPr>
-        <ns0:pStyle ns0:val="CDStep"/>
-      </ns0:pPr>
-      <ns0:r>
-        <ns0:t xml:space="preserve">↓</ns0:t>
-      </ns0:r>
-    </ns0:p>
-    <ns0:tbl>
-      <ns0:tblPr>
-        <ns0:tblStyle ns0:val="Table"/>
-        <ns0:tblW ns0:type="pct" ns0:w="4931"/>
-        <ns0:tblLayout ns0:type="fixed"/>
-        <ns0:tblLook ns0:firstRow="1" ns0:lastRow="0" ns0:firstColumn="0" ns0:lastColumn="0" ns0:noHBand="0" ns0:noVBand="0" ns0:val="0020"/>
-      </ns0:tblPr>
-      <ns0:tblGrid>
-        <ns0:gridCol ns0:w="7810"/>
-      </ns0:tblGrid>
-      <ns0:tr>
-        <ns0:trPr>
-          <ns0:tblHeader ns0:val="on"/>
-        </ns0:trPr>
-        <ns0:tc>
-          <ns0:tcPr/>
-          <ns0:p>
-            <ns0:pPr>
-              <ns0:pStyle ns0:val="Compact"/>
-            </ns0:pPr>
-            <ns0:r>
-              <ns0:t xml:space="preserve">Analyse the results</ns0:t>
-            </ns0:r>
-            <ns0:r>
-              <ns0:t xml:space="preserve"> </ns0:t>
-            </ns0:r>
-            <ns0:r>
-              <ns0:t xml:space="preserve">Calculate the correlation and make a </ns0:t>
-            </ns0:r>
-            <ns0:r>
-              <ns0:rPr>
-                <ns0:b/>
-                <ns0:bCs/>
-              </ns0:rPr>
-              <ns0:t xml:space="preserve">29</ns0:t>
-            </ns0:r>
-            <ns0:r>
-              <ns0:t xml:space="preserve"> ………………</ns0:t>
-            </ns0:r>
-          </ns0:p>
-        </ns0:tc>
-      </ns0:tr>
-    </ns0:tbl>
-    <ns0:p>
-      <ns0:pPr>
-        <ns0:pStyle ns0:val="CDStep"/>
-      </ns0:pPr>
-      <ns0:r>
-        <ns0:t xml:space="preserve">↓</ns0:t>
-      </ns0:r>
-    </ns0:p>
-    <ns0:p>
-      <ns0:pPr>
-        <ns0:pStyle ns0:val="CDStep"/>
-      </ns0:pPr>
-      <ns0:r>
-        <ns0:rPr>
-          <ns0:b/>
-          <ns0:bCs/>
-        </ns0:rPr>
-        <ns0:t xml:space="preserve">30</ns0:t>
-      </ns0:r>
-      <ns0:r>
-        <ns0:t xml:space="preserve"> ……………… the research</ns0:t>
-      </ns0:r>
-    </ns0:p>
-    <ns0:bookmarkEnd ns0:id="16"/>
-    <ns0:bookmarkStart ns0:id="28" ns0:name="phần-1-section-2"/>
-    <ns0:p>
-      <ns0:pPr>
-        <ns0:pStyle ns0:val="Heading2"/>
-      </ns0:pPr>
-      <ns0:r>
-        <ns0:t xml:space="preserve">Phần 1: Section 2</ns0:t>
-      </ns0:r>
-    </ns0:p>
-    <ns0:p>
-      <ns0:pPr>
-        <ns0:pStyle ns0:val="CDSection"/>
-      </ns0:pPr>
-      <ns0:r>
-        <ns0:rPr>
-          <ns0:b/>
-          <ns0:bCs/>
+        <ns0:t xml:space="preserve">...is kept to a minimum</ns0:t>
+      </ns0:r>
+      <ns0:r>
+        <ns0:t xml:space="preserve">. Cần một</ns0:t>
+      </ns0:r>
+      <ns0:r>
+        <ns0:t xml:space="preserve"> </ns0:t>
+      </ns0:r>
+      <ns0:r>
+        <ns0:rPr>
+          <ns0:b/>
+          <ns0:bCs/>
+        </ns0:rPr>
+        <ns0:t xml:space="preserve">Danh từ</ns0:t>
+      </ns0:r>
+      <ns0:r>
+        <ns0:t xml:space="preserve"> </ns0:t>
+      </ns0:r>
+      <ns0:r>
+        <ns0:t xml:space="preserve">(thường mang nghĩa tiêu cực cần giảm thiểu như noise, stress, risk...).</ns0:t>
+      </ns0:r>
+    </ns0:p>
+    <ns0:p>
+      <ns0:pPr>
+        <ns0:pStyle ns0:val="Compact"/>
+        <ns0:numPr>
+          <ns0:ilvl ns0:val="1"/>
+          <ns0:numId ns0:val="1017"/>
+        </ns0:numPr>
+      </ns0:pPr>
+      <ns0:r>
+        <ns0:rPr>
+          <ns0:b/>
+          <ns0:bCs/>
+        </ns0:rPr>
+        <ns0:t xml:space="preserve">29:</ns0:t>
+      </ns0:r>
+      <ns0:r>
+        <ns0:t xml:space="preserve"> </ns0:t>
+      </ns0:r>
+      <ns0:r>
+        <ns0:rPr>
           <ns0:i/>
           <ns0:iCs/>
         </ns0:rPr>
-        <ns0:t xml:space="preserve">1. Hướng dẫn cách làm bài:</ns0:t>
+        <ns0:t xml:space="preserve">Make a...</ns0:t>
+      </ns0:r>
+      <ns0:r>
+        <ns0:t xml:space="preserve">. Cần một</ns0:t>
       </ns0:r>
       <ns0:r>
         <ns0:t xml:space="preserve"> </ns0:t>
       </ns0:r>
       <ns0:r>
-        <ns0:t xml:space="preserve">Section 2 là một bài độc thoại (monologue) về một chủ đề phổ thông, thường là một bài giới thiệu, hướng dẫn về một địa điểm hoặc một dịch vụ. Dạng bài trong đề này là multiple choice và map labelling.</ns0:t>
-      </ns0:r>
-    </ns0:p>
-    <ns0:p>
-      <ns0:pPr>
-        <ns0:pStyle ns0:val="CDSection"/>
-      </ns0:pPr>
-      <ns0:r>
-        <ns0:rPr>
-          <ns0:b/>
-          <ns0:bCs/>
-        </ns0:rPr>
-        <ns0:t xml:space="preserve">Đối với Multiple Choice (Câu 11-16): Dạng chọn A, B or C</ns0:t>
-      </ns0:r>
-    </ns0:p>
-    <ns0:p>
-      <ns0:pPr>
-        <ns0:pStyle ns0:val="Compact"/>
-        <ns0:numPr>
-          <ns0:ilvl ns0:val="0"/>
-          <ns0:numId ns0:val="1001"/>
-        </ns0:numPr>
-      </ns0:pPr>
-      <ns0:r>
-        <ns0:rPr>
-          <ns0:b/>
-          <ns0:bCs/>
-        </ns0:rPr>
-        <ns0:t xml:space="preserve">Đọc kỹ câu hỏi và các lựa chọn:</ns0:t>
+        <ns0:rPr>
+          <ns0:b/>
+          <ns0:bCs/>
+        </ns0:rPr>
+        <ns0:t xml:space="preserve">Danh từ</ns0:t>
       </ns0:r>
       <ns0:r>
         <ns0:t xml:space="preserve"> </ns0:t>
       </ns0:r>
       <ns0:r>
-        <ns0:t xml:space="preserve">Gạch chân từ khóa để xác định trọng tâm câu hỏi. Hãy cẩn thận, cả ba lựa chọn đều có thể được nhắc đến trong bài nghe nhưng chỉ có một đáp án trả lời đúng câu hỏi.</ns0:t>
-      </ns0:r>
-    </ns0:p>
-    <ns0:p>
-      <ns0:pPr>
-        <ns0:pStyle ns0:val="Compact"/>
-        <ns0:numPr>
-          <ns0:ilvl ns0:val="0"/>
-          <ns0:numId ns0:val="1001"/>
-        </ns0:numPr>
-      </ns0:pPr>
-      <ns0:r>
-        <ns0:rPr>
-          <ns0:b/>
-          <ns0:bCs/>
-        </ns0:rPr>
-        <ns0:t xml:space="preserve">Lắng nghe phần diễn đạt lại:</ns0:t>
-      </ns0:r>
-      <ns0:r>
-        <ns0:t xml:space="preserve"> </ns0:t>
-      </ns0:r>
-      <ns0:r>
-        <ns0:t xml:space="preserve">Người nói sẽ dùng từ đồng nghĩa và các cấu trúc khác để diễn đạt ý trong các lựa chọn.</ns0:t>
-      </ns0:r>
-    </ns0:p>
-    <ns0:p>
-      <ns0:pPr>
-        <ns0:pStyle ns0:val="Compact"/>
-        <ns0:numPr>
-          <ns0:ilvl ns0:val="0"/>
-          <ns0:numId ns0:val="1001"/>
-        </ns0:numPr>
-      </ns0:pPr>
-      <ns0:r>
-        <ns0:rPr>
-          <ns0:b/>
-          <ns0:bCs/>
-        </ns0:rPr>
-        <ns0:t xml:space="preserve">Xác định người nói:</ns0:t>
-      </ns0:r>
-      <ns0:r>
-        <ns0:t xml:space="preserve"> </ns0:t>
-      </ns0:r>
-      <ns0:r>
-        <ns0:t xml:space="preserve">Chú ý xem ai là người đưa ra quan điểm hoặc thông tin trả lời cho câu hỏi.</ns0:t>
-      </ns0:r>
-    </ns0:p>
-    <ns0:p>
-      <ns0:pPr>
-        <ns0:pStyle ns0:val="CDSection"/>
-      </ns0:pPr>
-      <ns0:r>
-        <ns0:rPr>
-          <ns0:b/>
-          <ns0:bCs/>
-        </ns0:rPr>
-        <ns0:t xml:space="preserve">Đối với Map labelling (Câu 17 – 20): Quan sát nhanh bản đồ</ns0:t>
-      </ns0:r>
-    </ns0:p>
-    <ns0:p>
-      <ns0:pPr>
-        <ns0:pStyle ns0:val="Compact"/>
-        <ns0:numPr>
-          <ns0:ilvl ns0:val="0"/>
-          <ns0:numId ns0:val="1002"/>
-        </ns0:numPr>
-      </ns0:pPr>
-      <ns0:r>
-        <ns0:t xml:space="preserve">Xác định điểm bắt đầu (Starting Point): Thông thường, người nói sẽ bắt đầu từ cổng vào hoặc một địa điểm lớn như Guesthouse. Hãy đặt bút sẵn ở khu vực này.</ns0:t>
-      </ns0:r>
-    </ns0:p>
-    <ns0:p>
-      <ns0:pPr>
-        <ns0:pStyle ns0:val="Compact"/>
-        <ns0:numPr>
-          <ns0:ilvl ns0:val="0"/>
-          <ns0:numId ns0:val="1002"/>
-        </ns0:numPr>
-      </ns0:pPr>
-      <ns0:r>
-        <ns0:t xml:space="preserve">Xác định phương hướng:</ns0:t>
-      </ns0:r>
-    </ns0:p>
-    <ns0:p>
-      <ns0:pPr>
-        <ns0:pStyle ns0:val="CDSection"/>
-      </ns0:pPr>
-      <ns0:r>
-        <ns0:t xml:space="preserve">Trục dọc: Top (phía trên), Bottom (phía dưới).</ns0:t>
-      </ns0:r>
-    </ns0:p>
-    <ns0:p>
-      <ns0:pPr>
-        <ns0:pStyle ns0:val="CDNote"/>
-      </ns0:pPr>
-      <ns0:r>
-        <ns0:t xml:space="preserve">Trục ngang: Left (bên trái), Right (bên phải).</ns0:t>
-      </ns0:r>
-    </ns0:p>
-    <ns0:p>
-      <ns0:pPr>
-        <ns0:pStyle ns0:val="CDNote"/>
-      </ns0:pPr>
-      <ns0:r>
-        <ns0:t xml:space="preserve">Các góc: Top-left (góc trên bên trái), Top-right (góc trên bên phải - chỗ có rừng cây).</ns0:t>
-      </ns0:r>
-    </ns0:p>
-    <ns0:p>
-      <ns0:pPr>
-        <ns0:pStyle ns0:val="Compact"/>
-        <ns0:numPr>
-          <ns0:ilvl ns0:val="0"/>
-          <ns0:numId ns0:val="1003"/>
-        </ns0:numPr>
-      </ns0:pPr>
-      <ns0:r>
-        <ns0:t xml:space="preserve">Xác định các "mốc" cố định (Landmarks): Đây là những từ bạn chắc chắn sẽ nghe thấy để định vị. Trong hình này là:</ns0:t>
-      </ns0:r>
-    </ns0:p>
-    <ns0:p>
-      <ns0:pPr>
-        <ns0:pStyle ns0:val="CDNote"/>
-      </ns0:pPr>
-      <ns0:r>
-        <ns0:t xml:space="preserve">Tennis Court: Nằm ở trung tâm.</ns0:t>
-      </ns0:r>
-    </ns0:p>
-    <ns0:p>
-      <ns0:pPr>
-        <ns0:pStyle ns0:val="CDNote"/>
-      </ns0:pPr>
-      <ns0:r>
-        <ns0:t xml:space="preserve">Teahouse: Nằm trên con đường ngang phía dưới Tennis Court.</ns0:t>
-      </ns0:r>
-    </ns0:p>
-    <ns0:p>
-      <ns0:pPr>
-        <ns0:pStyle ns0:val="CDNote"/>
-      </ns0:pPr>
-      <ns0:r>
-        <ns0:t xml:space="preserve">Guesthouse: Nằm ở góc dưới cùng bên phải.</ns0:t>
-      </ns0:r>
-    </ns0:p>
-    <ns0:p>
-      <ns0:pPr>
-        <ns0:pStyle ns0:val="CDNote"/>
-      </ns0:pPr>
-      <ns0:r>
-        <ns0:t xml:space="preserve">Biểu tượng cây (Trees): Phía trên cùng bên phải.</ns0:t>
-      </ns0:r>
-    </ns0:p>
-    <ns0:p>
-      <ns0:pPr>
-        <ns0:pStyle ns0:val="CDNote"/>
-      </ns0:pPr>
-      <ns0:r>
-        <ns0:t xml:space="preserve">Biểu tượng bàn ghế: Phía trên cùng bên trái.</ns0:t>
-      </ns0:r>
-    </ns0:p>
-    <ns0:p>
-      <ns0:pPr>
-        <ns0:pStyle ns0:val="Compact"/>
-        <ns0:numPr>
-          <ns0:ilvl ns0:val="0"/>
-          <ns0:numId ns0:val="1004"/>
-        </ns0:numPr>
-      </ns0:pPr>
-      <ns0:r>
-        <ns0:t xml:space="preserve">Xác định nhanh các điểm từ A - I nằm ở gần mốc cố định nào hoặc gắn với trục đường nào, bên trái hay phải, phía trên hay dưới.</ns0:t>
-      </ns0:r>
-    </ns0:p>
-    <ns0:bookmarkStart ns0:id="17" ns0:name="phân-tích-chi-tiết-từng-câu-hỏi"/>
-    <ns0:p>
-      <ns0:pPr>
-        <ns0:pStyle ns0:val="Heading3"/>
-      </ns0:pPr>
-      <ns0:r>
-        <ns0:t xml:space="preserve">2. Phân tích chi tiết từng câu hỏi:</ns0:t>
-      </ns0:r>
-    </ns0:p>
-    <ns0:bookmarkEnd ns0:id="17"/>
-    <ns0:bookmarkStart ns0:id="18" ns0:name="question-11"/>
-    <ns0:p>
-      <ns0:pPr>
-        <ns0:pStyle ns0:val="Heading3"/>
-      </ns0:pPr>
-      <ns0:r>
-        <ns0:t xml:space="preserve">Question 11</ns0:t>
-      </ns0:r>
-    </ns0:p>
-    <ns0:p>
-      <ns0:pPr>
-        <ns0:pStyle ns0:val="CDStep"/>
-      </ns0:pPr>
-      <ns0:r>
-        <ns0:rPr>
-          <ns0:b/>
-          <ns0:bCs/>
-        </ns0:rPr>
-        <ns0:t xml:space="preserve">Phân tích:</ns0:t>
-      </ns0:r>
-    </ns0:p>
-    <ns0:p>
-      <ns0:pPr>
-        <ns0:pStyle ns0:val="Compact"/>
-        <ns0:numPr>
-          <ns0:ilvl ns0:val="0"/>
-          <ns0:numId ns0:val="1005"/>
-        </ns0:numPr>
-      </ns0:pPr>
-      <ns0:r>
-        <ns0:t xml:space="preserve">Người hướng dẫn giới thiệu về các đặc điểm của công viên: "The park has a breathtaking waterfall connecting the longest river in the country, but it is</ns0:t>
-      </ns0:r>
-      <ns0:r>
-        <ns0:t xml:space="preserve"> </ns0:t>
-      </ns0:r>
-      <ns0:r>
-        <ns0:rPr>
-          <ns0:b/>
-          <ns0:bCs/>
-        </ns0:rPr>
-        <ns0:t xml:space="preserve">most renowned</ns0:t>
-      </ns0:r>
-      <ns0:r>
-        <ns0:t xml:space="preserve"> </ns0:t>
-      </ns0:r>
-      <ns0:r>
-        <ns0:t xml:space="preserve">for having the</ns0:t>
-      </ns0:r>
-      <ns0:r>
-        <ns0:t xml:space="preserve"> </ns0:t>
-      </ns0:r>
-      <ns0:r>
-        <ns0:rPr>
-          <ns0:b/>
-          <ns0:bCs/>
-        </ns0:rPr>
-        <ns0:t xml:space="preserve">largest sub-tropical rainforest worldwide</ns0:t>
-      </ns0:r>
-      <ns0:r>
-        <ns0:t xml:space="preserve">."</ns0:t>
-      </ns0:r>
-    </ns0:p>
-    <ns0:p>
-      <ns0:pPr>
-        <ns0:pStyle ns0:val="Compact"/>
-        <ns0:numPr>
-          <ns0:ilvl ns0:val="0"/>
-          <ns0:numId ns0:val="1005"/>
-        </ns0:numPr>
-      </ns0:pPr>
-      <ns0:r>
-        <ns0:t xml:space="preserve">Từ "renowned" đồng nghĩa với "famous" trong câu hỏi. Mặc dù có nhắc đến thác nước và sông dài nhất, nhưng đặc điểm nổi tiếng nhất (most famous) là rừng mưa cận nhiệt đới lớn nhất thế giới.</ns0:t>
-      </ns0:r>
-    </ns0:p>
-    <ns0:p>
-      <ns0:pPr>
-        <ns0:pStyle ns0:val="Compact"/>
-        <ns0:numPr>
-          <ns0:ilvl ns0:val="0"/>
-          <ns0:numId ns0:val="1005"/>
-        </ns0:numPr>
-      </ns0:pPr>
-      <ns0:r>
-        <ns0:rPr>
-          <ns0:b/>
-          <ns0:bCs/>
-        </ns0:rPr>
-        <ns0:t xml:space="preserve">Đáp án: C</ns0:t>
-      </ns0:r>
-    </ns0:p>
-    <ns0:bookmarkEnd ns0:id="18"/>
-    <ns0:bookmarkStart ns0:id="19" ns0:name="question-12"/>
-    <ns0:p>
-      <ns0:pPr>
-        <ns0:pStyle ns0:val="Heading3"/>
-      </ns0:pPr>
-      <ns0:r>
-        <ns0:t xml:space="preserve">Question 12</ns0:t>
-      </ns0:r>
-    </ns0:p>
-    <ns0:p>
-      <ns0:pPr>
-        <ns0:pStyle ns0:val="CDStep"/>
-      </ns0:pPr>
-      <ns0:r>
-        <ns0:rPr>
-          <ns0:b/>
-          <ns0:bCs/>
-        </ns0:rPr>
-        <ns0:t xml:space="preserve">Phân tích:</ns0:t>
-      </ns0:r>
-    </ns0:p>
-    <ns0:p>
-      <ns0:pPr>
-        <ns0:pStyle ns0:val="Compact"/>
-        <ns0:numPr>
-          <ns0:ilvl ns0:val="0"/>
-          <ns0:numId ns0:val="1006"/>
-        </ns0:numPr>
-      </ns0:pPr>
-      <ns0:r>
-        <ns0:t xml:space="preserve">Về hoạt động trên đỉnh núi, Jim Carson nói: "When you reach the top of the mountain, there is</ns0:t>
-      </ns0:r>
-      <ns0:r>
-        <ns0:t xml:space="preserve"> </ns0:t>
-      </ns0:r>
-      <ns0:r>
-        <ns0:rPr>
-          <ns0:b/>
-          <ns0:bCs/>
-        </ns0:rPr>
-        <ns0:t xml:space="preserve">nothing better than having a picnic</ns0:t>
-      </ns0:r>
-      <ns0:r>
-        <ns0:t xml:space="preserve"> </ns0:t>
-      </ns0:r>
-      <ns0:r>
-        <ns0:t xml:space="preserve">under the trees with your family."</ns0:t>
-      </ns0:r>
-    </ns0:p>
-    <ns0:p>
-      <ns0:pPr>
-        <ns0:pStyle ns0:val="Compact"/>
-        <ns0:numPr>
-          <ns0:ilvl ns0:val="0"/>
-          <ns0:numId ns0:val="1006"/>
-        </ns0:numPr>
-      </ns0:pPr>
-      <ns0:r>
-        <ns0:t xml:space="preserve">Lưu ý: Việc chụp ảnh (taking photos) không được khuyến khích vì đường đi nguy hiểm gây xao nhãng.</ns0:t>
-      </ns0:r>
-    </ns0:p>
-    <ns0:p>
-      <ns0:pPr>
-        <ns0:pStyle ns0:val="Compact"/>
-        <ns0:numPr>
-          <ns0:ilvl ns0:val="0"/>
-          <ns0:numId ns0:val="1006"/>
-        </ns0:numPr>
-      </ns0:pPr>
-      <ns0:r>
-        <ns0:rPr>
-          <ns0:b/>
-          <ns0:bCs/>
-        </ns0:rPr>
-        <ns0:t xml:space="preserve">Đáp án: A</ns0:t>
-      </ns0:r>
-    </ns0:p>
-    <ns0:bookmarkEnd ns0:id="19"/>
-    <ns0:bookmarkStart ns0:id="20" ns0:name="question-13"/>
-    <ns0:p>
-      <ns0:pPr>
-        <ns0:pStyle ns0:val="Heading3"/>
-      </ns0:pPr>
-      <ns0:r>
-        <ns0:t xml:space="preserve">Question 13</ns0:t>
-      </ns0:r>
-    </ns0:p>
-    <ns0:p>
-      <ns0:pPr>
-        <ns0:pStyle ns0:val="CDStep"/>
-      </ns0:pPr>
-      <ns0:r>
-        <ns0:rPr>
-          <ns0:b/>
-          <ns0:bCs/>
-        </ns0:rPr>
-        <ns0:t xml:space="preserve">Phân tích:</ns0:t>
-      </ns0:r>
-    </ns0:p>
-    <ns0:p>
-      <ns0:pPr>
-        <ns0:pStyle ns0:val="Compact"/>
-        <ns0:numPr>
-          <ns0:ilvl ns0:val="0"/>
-          <ns0:numId ns0:val="1007"/>
-        </ns0:numPr>
-      </ns0:pPr>
-      <ns0:r>
-        <ns0:t xml:space="preserve">Người hướng dẫn đưa ra lời khuyên cụ thể cho đối tượng có kinh nghiệm: "As your tour guide, I suggest that</ns0:t>
-      </ns0:r>
-      <ns0:r>
-        <ns0:t xml:space="preserve"> </ns0:t>
-      </ns0:r>
-      <ns0:r>
-        <ns0:rPr>
-          <ns0:b/>
-          <ns0:bCs/>
-        </ns0:rPr>
-        <ns0:t xml:space="preserve">only expert hikers take the Creek Circuit</ns0:t>
-      </ns0:r>
-      <ns0:r>
-        <ns0:t xml:space="preserve">."</ns0:t>
-      </ns0:r>
-    </ns0:p>
-    <ns0:p>
-      <ns0:pPr>
-        <ns0:pStyle ns0:val="Compact"/>
-        <ns0:numPr>
-          <ns0:ilvl ns0:val="0"/>
-          <ns0:numId ns0:val="1007"/>
-        </ns0:numPr>
-      </ns0:pPr>
-      <ns0:r>
-        <ns0:t xml:space="preserve">Từ "expert" đồng nghĩa với "more experienced" trong câu hỏi.</ns0:t>
-      </ns0:r>
-    </ns0:p>
-    <ns0:p>
-      <ns0:pPr>
-        <ns0:pStyle ns0:val="Compact"/>
-        <ns0:numPr>
-          <ns0:ilvl ns0:val="0"/>
-          <ns0:numId ns0:val="1007"/>
-        </ns0:numPr>
-      </ns0:pPr>
-      <ns0:r>
-        <ns0:rPr>
-          <ns0:b/>
-          <ns0:bCs/>
-        </ns0:rPr>
-        <ns0:t xml:space="preserve">Đáp án: C</ns0:t>
-      </ns0:r>
-    </ns0:p>
-    <ns0:bookmarkEnd ns0:id="20"/>
-    <ns0:bookmarkStart ns0:id="21" ns0:name="question-14"/>
-    <ns0:p>
-      <ns0:pPr>
-        <ns0:pStyle ns0:val="Heading3"/>
-      </ns0:pPr>
-      <ns0:r>
-        <ns0:t xml:space="preserve">Question 14</ns0:t>
-      </ns0:r>
-    </ns0:p>
-    <ns0:p>
-      <ns0:pPr>
-        <ns0:pStyle ns0:val="CDStep"/>
-      </ns0:pPr>
-      <ns0:r>
-        <ns0:rPr>
-          <ns0:b/>
-          <ns0:bCs/>
-        </ns0:rPr>
-        <ns0:t xml:space="preserve">Phân tích:</ns0:t>
-      </ns0:r>
-    </ns0:p>
-    <ns0:p>
-      <ns0:pPr>
-        <ns0:pStyle ns0:val="Compact"/>
-        <ns0:numPr>
-          <ns0:ilvl ns0:val="0"/>
-          <ns0:numId ns0:val="1008"/>
-        </ns0:numPr>
-      </ns0:pPr>
-      <ns0:r>
-        <ns0:t xml:space="preserve">Khi đề cập đến chi phí đi lại trong công viên, Jim khẳng định: "Rest assured that</ns0:t>
-      </ns0:r>
-      <ns0:r>
-        <ns0:t xml:space="preserve"> </ns0:t>
-      </ns0:r>
-      <ns0:r>
-        <ns0:rPr>
-          <ns0:b/>
-          <ns0:bCs/>
-        </ns0:rPr>
-        <ns0:t xml:space="preserve">transport within the park is covered in the bill</ns0:t>
-      </ns0:r>
-      <ns0:r>
-        <ns0:t xml:space="preserve">."</ns0:t>
-      </ns0:r>
-    </ns0:p>
-    <ns0:p>
-      <ns0:pPr>
-        <ns0:pStyle ns0:val="Compact"/>
-        <ns0:numPr>
-          <ns0:ilvl ns0:val="0"/>
-          <ns0:numId ns0:val="1008"/>
-        </ns0:numPr>
-      </ns0:pPr>
-      <ns0:r>
-        <ns0:t xml:space="preserve">Cụm "covered in the bill" tương ứng với "included in the bill" ở đáp án C.</ns0:t>
-      </ns0:r>
-    </ns0:p>
-    <ns0:p>
-      <ns0:pPr>
-        <ns0:pStyle ns0:val="Compact"/>
-        <ns0:numPr>
-          <ns0:ilvl ns0:val="0"/>
-          <ns0:numId ns0:val="1008"/>
-        </ns0:numPr>
-      </ns0:pPr>
-      <ns0:r>
-        <ns0:rPr>
-          <ns0:b/>
-          <ns0:bCs/>
-        </ns0:rPr>
-        <ns0:t xml:space="preserve">Đáp án: C</ns0:t>
-      </ns0:r>
-    </ns0:p>
-    <ns0:bookmarkEnd ns0:id="21"/>
-    <ns0:bookmarkStart ns0:id="22" ns0:name="question-15"/>
-    <ns0:p>
-      <ns0:pPr>
-        <ns0:pStyle ns0:val="Heading3"/>
-      </ns0:pPr>
-      <ns0:r>
-        <ns0:t xml:space="preserve">Question 15</ns0:t>
-      </ns0:r>
-    </ns0:p>
-    <ns0:p>
-      <ns0:pPr>
-        <ns0:pStyle ns0:val="CDStep"/>
-      </ns0:pPr>
-      <ns0:r>
-        <ns0:rPr>
-          <ns0:b/>
-          <ns0:bCs/>
-        </ns0:rPr>
-        <ns0:t xml:space="preserve">Phân tích:</ns0:t>
-      </ns0:r>
-    </ns0:p>
-    <ns0:p>
-      <ns0:pPr>
-        <ns0:pStyle ns0:val="Compact"/>
-        <ns0:numPr>
-          <ns0:ilvl ns0:val="0"/>
-          <ns0:numId ns0:val="1009"/>
-        </ns0:numPr>
-      </ns0:pPr>
-      <ns0:r>
-        <ns0:t xml:space="preserve">Về các môn thể thao mạo hiểm cho người lớn: "</ns0:t>
-      </ns0:r>
-      <ns0:r>
-        <ns0:rPr>
-          <ns0:b/>
-          <ns0:bCs/>
-        </ns0:rPr>
-        <ns0:t xml:space="preserve">Abseiling is available regardless of the weather</ns0:t>
-      </ns0:r>
-      <ns0:r>
-        <ns0:t xml:space="preserve">."</ns0:t>
-      </ns0:r>
-    </ns0:p>
-    <ns0:p>
-      <ns0:pPr>
-        <ns0:pStyle ns0:val="Compact"/>
-        <ns0:numPr>
-          <ns0:ilvl ns0:val="0"/>
-          <ns0:numId ns0:val="1009"/>
-        </ns0:numPr>
-      </ns0:pPr>
-      <ns0:r>
-        <ns0:t xml:space="preserve">Cụm "regardless of the weather" (bất kể thời tiết) đồng nghĩa với "all year round" (quanh năm). Các môn khác như Bungee jumping hay Paragliding bị hạn chế vào mùa hè.</ns0:t>
-      </ns0:r>
-    </ns0:p>
-    <ns0:p>
-      <ns0:pPr>
-        <ns0:pStyle ns0:val="Compact"/>
-        <ns0:numPr>
-          <ns0:ilvl ns0:val="0"/>
-          <ns0:numId ns0:val="1009"/>
-        </ns0:numPr>
-      </ns0:pPr>
-      <ns0:r>
-        <ns0:rPr>
-          <ns0:b/>
-          <ns0:bCs/>
-        </ns0:rPr>
-        <ns0:t xml:space="preserve">Đáp án: A</ns0:t>
-      </ns0:r>
-    </ns0:p>
-    <ns0:bookmarkEnd ns0:id="22"/>
-    <ns0:bookmarkStart ns0:id="23" ns0:name="question-16"/>
-    <ns0:p>
-      <ns0:pPr>
-        <ns0:pStyle ns0:val="Heading3"/>
-      </ns0:pPr>
-      <ns0:r>
-        <ns0:t xml:space="preserve">Question 16</ns0:t>
-      </ns0:r>
-    </ns0:p>
-    <ns0:p>
-      <ns0:pPr>
-        <ns0:pStyle ns0:val="CDStep"/>
-      </ns0:pPr>
-      <ns0:r>
-        <ns0:rPr>
-          <ns0:b/>
-          <ns0:bCs/>
-        </ns0:rPr>
-        <ns0:t xml:space="preserve">Phân tích:</ns0:t>
-      </ns0:r>
-    </ns0:p>
-    <ns0:p>
-      <ns0:pPr>
-        <ns0:pStyle ns0:val="Compact"/>
-        <ns0:numPr>
-          <ns0:ilvl ns0:val="0"/>
-          <ns0:numId ns0:val="1010"/>
-        </ns0:numPr>
-      </ns0:pPr>
-      <ns0:r>
-        <ns0:t xml:space="preserve">Hướng dẫn về việc ăn uống: "</ns0:t>
-      </ns0:r>
-      <ns0:r>
-        <ns0:rPr>
-          <ns0:b/>
-          <ns0:bCs/>
-        </ns0:rPr>
-        <ns0:t xml:space="preserve">Just get your meal ticket at the reception before dining</ns0:t>
-      </ns0:r>
-      <ns0:r>
-        <ns0:t xml:space="preserve">."</ns0:t>
-      </ns0:r>
-    </ns0:p>
-    <ns0:p>
-      <ns0:pPr>
-        <ns0:pStyle ns0:val="Compact"/>
-        <ns0:numPr>
-          <ns0:ilvl ns0:val="0"/>
-          <ns0:numId ns0:val="1010"/>
-        </ns0:numPr>
-      </ns0:pPr>
-      <ns0:r>
-        <ns0:t xml:space="preserve">Jim cũng nói thêm không cần đặt chỗ (no need to make reservations) nên đáp án A và B bị loại.</ns0:t>
-      </ns0:r>
-    </ns0:p>
-    <ns0:p>
-      <ns0:pPr>
-        <ns0:pStyle ns0:val="Compact"/>
-        <ns0:numPr>
-          <ns0:ilvl ns0:val="0"/>
-          <ns0:numId ns0:val="1010"/>
-        </ns0:numPr>
-      </ns0:pPr>
-      <ns0:r>
-        <ns0:rPr>
-          <ns0:b/>
-          <ns0:bCs/>
-        </ns0:rPr>
-        <ns0:t xml:space="preserve">Đáp án: C</ns0:t>
-      </ns0:r>
-    </ns0:p>
-    <ns0:bookmarkEnd ns0:id="23"/>
-    <ns0:bookmarkStart ns0:id="24" ns0:name="question-17-campsite"/>
-    <ns0:p>
-      <ns0:pPr>
-        <ns0:pStyle ns0:val="Heading3"/>
-      </ns0:pPr>
-      <ns0:r>
-        <ns0:t xml:space="preserve">Question 17 (Campsite)</ns0:t>
-      </ns0:r>
-    </ns0:p>
-    <ns0:p>
-      <ns0:pPr>
-        <ns0:pStyle ns0:val="CDStep"/>
-      </ns0:pPr>
-      <ns0:r>
-        <ns0:rPr>
-          <ns0:b/>
-          <ns0:bCs/>
-        </ns0:rPr>
-        <ns0:t xml:space="preserve">Phân tích:</ns0:t>
-      </ns0:r>
-    </ns0:p>
-    <ns0:p>
-      <ns0:pPr>
-        <ns0:pStyle ns0:val="Compact"/>
-        <ns0:numPr>
-          <ns0:ilvl ns0:val="0"/>
-          <ns0:numId ns0:val="1011"/>
-        </ns0:numPr>
-      </ns0:pPr>
-      <ns0:r>
-        <ns0:t xml:space="preserve">Lộ trình bắt đầu từ Guesthouse: "When you get out of the guesthouse,</ns0:t>
-      </ns0:r>
-      <ns0:r>
-        <ns0:t xml:space="preserve"> </ns0:t>
-      </ns0:r>
-      <ns0:r>
-        <ns0:rPr>
-          <ns0:b/>
-          <ns0:bCs/>
-        </ns0:rPr>
-        <ns0:t xml:space="preserve">go straight ahead, turn right at the end of the road</ns0:t>
-      </ns0:r>
-      <ns0:r>
-        <ns0:t xml:space="preserve">. To your</ns0:t>
-      </ns0:r>
-      <ns0:r>
-        <ns0:t xml:space="preserve"> </ns0:t>
-      </ns0:r>
-      <ns0:r>
-        <ns0:rPr>
-          <ns0:b/>
-          <ns0:bCs/>
-        </ns0:rPr>
-        <ns0:t xml:space="preserve">left</ns0:t>
-      </ns0:r>
-      <ns0:r>
-        <ns0:t xml:space="preserve">, there is a campsite amongst the</ns0:t>
-      </ns0:r>
-      <ns0:r>
-        <ns0:t xml:space="preserve"> </ns0:t>
-      </ns0:r>
-      <ns0:r>
-        <ns0:rPr>
-          <ns0:b/>
-          <ns0:bCs/>
-        </ns0:rPr>
-        <ns0:t xml:space="preserve">trees</ns0:t>
-      </ns0:r>
-      <ns0:r>
-        <ns0:t xml:space="preserve">."</ns0:t>
-      </ns0:r>
-    </ns0:p>
-    <ns0:p>
-      <ns0:pPr>
-        <ns0:pStyle ns0:val="Compact"/>
-        <ns0:numPr>
-          <ns0:ilvl ns0:val="0"/>
-          <ns0:numId ns0:val="1011"/>
-        </ns0:numPr>
-      </ns0:pPr>
-      <ns0:r>
-        <ns0:t xml:space="preserve">Trên bản đồ, từ Guesthouse đi thẳng lên kịch đường, rẽ phải, nhìn sang trái thấy khu vực có cây xanh là vị trí của chữ E.</ns0:t>
-      </ns0:r>
-    </ns0:p>
-    <ns0:p>
-      <ns0:pPr>
-        <ns0:pStyle ns0:val="Compact"/>
-        <ns0:numPr>
-          <ns0:ilvl ns0:val="0"/>
-          <ns0:numId ns0:val="1011"/>
-        </ns0:numPr>
-      </ns0:pPr>
-      <ns0:r>
-        <ns0:rPr>
-          <ns0:b/>
-          <ns0:bCs/>
-        </ns0:rPr>
-        <ns0:t xml:space="preserve">Đáp án: E</ns0:t>
-      </ns0:r>
-    </ns0:p>
-    <ns0:bookmarkEnd ns0:id="24"/>
-    <ns0:bookmarkStart ns0:id="25" ns0:name="question-18-business-centre"/>
-    <ns0:p>
-      <ns0:pPr>
-        <ns0:pStyle ns0:val="Heading3"/>
-      </ns0:pPr>
-      <ns0:r>
-        <ns0:t xml:space="preserve">Question 18 (Business Centre)</ns0:t>
-      </ns0:r>
-    </ns0:p>
-    <ns0:p>
-      <ns0:pPr>
-        <ns0:pStyle ns0:val="CDStep"/>
-      </ns0:pPr>
-      <ns0:r>
-        <ns0:rPr>
-          <ns0:b/>
-          <ns0:bCs/>
-        </ns0:rPr>
-        <ns0:t xml:space="preserve">Phân tích:</ns0:t>
-      </ns0:r>
-    </ns0:p>
-    <ns0:p>
-      <ns0:pPr>
-        <ns0:pStyle ns0:val="Compact"/>
-        <ns0:numPr>
-          <ns0:ilvl ns0:val="0"/>
-          <ns0:numId ns0:val="1012"/>
-        </ns0:numPr>
-      </ns0:pPr>
-      <ns0:r>
-        <ns0:t xml:space="preserve">Đầu tiên xác định khu vực dã ngoại (Picnic area) ở "top left" (góc trên bên trái, nơi có biểu tượng bàn ghế).</ns0:t>
-      </ns0:r>
-    </ns0:p>
-    <ns0:p>
-      <ns0:pPr>
-        <ns0:pStyle ns0:val="Compact"/>
-        <ns0:numPr>
-          <ns0:ilvl ns0:val="0"/>
-          <ns0:numId ns0:val="1012"/>
-        </ns0:numPr>
-      </ns0:pPr>
-      <ns0:r>
-        <ns0:t xml:space="preserve">Vị trí của trung tâm: "The</ns0:t>
-      </ns0:r>
-      <ns0:r>
-        <ns0:t xml:space="preserve"> </ns0:t>
-      </ns0:r>
-      <ns0:r>
-        <ns0:rPr>
-          <ns0:b/>
-          <ns0:bCs/>
-        </ns0:rPr>
-        <ns0:t xml:space="preserve">Business Centre is situated directly opposite the picnic area</ns0:t>
-      </ns0:r>
-      <ns0:r>
-        <ns0:t xml:space="preserve">."</ns0:t>
-      </ns0:r>
-    </ns0:p>
-    <ns0:p>
-      <ns0:pPr>
-        <ns0:pStyle ns0:val="Compact"/>
-        <ns0:numPr>
-          <ns0:ilvl ns0:val="0"/>
-          <ns0:numId ns0:val="1012"/>
-        </ns0:numPr>
-      </ns0:pPr>
-      <ns0:r>
-        <ns0:t xml:space="preserve">Đối diện với khu bàn ghế qua con đường chéo chính là vị trí A.</ns0:t>
-      </ns0:r>
-    </ns0:p>
-    <ns0:p>
-      <ns0:pPr>
-        <ns0:pStyle ns0:val="Compact"/>
-        <ns0:numPr>
-          <ns0:ilvl ns0:val="0"/>
-          <ns0:numId ns0:val="1012"/>
-        </ns0:numPr>
-      </ns0:pPr>
-      <ns0:r>
-        <ns0:rPr>
-          <ns0:b/>
-          <ns0:bCs/>
-        </ns0:rPr>
-        <ns0:t xml:space="preserve">Đáp án: A</ns0:t>
-      </ns0:r>
-    </ns0:p>
-    <ns0:bookmarkEnd ns0:id="25"/>
-    <ns0:bookmarkStart ns0:id="26" ns0:name="question-19-museum"/>
-    <ns0:p>
-      <ns0:pPr>
-        <ns0:pStyle ns0:val="Heading3"/>
-      </ns0:pPr>
-      <ns0:r>
-        <ns0:t xml:space="preserve">Question 19 (Museum)</ns0:t>
-      </ns0:r>
-    </ns0:p>
-    <ns0:p>
-      <ns0:pPr>
-        <ns0:pStyle ns0:val="CDStep"/>
-      </ns0:pPr>
-      <ns0:r>
-        <ns0:rPr>
-          <ns0:b/>
-          <ns0:bCs/>
-        </ns0:rPr>
-        <ns0:t xml:space="preserve">Phân tích:</ns0:t>
-      </ns0:r>
-    </ns0:p>
-    <ns0:p>
-      <ns0:pPr>
-        <ns0:pStyle ns0:val="Compact"/>
-        <ns0:numPr>
-          <ns0:ilvl ns0:val="0"/>
-          <ns0:numId ns0:val="1013"/>
-        </ns0:numPr>
-      </ns0:pPr>
-      <ns0:r>
-        <ns0:t xml:space="preserve">Lộ trình từ Guesthouse: "...</ns0:t>
-      </ns0:r>
-      <ns0:r>
-        <ns0:rPr>
-          <ns0:b/>
-          <ns0:bCs/>
-        </ns0:rPr>
-        <ns0:t xml:space="preserve">turn left at the first conjunction</ns0:t>
-      </ns0:r>
-      <ns0:r>
-        <ns0:t xml:space="preserve">, then walk</ns0:t>
-      </ns0:r>
-      <ns0:r>
-        <ns0:t xml:space="preserve"> </ns0:t>
-      </ns0:r>
-      <ns0:r>
-        <ns0:rPr>
-          <ns0:b/>
-          <ns0:bCs/>
-        </ns0:rPr>
-        <ns0:t xml:space="preserve">past the teahouse</ns0:t>
-      </ns0:r>
-      <ns0:r>
-        <ns0:t xml:space="preserve">,</ns0:t>
-      </ns0:r>
-      <ns0:r>
-        <ns0:t xml:space="preserve"> </ns0:t>
-      </ns0:r>
-      <ns0:r>
-        <ns0:rPr>
-          <ns0:b/>
-          <ns0:bCs/>
-        </ns0:rPr>
-        <ns0:t xml:space="preserve">turn right</ns0:t>
-      </ns0:r>
-      <ns0:r>
-        <ns0:t xml:space="preserve">. You’ll see the museum after making the</ns0:t>
-      </ns0:r>
-      <ns0:r>
-        <ns0:t xml:space="preserve"> </ns0:t>
-      </ns0:r>
-      <ns0:r>
-        <ns0:rPr>
-          <ns0:b/>
-          <ns0:bCs/>
-        </ns0:rPr>
-        <ns0:t xml:space="preserve">3rd right</ns0:t>
-      </ns0:r>
-      <ns0:r>
-        <ns0:t xml:space="preserve">."</ns0:t>
-      </ns0:r>
-    </ns0:p>
-    <ns0:p>
-      <ns0:pPr>
-        <ns0:pStyle ns0:val="Compact"/>
-        <ns0:numPr>
-          <ns0:ilvl ns0:val="0"/>
-          <ns0:numId ns0:val="1013"/>
-        </ns0:numPr>
-      </ns0:pPr>
-      <ns0:r>
-        <ns0:t xml:space="preserve">Đi từ Guesthouse, rẽ trái ở ngã rẽ đầu tiên, đi qua Teahouse, rẽ phải vào con đường chính giữa, sau đó rẽ phải lần nữa vào dãy nhà bên trái Tennis Court. Vị trí sau 3 lần rẽ phải là G.</ns0:t>
-      </ns0:r>
-    </ns0:p>
-    <ns0:p>
-      <ns0:pPr>
-        <ns0:pStyle ns0:val="Compact"/>
-        <ns0:numPr>
-          <ns0:ilvl ns0:val="0"/>
-          <ns0:numId ns0:val="1013"/>
-        </ns0:numPr>
-      </ns0:pPr>
-      <ns0:r>
-        <ns0:rPr>
-          <ns0:b/>
-          <ns0:bCs/>
-        </ns0:rPr>
-        <ns0:t xml:space="preserve">Đáp án: G</ns0:t>
-      </ns0:r>
-    </ns0:p>
-    <ns0:bookmarkEnd ns0:id="26"/>
-    <ns0:bookmarkStart ns0:id="27" ns0:name="question-20-cafe"/>
-    <ns0:p>
-      <ns0:pPr>
-        <ns0:pStyle ns0:val="Heading3"/>
-      </ns0:pPr>
-      <ns0:r>
-        <ns0:t xml:space="preserve">Question 20 (Cafe)</ns0:t>
-      </ns0:r>
-    </ns0:p>
-    <ns0:p>
-      <ns0:pPr>
-        <ns0:pStyle ns0:val="CDStep"/>
-      </ns0:pPr>
-      <ns0:r>
-        <ns0:rPr>
-          <ns0:b/>
-          <ns0:bCs/>
-        </ns0:rPr>
-        <ns0:t xml:space="preserve">Phân tích:</ns0:t>
-      </ns0:r>
-    </ns0:p>
-    <ns0:p>
-      <ns0:pPr>
-        <ns0:pStyle ns0:val="Compact"/>
-        <ns0:numPr>
-          <ns0:ilvl ns0:val="0"/>
-          <ns0:numId ns0:val="1014"/>
-        </ns0:numPr>
-      </ns0:pPr>
-      <ns0:r>
-        <ns0:t xml:space="preserve">Lộ trình: "From the guesthouse you</ns0:t>
-      </ns0:r>
-      <ns0:r>
-        <ns0:t xml:space="preserve"> </ns0:t>
-      </ns0:r>
-      <ns0:r>
-        <ns0:rPr>
-          <ns0:b/>
-          <ns0:bCs/>
-        </ns0:rPr>
-        <ns0:t xml:space="preserve">go straight</ns0:t>
-      </ns0:r>
-      <ns0:r>
-        <ns0:t xml:space="preserve">, then take the</ns0:t>
-      </ns0:r>
-      <ns0:r>
-        <ns0:t xml:space="preserve"> </ns0:t>
-      </ns0:r>
-      <ns0:r>
-        <ns0:rPr>
-          <ns0:b/>
-          <ns0:bCs/>
-        </ns0:rPr>
-        <ns0:t xml:space="preserve">2nd right</ns0:t>
-      </ns0:r>
-      <ns0:r>
-        <ns0:t xml:space="preserve"> </ns0:t>
-      </ns0:r>
-      <ns0:r>
-        <ns0:t xml:space="preserve">and you’ll see the cafe</ns0:t>
-      </ns0:r>
-      <ns0:r>
-        <ns0:t xml:space="preserve"> </ns0:t>
-      </ns0:r>
-      <ns0:r>
-        <ns0:rPr>
-          <ns0:b/>
-          <ns0:bCs/>
-        </ns0:rPr>
-        <ns0:t xml:space="preserve">right in front of you</ns0:t>
-      </ns0:r>
-      <ns0:r>
-        <ns0:t xml:space="preserve">."</ns0:t>
-      </ns0:r>
-    </ns0:p>
-    <ns0:p>
-      <ns0:pPr>
-        <ns0:pStyle ns0:val="Compact"/>
-        <ns0:numPr>
-          <ns0:ilvl ns0:val="0"/>
-          <ns0:numId ns0:val="1014"/>
-        </ns0:numPr>
-      </ns0:pPr>
-      <ns0:r>
-        <ns0:t xml:space="preserve">Jim còn cung cấp thêm một mốc định vị: "It is located</ns0:t>
-      </ns0:r>
-      <ns0:r>
-        <ns0:t xml:space="preserve"> </ns0:t>
-      </ns0:r>
-      <ns0:r>
-        <ns0:rPr>
-          <ns0:b/>
-          <ns0:bCs/>
-        </ns0:rPr>
-        <ns0:t xml:space="preserve">right opposite the tennis court</ns0:t>
-      </ns0:r>
-      <ns0:r>
-        <ns0:t xml:space="preserve">."</ns0:t>
-      </ns0:r>
-    </ns0:p>
-    <ns0:p>
-      <ns0:pPr>
-        <ns0:pStyle ns0:val="Compact"/>
-        <ns0:numPr>
-          <ns0:ilvl ns0:val="0"/>
-          <ns0:numId ns0:val="1014"/>
-        </ns0:numPr>
-      </ns0:pPr>
-      <ns0:r>
-        <ns0:t xml:space="preserve">Từ Guesthouse đi thẳng lên, bỏ qua ngã rẽ thứ nhất (chỗ Teahouse), rẽ phải ở ngã rẽ thứ hai. Tòa nhà nằm ngay phía trước mặt, đối diện Tennis Court là D.</ns0:t>
-      </ns0:r>
-    </ns0:p>
-    <ns0:p>
-      <ns0:pPr>
-        <ns0:pStyle ns0:val="Compact"/>
-        <ns0:numPr>
-          <ns0:ilvl ns0:val="0"/>
-          <ns0:numId ns0:val="1014"/>
-        </ns0:numPr>
-      </ns0:pPr>
-      <ns0:r>
-        <ns0:rPr>
-          <ns0:b/>
-          <ns0:bCs/>
-        </ns0:rPr>
-        <ns0:t xml:space="preserve">Đáp án: D</ns0:t>
-      </ns0:r>
-    </ns0:p>
-    <ns0:bookmarkEnd ns0:id="27"/>
-    <ns0:bookmarkEnd ns0:id="28"/>
-    <ns0:bookmarkStart ns0:id="31" ns0:name="phần-2-section-3"/>
-    <ns0:p>
-      <ns0:pPr>
-        <ns0:pStyle ns0:val="Heading2"/>
-      </ns0:pPr>
-      <ns0:r>
-        <ns0:t xml:space="preserve">Phần 2: Section 3</ns0:t>
-      </ns0:r>
-    </ns0:p>
-    <ns0:p>
-      <ns0:pPr>
-        <ns0:pStyle ns0:val="CDNote"/>
-      </ns0:pPr>
-      <ns0:r>
-        <ns0:t xml:space="preserve">Section 3 là một cuộc thảo luận học thuật giữa 2 – 4 người. Dạng bài ở đây là Multiple choice và flow chart, đòi hỏi khả năng nghe hiểu sâu và theo dõi quan điểm của từng người.</ns0:t>
-      </ns0:r>
-    </ns0:p>
-    <ns0:bookmarkStart ns0:id="29" ns0:name="hướng-dẫn-chiến-lược-làm-bài"/>
-    <ns0:p>
-      <ns0:pPr>
-        <ns0:pStyle ns0:val="Heading3"/>
-      </ns0:pPr>
-      <ns0:r>
-        <ns0:t xml:space="preserve">1. Hướng dẫn chiến lược làm bài</ns0:t>
-      </ns0:r>
-    </ns0:p>
-    <ns0:p>
-      <ns0:pPr>
-        <ns0:pStyle ns0:val="CDStep"/>
-      </ns0:pPr>
-      <ns0:r>
-        <ns0:rPr>
-          <ns0:b/>
-          <ns0:bCs/>
-        </ns0:rPr>
-        <ns0:t xml:space="preserve">Đối với Multiple Choice (Câu 21-24): Dạng chọn A, B or C</ns0:t>
-      </ns0:r>
-    </ns0:p>
-    <ns0:p>
-      <ns0:pPr>
-        <ns0:pStyle ns0:val="Compact"/>
-        <ns0:numPr>
-          <ns0:ilvl ns0:val="0"/>
-          <ns0:numId ns0:val="1015"/>
-        </ns0:numPr>
-      </ns0:pPr>
-      <ns0:r>
-        <ns0:rPr>
-          <ns0:b/>
-          <ns0:bCs/>
-        </ns0:rPr>
-        <ns0:t xml:space="preserve">Đọc kỹ câu hỏi và các lựa chọn:</ns0:t>
-      </ns0:r>
-      <ns0:r>
-        <ns0:t xml:space="preserve"> </ns0:t>
-      </ns0:r>
-      <ns0:r>
-        <ns0:t xml:space="preserve">Gạch chân từ khóa để xác định trọng tâm câu hỏi. Hãy cẩn thận, cả ba lựa chọn đều có thể được nhắc đến trong bài nghe nhưng chỉ có một đáp án trả lời đúng câu hỏi.</ns0:t>
-      </ns0:r>
-    </ns0:p>
-    <ns0:p>
-      <ns0:pPr>
-        <ns0:pStyle ns0:val="Compact"/>
-        <ns0:numPr>
-          <ns0:ilvl ns0:val="0"/>
-          <ns0:numId ns0:val="1015"/>
-        </ns0:numPr>
-      </ns0:pPr>
-      <ns0:r>
-        <ns0:rPr>
-          <ns0:b/>
-          <ns0:bCs/>
-        </ns0:rPr>
-        <ns0:t xml:space="preserve">Lắng nghe phần diễn đạt lại:</ns0:t>
-      </ns0:r>
-      <ns0:r>
-        <ns0:t xml:space="preserve"> </ns0:t>
-      </ns0:r>
-      <ns0:r>
-        <ns0:t xml:space="preserve">Người nói sẽ dùng từ đồng nghĩa và các cấu trúc khác để diễn đạt ý trong các lựa chọn.</ns0:t>
-      </ns0:r>
-    </ns0:p>
-    <ns0:p>
-      <ns0:pPr>
-        <ns0:pStyle ns0:val="Compact"/>
-        <ns0:numPr>
-          <ns0:ilvl ns0:val="0"/>
-          <ns0:numId ns0:val="1015"/>
-        </ns0:numPr>
-      </ns0:pPr>
-      <ns0:r>
-        <ns0:rPr>
-          <ns0:b/>
-          <ns0:bCs/>
-        </ns0:rPr>
-        <ns0:t xml:space="preserve">Xác định người nói:</ns0:t>
-      </ns0:r>
-      <ns0:r>
-        <ns0:t xml:space="preserve"> </ns0:t>
-      </ns0:r>
-      <ns0:r>
-        <ns0:t xml:space="preserve">Chú ý xem ai là người đưa ra quan điểm hoặc thông tin trả lời cho câu hỏi.</ns0:t>
-      </ns0:r>
-    </ns0:p>
-    <ns0:p>
-      <ns0:pPr>
-        <ns0:pStyle ns0:val="CDStep"/>
-      </ns0:pPr>
-      <ns0:r>
-        <ns0:rPr>
-          <ns0:b/>
-          <ns0:bCs/>
-        </ns0:rPr>
-        <ns0:t xml:space="preserve">Đối với Flow chart (câu 25 – 30)</ns0:t>
-      </ns0:r>
-    </ns0:p>
-    <ns0:p>
-      <ns0:pPr>
-        <ns0:pStyle ns0:val="CDStep"/>
-      </ns0:pPr>
-      <ns0:r>
-        <ns0:t xml:space="preserve">Bài sẽ được nói theo thứ tự mũi tên từ trên xuống dưới, yêu cầu theo sát thứ tự các bước thực hiện nghiên cứu.</ns0:t>
-      </ns0:r>
-    </ns0:p>
-    <ns0:p>
-      <ns0:pPr>
-        <ns0:pStyle ns0:val="Compact"/>
-        <ns0:numPr>
-          <ns0:ilvl ns0:val="0"/>
-          <ns0:numId ns0:val="1016"/>
-        </ns0:numPr>
-      </ns0:pPr>
-      <ns0:r>
-        <ns0:rPr>
-          <ns0:b/>
-          <ns0:bCs/>
-        </ns0:rPr>
-        <ns0:t xml:space="preserve">Xác định loại từ cần điền:</ns0:t>
-      </ns0:r>
-      <ns0:r>
-        <ns0:t xml:space="preserve"> </ns0:t>
-      </ns0:r>
-      <ns0:r>
-        <ns0:t xml:space="preserve">Với yêu cầu</ns0:t>
-      </ns0:r>
-      <ns0:r>
-        <ns0:t xml:space="preserve"> </ns0:t>
-      </ns0:r>
-      <ns0:r>
-        <ns0:rPr>
-          <ns0:b/>
-          <ns0:bCs/>
-        </ns0:rPr>
-        <ns0:t xml:space="preserve">ONE WORD ONLY</ns0:t>
-      </ns0:r>
-      <ns0:r>
-        <ns0:t xml:space="preserve">, hãy dự đoán loại từ:</ns0:t>
+        <ns0:t xml:space="preserve">chỉ sản phẩm của việc phân tích dữ liệu (ví dụ: graph, chart, table...).</ns0:t>
       </ns0:r>
     </ns0:p>
     <ns0:p>
@@ -2536,20 +2793,13 @@
           <ns0:b/>
           <ns0:bCs/>
         </ns0:rPr>
-        <ns0:t xml:space="preserve">25:</ns0:t>
+        <ns0:t xml:space="preserve">30:</ns0:t>
       </ns0:r>
       <ns0:r>
         <ns0:t xml:space="preserve"> </ns0:t>
       </ns0:r>
       <ns0:r>
-        <ns0:rPr>
-          <ns0:i/>
-          <ns0:iCs/>
-        </ns0:rPr>
-        <ns0:t xml:space="preserve">...department</ns0:t>
-      </ns0:r>
-      <ns0:r>
-        <ns0:t xml:space="preserve">. Cần một</ns0:t>
+        <ns0:t xml:space="preserve">Một</ns0:t>
       </ns0:r>
       <ns0:r>
         <ns0:t xml:space="preserve"> </ns0:t>
@@ -2559,235 +2809,17 @@
           <ns0:b/>
           <ns0:bCs/>
         </ns0:rPr>
-        <ns0:t xml:space="preserve">Danh từ</ns0:t>
+        <ns0:t xml:space="preserve">Động từ</ns0:t>
       </ns0:r>
       <ns0:r>
         <ns0:t xml:space="preserve"> </ns0:t>
       </ns0:r>
       <ns0:r>
-        <ns0:t xml:space="preserve">chỉ tên khoa/ngành học (ví dụ: Psychology, History...).</ns0:t>
-      </ns0:r>
-    </ns0:p>
-    <ns0:p>
-      <ns0:pPr>
-        <ns0:pStyle ns0:val="Compact"/>
-        <ns0:numPr>
-          <ns0:ilvl ns0:val="1"/>
-          <ns0:numId ns0:val="1017"/>
-        </ns0:numPr>
-      </ns0:pPr>
-      <ns0:r>
-        <ns0:rPr>
-          <ns0:b/>
-          <ns0:bCs/>
-        </ns0:rPr>
-        <ns0:t xml:space="preserve">26:</ns0:t>
-      </ns0:r>
-      <ns0:r>
-        <ns0:t xml:space="preserve"> </ns0:t>
-      </ns0:r>
-      <ns0:r>
-        <ns0:rPr>
-          <ns0:i/>
-          <ns0:iCs/>
-        </ns0:rPr>
-        <ns0:t xml:space="preserve">Answers on...</ns0:t>
-      </ns0:r>
-      <ns0:r>
-        <ns0:t xml:space="preserve">. Cần một</ns0:t>
-      </ns0:r>
-      <ns0:r>
-        <ns0:t xml:space="preserve"> </ns0:t>
-      </ns0:r>
-      <ns0:r>
-        <ns0:rPr>
-          <ns0:b/>
-          <ns0:bCs/>
-        </ns0:rPr>
-        <ns0:t xml:space="preserve">Danh từ</ns0:t>
-      </ns0:r>
-      <ns0:r>
-        <ns0:t xml:space="preserve"> </ns0:t>
-      </ns0:r>
-      <ns0:r>
-        <ns0:t xml:space="preserve">chỉ vật chứa câu trả lời (ví dụ: paper, app, screen...).</ns0:t>
-      </ns0:r>
-    </ns0:p>
-    <ns0:p>
-      <ns0:pPr>
-        <ns0:pStyle ns0:val="Compact"/>
-        <ns0:numPr>
-          <ns0:ilvl ns0:val="1"/>
-          <ns0:numId ns0:val="1017"/>
-        </ns0:numPr>
-      </ns0:pPr>
-      <ns0:r>
-        <ns0:rPr>
-          <ns0:b/>
-          <ns0:bCs/>
-        </ns0:rPr>
-        <ns0:t xml:space="preserve">27:</ns0:t>
-      </ns0:r>
-      <ns0:r>
-        <ns0:t xml:space="preserve"> </ns0:t>
-      </ns0:r>
-      <ns0:r>
-        <ns0:rPr>
-          <ns0:i/>
-          <ns0:iCs/>
-        </ns0:rPr>
-        <ns0:t xml:space="preserve">Working with...</ns0:t>
-      </ns0:r>
-      <ns0:r>
-        <ns0:t xml:space="preserve">. Cần một</ns0:t>
-      </ns0:r>
-      <ns0:r>
-        <ns0:t xml:space="preserve"> </ns0:t>
-      </ns0:r>
-      <ns0:r>
-        <ns0:rPr>
-          <ns0:b/>
-          <ns0:bCs/>
-        </ns0:rPr>
-        <ns0:t xml:space="preserve">Danh từ</ns0:t>
-      </ns0:r>
-      <ns0:r>
-        <ns0:t xml:space="preserve"> </ns0:t>
-      </ns0:r>
-      <ns0:r>
-        <ns0:t xml:space="preserve">(thường là người hoặc nhóm đối tượng nhạy cảm).</ns0:t>
-      </ns0:r>
-    </ns0:p>
-    <ns0:p>
-      <ns0:pPr>
-        <ns0:pStyle ns0:val="Compact"/>
-        <ns0:numPr>
-          <ns0:ilvl ns0:val="1"/>
-          <ns0:numId ns0:val="1017"/>
-        </ns0:numPr>
-      </ns0:pPr>
-      <ns0:r>
-        <ns0:rPr>
-          <ns0:b/>
-          <ns0:bCs/>
-        </ns0:rPr>
-        <ns0:t xml:space="preserve">28:</ns0:t>
-      </ns0:r>
-      <ns0:r>
-        <ns0:t xml:space="preserve"> </ns0:t>
-      </ns0:r>
-      <ns0:r>
-        <ns0:rPr>
-          <ns0:i/>
-          <ns0:iCs/>
-        </ns0:rPr>
-        <ns0:t xml:space="preserve">...is kept to a minimum</ns0:t>
-      </ns0:r>
-      <ns0:r>
-        <ns0:t xml:space="preserve">. Cần một</ns0:t>
-      </ns0:r>
-      <ns0:r>
-        <ns0:t xml:space="preserve"> </ns0:t>
-      </ns0:r>
-      <ns0:r>
-        <ns0:rPr>
-          <ns0:b/>
-          <ns0:bCs/>
-        </ns0:rPr>
-        <ns0:t xml:space="preserve">Danh từ</ns0:t>
-      </ns0:r>
-      <ns0:r>
-        <ns0:t xml:space="preserve"> </ns0:t>
-      </ns0:r>
-      <ns0:r>
-        <ns0:t xml:space="preserve">(thường mang nghĩa tiêu cực cần giảm thiểu như noise, stress, risk...).</ns0:t>
-      </ns0:r>
-    </ns0:p>
-    <ns0:p>
-      <ns0:pPr>
-        <ns0:pStyle ns0:val="Compact"/>
-        <ns0:numPr>
-          <ns0:ilvl ns0:val="1"/>
-          <ns0:numId ns0:val="1017"/>
-        </ns0:numPr>
-      </ns0:pPr>
-      <ns0:r>
-        <ns0:rPr>
-          <ns0:b/>
-          <ns0:bCs/>
-        </ns0:rPr>
-        <ns0:t xml:space="preserve">29:</ns0:t>
-      </ns0:r>
-      <ns0:r>
-        <ns0:t xml:space="preserve"> </ns0:t>
-      </ns0:r>
-      <ns0:r>
-        <ns0:rPr>
-          <ns0:i/>
-          <ns0:iCs/>
-        </ns0:rPr>
-        <ns0:t xml:space="preserve">Make a...</ns0:t>
-      </ns0:r>
-      <ns0:r>
-        <ns0:t xml:space="preserve">. Cần một</ns0:t>
-      </ns0:r>
-      <ns0:r>
-        <ns0:t xml:space="preserve"> </ns0:t>
-      </ns0:r>
-      <ns0:r>
-        <ns0:rPr>
-          <ns0:b/>
-          <ns0:bCs/>
-        </ns0:rPr>
-        <ns0:t xml:space="preserve">Danh từ</ns0:t>
-      </ns0:r>
-      <ns0:r>
-        <ns0:t xml:space="preserve"> </ns0:t>
-      </ns0:r>
-      <ns0:r>
-        <ns0:t xml:space="preserve">chỉ sản phẩm của việc phân tích dữ liệu (ví dụ: graph, chart, table...).</ns0:t>
-      </ns0:r>
-    </ns0:p>
-    <ns0:p>
-      <ns0:pPr>
-        <ns0:pStyle ns0:val="Compact"/>
-        <ns0:numPr>
-          <ns0:ilvl ns0:val="1"/>
-          <ns0:numId ns0:val="1017"/>
-        </ns0:numPr>
-      </ns0:pPr>
-      <ns0:r>
-        <ns0:rPr>
-          <ns0:b/>
-          <ns0:bCs/>
-        </ns0:rPr>
-        <ns0:t xml:space="preserve">30:</ns0:t>
-      </ns0:r>
-      <ns0:r>
-        <ns0:t xml:space="preserve"> </ns0:t>
-      </ns0:r>
-      <ns0:r>
-        <ns0:t xml:space="preserve">Một</ns0:t>
-      </ns0:r>
-      <ns0:r>
-        <ns0:t xml:space="preserve"> </ns0:t>
-      </ns0:r>
-      <ns0:r>
-        <ns0:rPr>
-          <ns0:b/>
-          <ns0:bCs/>
-        </ns0:rPr>
-        <ns0:t xml:space="preserve">Động từ</ns0:t>
-      </ns0:r>
-      <ns0:r>
-        <ns0:t xml:space="preserve"> </ns0:t>
-      </ns0:r>
-      <ns0:r>
         <ns0:t xml:space="preserve">ở dạng nguyên thể (vì đứng đầu bước cuối cùng) - nghĩa là "hoàn thiện" hoặc "nộp" bài nghiên cứu.</ns0:t>
       </ns0:r>
     </ns0:p>
-    <ns0:bookmarkEnd ns0:id="29"/>
-    <ns0:bookmarkStart ns0:id="30" ns0:name="phân-tích-chi-tiết-từng-câu-hỏi-1"/>
+    <ns0:bookmarkEnd ns0:id="30"/>
+    <ns0:bookmarkStart ns0:id="31" ns0:name="phân-tích-chi-tiết-từng-câu-hỏi-1"/>
     <ns0:p>
       <ns0:pPr>
         <ns0:pStyle ns0:val="Heading3"/>
@@ -3556,9 +3588,9 @@
         <ns0:t xml:space="preserve">Đáp án: evaluate</ns0:t>
       </ns0:r>
     </ns0:p>
-    <ns0:bookmarkEnd ns0:id="30"/>
     <ns0:bookmarkEnd ns0:id="31"/>
-    <ns0:bookmarkStart ns0:id="34" ns0:name="phần-3-lời-giải-answer-key"/>
+    <ns0:bookmarkEnd ns0:id="32"/>
+    <ns0:bookmarkStart ns0:id="35" ns0:name="phần-3-lời-giải-answer-key"/>
     <ns0:p>
       <ns0:pPr>
         <ns0:pStyle ns0:val="Heading2"/>
@@ -3567,7 +3599,7 @@
         <ns0:t xml:space="preserve">Phần 3: Lời giải – Answer Key</ns0:t>
       </ns0:r>
     </ns0:p>
-    <ns0:bookmarkStart ns0:id="32" ns0:name="section-2"/>
+    <ns0:bookmarkStart ns0:id="33" ns0:name="section-2"/>
     <ns0:p>
       <ns0:pPr>
         <ns0:pStyle ns0:val="Heading3"/>
@@ -3656,8 +3688,8 @@
         <ns0:t xml:space="preserve">20 D</ns0:t>
       </ns0:r>
     </ns0:p>
-    <ns0:bookmarkEnd ns0:id="32"/>
-    <ns0:bookmarkStart ns0:id="33" ns0:name="section-3"/>
+    <ns0:bookmarkEnd ns0:id="33"/>
+    <ns0:bookmarkStart ns0:id="34" ns0:name="section-3"/>
     <ns0:p>
       <ns0:pPr>
         <ns0:pStyle ns0:val="Heading3"/>
@@ -3746,9 +3778,9 @@
         <ns0:t xml:space="preserve">30   evaluate</ns0:t>
       </ns0:r>
     </ns0:p>
-    <ns0:bookmarkEnd ns0:id="33"/>
     <ns0:bookmarkEnd ns0:id="34"/>
-    <ns0:bookmarkStart ns0:id="36" ns0:name="phần-4-lời-băng-transcript"/>
+    <ns0:bookmarkEnd ns0:id="35"/>
+    <ns0:bookmarkStart ns0:id="37" ns0:name="phần-4-lời-băng-transcript"/>
     <ns0:p>
       <ns0:pPr>
         <ns0:pStyle ns0:val="Heading2"/>
@@ -5088,7 +5120,7 @@
         </ns0:tc>
       </ns0:tr>
     </ns0:tbl>
-    <ns0:bookmarkStart ns0:id="35" ns0:name="từ-vựng"/>
+    <ns0:bookmarkStart ns0:id="36" ns0:name="từ-vựng"/>
     <ns0:p>
       <ns0:pPr>
         <ns0:pStyle ns0:val="Heading2"/>
@@ -6256,7 +6288,6 @@
         </ns0:tc>
       </ns0:tr>
     </ns0:tbl>
-    <ns0:bookmarkEnd ns0:id="35"/>
     <ns0:bookmarkEnd ns0:id="36"/>
     <ns0:bookmarkEnd ns0:id="37"/>
     <ns0:sectPr>
